--- a/Documents/Predicting Formula 1 Race Outcomes - JQAS Submission.docx
+++ b/Documents/Predicting Formula 1 Race Outcomes - JQAS Submission.docx
@@ -183,7 +183,15 @@
       </w:r>
       <w:proofErr w:type="spellEnd"/>
       <w:r>
-        <w:t xml:space="preserve"> analysis is conducted at the season level. In contrast, our model evaluates driver and constructor ratings at a race-level granularity. This finer level of detail allows for a more responsive assessment of driver and constructor performance.</w:t>
+        <w:t xml:space="preserve"> analysis is conducted at the </w:t>
+      </w:r>
+      <w:proofErr w:type="gramStart"/>
+      <w:r>
+        <w:t>season</w:t>
+      </w:r>
+      <w:proofErr w:type="gramEnd"/>
+      <w:r>
+        <w:t xml:space="preserve"> level. In contrast, our model evaluates driver and constructor ratings at a race-level granularity. This finer level of detail allows for a more responsive assessment of driver and constructor performance.</w:t>
       </w:r>
     </w:p>
     <w:p>
@@ -268,15 +276,31 @@
         <w:spacing w:after="120" w:line="480" w:lineRule="auto"/>
       </w:pPr>
       <w:r>
-        <w:t>The features used in the model are binary indicators for the parent constructor and driver at the race level. The term "parent constructor" refers to constructors that have undergone name changes but remain the same underlying entity. For example, Toro Rosso, Alpha Tauri, and RB are considered the same constructor in this analysis.</w:t>
-      </w:r>
-    </w:p>
-    <w:p>
-      <w:pPr>
-        <w:spacing w:after="120" w:line="480" w:lineRule="auto"/>
-      </w:pPr>
-      <w:r>
-        <w:t>The response variable is the rank finish of the driver-constructor pair in a given race. Points-scoring positions (ranks 1 to 10) are weighted equally, as drivers are expected to compete equally for these positions. Positions beyond 10 are weighted on a linear decay until the last position, reflecting the expectation that the effort expended for lower places is probably less than that for the top places (Henderson, 2021).</w:t>
+        <w:t xml:space="preserve">The features used in the model are binary indicators for the parent constructor and driver at the race level. The term "parent constructor" refers to constructors that have undergone name changes but remain the same underlying entity. For example, Toro Rosso, Alpha Tauri, and RB are considered the same </w:t>
+      </w:r>
+      <w:proofErr w:type="gramStart"/>
+      <w:r>
+        <w:t>constructor</w:t>
+      </w:r>
+      <w:proofErr w:type="gramEnd"/>
+      <w:r>
+        <w:t xml:space="preserve"> in this analysis.</w:t>
+      </w:r>
+    </w:p>
+    <w:p>
+      <w:pPr>
+        <w:spacing w:after="120" w:line="480" w:lineRule="auto"/>
+      </w:pPr>
+      <w:r>
+        <w:t xml:space="preserve">The response variable is the rank finish of the driver-constructor pair </w:t>
+      </w:r>
+      <w:proofErr w:type="gramStart"/>
+      <w:r>
+        <w:t>in a given</w:t>
+      </w:r>
+      <w:proofErr w:type="gramEnd"/>
+      <w:r>
+        <w:t xml:space="preserve"> race. Points-scoring positions (ranks 1 to 10) are weighted equally, as drivers are expected to compete equally for these positions. Positions beyond 10 are weighted on a linear decay until the last position, reflecting the expectation that the effort expended for lower places is probably less than that for the top places (Henderson, 2021).</w:t>
       </w:r>
       <w:r>
         <w:t xml:space="preserve"> The </w:t>
@@ -622,7 +646,15 @@
       </w:r>
       <w:bookmarkStart w:id="4" w:name="_Toc172557728"/>
       <w:r>
-        <w:t>Linear Model With Ridge Regression</w:t>
+        <w:t xml:space="preserve">Linear Model </w:t>
+      </w:r>
+      <w:proofErr w:type="gramStart"/>
+      <w:r>
+        <w:t>With</w:t>
+      </w:r>
+      <w:proofErr w:type="gramEnd"/>
+      <w:r>
+        <w:t xml:space="preserve"> Ridge Regression</w:t>
       </w:r>
       <w:bookmarkEnd w:id="4"/>
     </w:p>
@@ -739,6 +771,7 @@
           <m:t>β</m:t>
         </m:r>
       </m:oMath>
+      <w:proofErr w:type="gramStart"/>
       <w:r>
         <w:rPr>
           <w:rFonts w:ascii="Cambria Math" w:eastAsiaTheme="minorEastAsia" w:hAnsi="Cambria Math"/>
@@ -753,7 +786,16 @@
           <w:i/>
           <w:iCs/>
         </w:rPr>
-        <w:t>Matrix of individual driver and constructor coefficients</w:t>
+        <w:t>Matrix</w:t>
+      </w:r>
+      <w:proofErr w:type="gramEnd"/>
+      <w:r>
+        <w:rPr>
+          <w:rFonts w:ascii="Cambria Math" w:eastAsiaTheme="minorEastAsia" w:hAnsi="Cambria Math"/>
+          <w:i/>
+          <w:iCs/>
+        </w:rPr>
+        <w:t xml:space="preserve"> of individual driver and constructor coefficients</w:t>
       </w:r>
     </w:p>
     <w:p>
@@ -3257,14 +3299,31 @@
           <w:szCs w:val="22"/>
           <w:vertAlign w:val="subscript"/>
         </w:rPr>
-        <w:t xml:space="preserve">2016, Round 5 </w:t>
-      </w:r>
+        <w:t xml:space="preserve">2016, Round </w:t>
+      </w:r>
+      <w:proofErr w:type="gramStart"/>
       <w:r>
         <w:rPr>
           <w:sz w:val="22"/>
           <w:szCs w:val="22"/>
-        </w:rPr>
-        <w:t xml:space="preserve">) predicts the outcomes for the 2016 Monaco Grand Prix (2016 season, round 6). The predictions from the model are linearly ranked and used as </w:t>
+          <w:vertAlign w:val="subscript"/>
+        </w:rPr>
+        <w:t xml:space="preserve">5 </w:t>
+      </w:r>
+      <w:r>
+        <w:rPr>
+          <w:sz w:val="22"/>
+          <w:szCs w:val="22"/>
+        </w:rPr>
+        <w:t>)</w:t>
+      </w:r>
+      <w:proofErr w:type="gramEnd"/>
+      <w:r>
+        <w:rPr>
+          <w:sz w:val="22"/>
+          <w:szCs w:val="22"/>
+        </w:rPr>
+        <w:t xml:space="preserve"> predicts the outcomes for the 2016 Monaco Grand Prix (2016 season, round 6). The predictions from the model are linearly ranked and used as </w:t>
       </w:r>
       <w:proofErr w:type="spellStart"/>
       <w:r>
@@ -4465,7 +4524,27 @@
           <w:sz w:val="20"/>
           <w:szCs w:val="20"/>
         </w:rPr>
-        <w:t>the Kendall’s Tau between constructors-only predictions  and drivers-only predictions</w:t>
+        <w:t xml:space="preserve">the Kendall’s Tau between constructors-only </w:t>
+      </w:r>
+      <w:proofErr w:type="gramStart"/>
+      <w:r>
+        <w:rPr>
+          <w:rFonts w:eastAsiaTheme="minorEastAsia"/>
+          <w:iCs/>
+          <w:sz w:val="20"/>
+          <w:szCs w:val="20"/>
+        </w:rPr>
+        <w:t>predictions  and</w:t>
+      </w:r>
+      <w:proofErr w:type="gramEnd"/>
+      <w:r>
+        <w:rPr>
+          <w:rFonts w:eastAsiaTheme="minorEastAsia"/>
+          <w:iCs/>
+          <w:sz w:val="20"/>
+          <w:szCs w:val="20"/>
+        </w:rPr>
+        <w:t xml:space="preserve"> drivers-only predictions</w:t>
       </w:r>
     </w:p>
     <w:p>
@@ -4485,10 +4564,18 @@
         <w:t>From there, we</w:t>
       </w:r>
       <w:r>
-        <w:t xml:space="preserve"> are</w:t>
-      </w:r>
-      <w:r>
-        <w:t xml:space="preserve"> able to describe the proportion variance explained by drivers versus constructors.</w:t>
+        <w:t xml:space="preserve"> </w:t>
+      </w:r>
+      <w:proofErr w:type="gramStart"/>
+      <w:r>
+        <w:t>are</w:t>
+      </w:r>
+      <w:r>
+        <w:t xml:space="preserve"> able to</w:t>
+      </w:r>
+      <w:proofErr w:type="gramEnd"/>
+      <w:r>
+        <w:t xml:space="preserve"> describe the proportion variance explained by drivers versus constructors.</w:t>
       </w:r>
     </w:p>
     <w:p>
@@ -6170,15 +6257,27 @@
         <w:spacing w:after="120" w:line="480" w:lineRule="auto"/>
       </w:pPr>
       <w:r>
-        <w:t>While coefficients are useful for intra-team driver and constructor comparisons, similar conclusions can often be drawn from Formula 1 point totals. The back-and-forth between Verstappen and Ricciardo is evident in their point totals for the 2016-2018 seasons. Mercedes' dominance over Red Bull is also clear from their point totals relative to other constructors.</w:t>
-      </w:r>
-    </w:p>
-    <w:p>
-      <w:pPr>
-        <w:spacing w:after="120" w:line="480" w:lineRule="auto"/>
-      </w:pPr>
-      <w:r>
-        <w:t>The unique insight provided by the ridge regression model lies in inter-team driver comparisons. This is illustrated with Max Verstappen, Lewis Hamilton, and Valtteri Bottas. Hamilton and Bottas finished 1st and 2nd</w:t>
+        <w:t xml:space="preserve">While coefficients are useful for intra-team driver and constructor comparisons, similar conclusions can often be drawn from Formula </w:t>
+      </w:r>
+      <w:proofErr w:type="gramStart"/>
+      <w:r>
+        <w:t>1 point</w:t>
+      </w:r>
+      <w:proofErr w:type="gramEnd"/>
+      <w:r>
+        <w:t xml:space="preserve"> totals. The back-and-forth between Verstappen and Ricciardo is evident in their point totals for the 2016-2018 seasons. Mercedes' dominance over Red Bull is also clear from their point totals relative to other constructors.</w:t>
+      </w:r>
+    </w:p>
+    <w:p>
+      <w:pPr>
+        <w:spacing w:after="120" w:line="480" w:lineRule="auto"/>
+      </w:pPr>
+      <w:r>
+        <w:t>The unique insight provided by the ridge regression model lies in inter-team driver comparisons. This is illustrated with Max Verstappen, Lewis Hamilton, and Valtteri Bottas. Hamilton and Bottas finished 1st and 2</w:t>
+      </w:r>
+      <w:proofErr w:type="gramStart"/>
+      <w:r>
+        <w:t>nd</w:t>
       </w:r>
       <w:r>
         <w:t>,</w:t>
@@ -6186,6 +6285,7 @@
       <w:r>
         <w:t>respectively</w:t>
       </w:r>
+      <w:proofErr w:type="gramEnd"/>
       <w:r>
         <w:t>,</w:t>
       </w:r>
@@ -6266,11 +6366,16 @@
         <w:t xml:space="preserve">along with </w:t>
       </w:r>
       <w:r>
-        <w:t xml:space="preserve">model metrics for qualification and logistic regression models, highlights the significant impact of constructors on driver finishing positions. The logistic model, in particular, </w:t>
+        <w:t>model metrics for qualification and logistic regression models, highlights the significant impact of constructors on driver finishing positions. The logistic model</w:t>
+      </w:r>
+      <w:proofErr w:type="gramStart"/>
+      <w:r>
+        <w:t xml:space="preserve">, in particular, </w:t>
       </w:r>
       <w:r>
         <w:t>highlights</w:t>
       </w:r>
+      <w:proofErr w:type="gramEnd"/>
       <w:r>
         <w:t xml:space="preserve"> the crucial role of constructors in determining cohort placements. Conversely, the qualification models emphasize the relative importance of drivers, suggesting potential value in incorporating qualification-informed models.</w:t>
       </w:r>
@@ -6398,7 +6503,15 @@
         <w:t xml:space="preserve"> </w:t>
       </w:r>
       <w:r>
-        <w:t xml:space="preserve">we are able to capture point-time ratings for constructor/driver combinations </w:t>
+        <w:t xml:space="preserve">we </w:t>
+      </w:r>
+      <w:proofErr w:type="gramStart"/>
+      <w:r>
+        <w:t>are able to</w:t>
+      </w:r>
+      <w:proofErr w:type="gramEnd"/>
+      <w:r>
+        <w:t xml:space="preserve"> capture point-time ratings for constructor/driver combinations </w:t>
       </w:r>
       <w:r>
         <w:t xml:space="preserve">to predict race outcomes as </w:t>
@@ -6571,7 +6684,15 @@
         <w:spacing w:after="120" w:line="480" w:lineRule="auto"/>
       </w:pPr>
       <w:r>
-        <w:t>Jacoby, W.G., 2000. Loess:: a nonparametric, graphical tool for depicting relationships between variables. Electoral studies, 19(4), pp.577-613.</w:t>
+        <w:t xml:space="preserve">Jacoby, W.G., 2000. </w:t>
+      </w:r>
+      <w:proofErr w:type="gramStart"/>
+      <w:r>
+        <w:t>Loess::</w:t>
+      </w:r>
+      <w:proofErr w:type="gramEnd"/>
+      <w:r>
+        <w:t xml:space="preserve"> a nonparametric, graphical tool for depicting relationships between variables. Electoral studies, 19(4), pp.577-613.</w:t>
       </w:r>
     </w:p>
     <w:p>
@@ -6747,7 +6868,15 @@
         <w:t>better than the other categories.</w:t>
       </w:r>
       <w:r>
-        <w:t xml:space="preserve"> The lower error amongst that cohort can potentially by explained by the nature of the constructors new drivers go to. New drivers are </w:t>
+        <w:t xml:space="preserve"> The lower error amongst that cohort can potentially by explained by the nature of the </w:t>
+      </w:r>
+      <w:proofErr w:type="gramStart"/>
+      <w:r>
+        <w:t>constructors</w:t>
+      </w:r>
+      <w:proofErr w:type="gramEnd"/>
+      <w:r>
+        <w:t xml:space="preserve"> new drivers go to. New drivers are </w:t>
       </w:r>
       <w:r>
         <w:t xml:space="preserve">often going to </w:t>

--- a/Documents/Predicting Formula 1 Race Outcomes - JQAS Submission.docx
+++ b/Documents/Predicting Formula 1 Race Outcomes - JQAS Submission.docx
@@ -2,6 +2,2209 @@
 <file path=word/document.xml><?xml version="1.0" encoding="utf-8"?>
 <w:document xmlns:wpc="http://schemas.microsoft.com/office/word/2010/wordprocessingCanvas" xmlns:cx="http://schemas.microsoft.com/office/drawing/2014/chartex" xmlns:cx1="http://schemas.microsoft.com/office/drawing/2015/9/8/chartex" xmlns:cx2="http://schemas.microsoft.com/office/drawing/2015/10/21/chartex" xmlns:cx3="http://schemas.microsoft.com/office/drawing/2016/5/9/chartex" xmlns:cx4="http://schemas.microsoft.com/office/drawing/2016/5/10/chartex" xmlns:cx5="http://schemas.microsoft.com/office/drawing/2016/5/11/chartex" xmlns:cx6="http://schemas.microsoft.com/office/drawing/2016/5/12/chartex" xmlns:cx7="http://schemas.microsoft.com/office/drawing/2016/5/13/chartex" xmlns:cx8="http://schemas.microsoft.com/office/drawing/2016/5/14/chartex" xmlns:mc="http://schemas.openxmlformats.org/markup-compatibility/2006" xmlns:aink="http://schemas.microsoft.com/office/drawing/2016/ink" xmlns:am3d="http://schemas.microsoft.com/office/drawing/2017/model3d" xmlns:o="urn:schemas-microsoft-com:office:office" xmlns:oel="http://schemas.microsoft.com/office/2019/extlst" xmlns:r="http://schemas.openxmlformats.org/officeDocument/2006/relationships" xmlns:m="http://schemas.openxmlformats.org/officeDocument/2006/math" xmlns:v="urn:schemas-microsoft-com:vml" xmlns:wp14="http://schemas.microsoft.com/office/word/2010/wordprocessingDrawing" xmlns:wp="http://schemas.openxmlformats.org/drawingml/2006/wordprocessingDrawing" xmlns:w10="urn:schemas-microsoft-com:office:word" xmlns:w="http://schemas.openxmlformats.org/wordprocessingml/2006/main" xmlns:w14="http://schemas.microsoft.com/office/word/2010/wordml" xmlns:w15="http://schemas.microsoft.com/office/word/2012/wordml" xmlns:w16cex="http://schemas.microsoft.com/office/word/2018/wordml/cex" xmlns:w16cid="http://schemas.microsoft.com/office/word/2016/wordml/cid" xmlns:w16="http://schemas.microsoft.com/office/word/2018/wordml" xmlns:w16du="http://schemas.microsoft.com/office/word/2023/wordml/word16du" xmlns:w16sdtdh="http://schemas.microsoft.com/office/word/2020/wordml/sdtdatahash" xmlns:w16se="http://schemas.microsoft.com/office/word/2015/wordml/symex" xmlns:wpg="http://schemas.microsoft.com/office/word/2010/wordprocessingGroup" xmlns:wpi="http://schemas.microsoft.com/office/word/2010/wordprocessingInk" xmlns:wne="http://schemas.microsoft.com/office/word/2006/wordml" xmlns:wps="http://schemas.microsoft.com/office/word/2010/wordprocessingShape" mc:Ignorable="w14 w15 w16se w16cid w16 w16cex w16sdtdh w16du wp14">
   <w:body>
+    <w:p>
+      <w:pPr>
+        <w:pStyle w:val="Heading1"/>
+        <w:jc w:val="center"/>
+      </w:pPr>
+      <w:r>
+        <w:t xml:space="preserve"> </w:t>
+      </w:r>
+      <w:bookmarkStart w:id="0" w:name="_Toc172717656"/>
+      <w:r>
+        <w:t xml:space="preserve">Predicting Formula 1 Race Outcomes: </w:t>
+      </w:r>
+      <w:r>
+        <w:t>Decomposing the</w:t>
+      </w:r>
+      <w:r>
+        <w:t xml:space="preserve"> Roles of Drivers and Constructors </w:t>
+      </w:r>
+      <w:r>
+        <w:t>through Linear Modeling</w:t>
+      </w:r>
+      <w:bookmarkEnd w:id="0"/>
+    </w:p>
+    <w:p>
+      <w:pPr>
+        <w:jc w:val="center"/>
+      </w:pPr>
+      <w:r>
+        <w:t>Author Name</w:t>
+      </w:r>
+    </w:p>
+    <w:sdt>
+      <w:sdtPr>
+        <w:id w:val="1286004688"/>
+        <w:docPartObj>
+          <w:docPartGallery w:val="Table of Contents"/>
+          <w:docPartUnique/>
+        </w:docPartObj>
+      </w:sdtPr>
+      <w:sdtEndPr>
+        <w:rPr>
+          <w:b/>
+          <w:bCs/>
+          <w:noProof/>
+        </w:rPr>
+      </w:sdtEndPr>
+      <w:sdtContent>
+        <w:p>
+          <w:pPr>
+            <w:pStyle w:val="TOC1"/>
+            <w:tabs>
+              <w:tab w:val="right" w:leader="dot" w:pos="9350"/>
+            </w:tabs>
+            <w:rPr>
+              <w:rFonts w:asciiTheme="minorHAnsi" w:eastAsiaTheme="minorEastAsia" w:hAnsiTheme="minorHAnsi" w:cstheme="minorBidi"/>
+              <w:noProof/>
+              <w:sz w:val="24"/>
+              <w:szCs w:val="24"/>
+            </w:rPr>
+          </w:pPr>
+          <w:r>
+            <w:fldChar w:fldCharType="begin"/>
+          </w:r>
+          <w:r>
+            <w:instrText xml:space="preserve"> TOC \o "1-3" \h \z \u </w:instrText>
+          </w:r>
+          <w:r>
+            <w:fldChar w:fldCharType="separate"/>
+          </w:r>
+          <w:hyperlink w:anchor="_Toc172717656" w:history="1">
+            <w:r>
+              <w:rPr>
+                <w:rStyle w:val="Hyperlink"/>
+                <w:noProof/>
+              </w:rPr>
+              <w:t>Predicting Formula 1 Race Outcomes: Decomposing the Roles of Drivers and Constructors through Linear Modeling</w:t>
+            </w:r>
+            <w:r>
+              <w:rPr>
+                <w:noProof/>
+                <w:webHidden/>
+              </w:rPr>
+              <w:tab/>
+            </w:r>
+            <w:r>
+              <w:rPr>
+                <w:noProof/>
+                <w:webHidden/>
+              </w:rPr>
+              <w:fldChar w:fldCharType="begin"/>
+            </w:r>
+            <w:r>
+              <w:rPr>
+                <w:noProof/>
+                <w:webHidden/>
+              </w:rPr>
+              <w:instrText xml:space="preserve"> PAGEREF _Toc172717656 \h </w:instrText>
+            </w:r>
+            <w:r>
+              <w:rPr>
+                <w:noProof/>
+                <w:webHidden/>
+              </w:rPr>
+            </w:r>
+            <w:r>
+              <w:rPr>
+                <w:noProof/>
+                <w:webHidden/>
+              </w:rPr>
+              <w:fldChar w:fldCharType="separate"/>
+            </w:r>
+            <w:r>
+              <w:rPr>
+                <w:noProof/>
+                <w:webHidden/>
+              </w:rPr>
+              <w:t>1</w:t>
+            </w:r>
+            <w:r>
+              <w:rPr>
+                <w:noProof/>
+                <w:webHidden/>
+              </w:rPr>
+              <w:fldChar w:fldCharType="end"/>
+            </w:r>
+          </w:hyperlink>
+        </w:p>
+        <w:p>
+          <w:pPr>
+            <w:pStyle w:val="TOC2"/>
+            <w:tabs>
+              <w:tab w:val="right" w:leader="dot" w:pos="9350"/>
+            </w:tabs>
+            <w:rPr>
+              <w:rFonts w:asciiTheme="minorHAnsi" w:eastAsiaTheme="minorEastAsia" w:hAnsiTheme="minorHAnsi" w:cstheme="minorBidi"/>
+              <w:noProof/>
+              <w:sz w:val="24"/>
+              <w:szCs w:val="24"/>
+            </w:rPr>
+          </w:pPr>
+          <w:hyperlink w:anchor="_Toc172717657" w:history="1">
+            <w:r>
+              <w:rPr>
+                <w:rStyle w:val="Hyperlink"/>
+                <w:noProof/>
+              </w:rPr>
+              <w:t>Abstract</w:t>
+            </w:r>
+            <w:r>
+              <w:rPr>
+                <w:noProof/>
+                <w:webHidden/>
+              </w:rPr>
+              <w:tab/>
+            </w:r>
+            <w:r>
+              <w:rPr>
+                <w:noProof/>
+                <w:webHidden/>
+              </w:rPr>
+              <w:fldChar w:fldCharType="begin"/>
+            </w:r>
+            <w:r>
+              <w:rPr>
+                <w:noProof/>
+                <w:webHidden/>
+              </w:rPr>
+              <w:instrText xml:space="preserve"> PAGEREF _Toc172717657 \h </w:instrText>
+            </w:r>
+            <w:r>
+              <w:rPr>
+                <w:noProof/>
+                <w:webHidden/>
+              </w:rPr>
+            </w:r>
+            <w:r>
+              <w:rPr>
+                <w:noProof/>
+                <w:webHidden/>
+              </w:rPr>
+              <w:fldChar w:fldCharType="separate"/>
+            </w:r>
+            <w:r>
+              <w:rPr>
+                <w:noProof/>
+                <w:webHidden/>
+              </w:rPr>
+              <w:t>2</w:t>
+            </w:r>
+            <w:r>
+              <w:rPr>
+                <w:noProof/>
+                <w:webHidden/>
+              </w:rPr>
+              <w:fldChar w:fldCharType="end"/>
+            </w:r>
+          </w:hyperlink>
+        </w:p>
+        <w:p>
+          <w:pPr>
+            <w:pStyle w:val="TOC2"/>
+            <w:tabs>
+              <w:tab w:val="left" w:pos="720"/>
+              <w:tab w:val="right" w:leader="dot" w:pos="9350"/>
+            </w:tabs>
+            <w:rPr>
+              <w:rFonts w:asciiTheme="minorHAnsi" w:eastAsiaTheme="minorEastAsia" w:hAnsiTheme="minorHAnsi" w:cstheme="minorBidi"/>
+              <w:noProof/>
+              <w:sz w:val="24"/>
+              <w:szCs w:val="24"/>
+            </w:rPr>
+          </w:pPr>
+          <w:hyperlink w:anchor="_Toc172717658" w:history="1">
+            <w:r>
+              <w:rPr>
+                <w:rStyle w:val="Hyperlink"/>
+                <w:noProof/>
+              </w:rPr>
+              <w:t>1.</w:t>
+            </w:r>
+            <w:r>
+              <w:rPr>
+                <w:rFonts w:asciiTheme="minorHAnsi" w:eastAsiaTheme="minorEastAsia" w:hAnsiTheme="minorHAnsi" w:cstheme="minorBidi"/>
+                <w:noProof/>
+                <w:sz w:val="24"/>
+                <w:szCs w:val="24"/>
+              </w:rPr>
+              <w:tab/>
+            </w:r>
+            <w:r>
+              <w:rPr>
+                <w:rStyle w:val="Hyperlink"/>
+                <w:noProof/>
+              </w:rPr>
+              <w:t>Introduction</w:t>
+            </w:r>
+            <w:r>
+              <w:rPr>
+                <w:noProof/>
+                <w:webHidden/>
+              </w:rPr>
+              <w:tab/>
+            </w:r>
+            <w:r>
+              <w:rPr>
+                <w:noProof/>
+                <w:webHidden/>
+              </w:rPr>
+              <w:fldChar w:fldCharType="begin"/>
+            </w:r>
+            <w:r>
+              <w:rPr>
+                <w:noProof/>
+                <w:webHidden/>
+              </w:rPr>
+              <w:instrText xml:space="preserve"> PAGEREF _Toc172717658 \h </w:instrText>
+            </w:r>
+            <w:r>
+              <w:rPr>
+                <w:noProof/>
+                <w:webHidden/>
+              </w:rPr>
+            </w:r>
+            <w:r>
+              <w:rPr>
+                <w:noProof/>
+                <w:webHidden/>
+              </w:rPr>
+              <w:fldChar w:fldCharType="separate"/>
+            </w:r>
+            <w:r>
+              <w:rPr>
+                <w:noProof/>
+                <w:webHidden/>
+              </w:rPr>
+              <w:t>2</w:t>
+            </w:r>
+            <w:r>
+              <w:rPr>
+                <w:noProof/>
+                <w:webHidden/>
+              </w:rPr>
+              <w:fldChar w:fldCharType="end"/>
+            </w:r>
+          </w:hyperlink>
+        </w:p>
+        <w:p>
+          <w:pPr>
+            <w:pStyle w:val="TOC2"/>
+            <w:tabs>
+              <w:tab w:val="left" w:pos="720"/>
+              <w:tab w:val="right" w:leader="dot" w:pos="9350"/>
+            </w:tabs>
+            <w:rPr>
+              <w:rFonts w:asciiTheme="minorHAnsi" w:eastAsiaTheme="minorEastAsia" w:hAnsiTheme="minorHAnsi" w:cstheme="minorBidi"/>
+              <w:noProof/>
+              <w:sz w:val="24"/>
+              <w:szCs w:val="24"/>
+            </w:rPr>
+          </w:pPr>
+          <w:hyperlink w:anchor="_Toc172717659" w:history="1">
+            <w:r>
+              <w:rPr>
+                <w:rStyle w:val="Hyperlink"/>
+                <w:noProof/>
+              </w:rPr>
+              <w:t>2.</w:t>
+            </w:r>
+            <w:r>
+              <w:rPr>
+                <w:rFonts w:asciiTheme="minorHAnsi" w:eastAsiaTheme="minorEastAsia" w:hAnsiTheme="minorHAnsi" w:cstheme="minorBidi"/>
+                <w:noProof/>
+                <w:sz w:val="24"/>
+                <w:szCs w:val="24"/>
+              </w:rPr>
+              <w:tab/>
+            </w:r>
+            <w:r>
+              <w:rPr>
+                <w:rStyle w:val="Hyperlink"/>
+                <w:noProof/>
+              </w:rPr>
+              <w:t>Data Processing</w:t>
+            </w:r>
+            <w:r>
+              <w:rPr>
+                <w:noProof/>
+                <w:webHidden/>
+              </w:rPr>
+              <w:tab/>
+            </w:r>
+            <w:r>
+              <w:rPr>
+                <w:noProof/>
+                <w:webHidden/>
+              </w:rPr>
+              <w:fldChar w:fldCharType="begin"/>
+            </w:r>
+            <w:r>
+              <w:rPr>
+                <w:noProof/>
+                <w:webHidden/>
+              </w:rPr>
+              <w:instrText xml:space="preserve"> PAGEREF _Toc172717659 \h </w:instrText>
+            </w:r>
+            <w:r>
+              <w:rPr>
+                <w:noProof/>
+                <w:webHidden/>
+              </w:rPr>
+            </w:r>
+            <w:r>
+              <w:rPr>
+                <w:noProof/>
+                <w:webHidden/>
+              </w:rPr>
+              <w:fldChar w:fldCharType="separate"/>
+            </w:r>
+            <w:r>
+              <w:rPr>
+                <w:noProof/>
+                <w:webHidden/>
+              </w:rPr>
+              <w:t>3</w:t>
+            </w:r>
+            <w:r>
+              <w:rPr>
+                <w:noProof/>
+                <w:webHidden/>
+              </w:rPr>
+              <w:fldChar w:fldCharType="end"/>
+            </w:r>
+          </w:hyperlink>
+        </w:p>
+        <w:p>
+          <w:pPr>
+            <w:pStyle w:val="TOC2"/>
+            <w:tabs>
+              <w:tab w:val="left" w:pos="720"/>
+              <w:tab w:val="right" w:leader="dot" w:pos="9350"/>
+            </w:tabs>
+            <w:rPr>
+              <w:rFonts w:asciiTheme="minorHAnsi" w:eastAsiaTheme="minorEastAsia" w:hAnsiTheme="minorHAnsi" w:cstheme="minorBidi"/>
+              <w:noProof/>
+              <w:sz w:val="24"/>
+              <w:szCs w:val="24"/>
+            </w:rPr>
+          </w:pPr>
+          <w:hyperlink w:anchor="_Toc172717660" w:history="1">
+            <w:r>
+              <w:rPr>
+                <w:rStyle w:val="Hyperlink"/>
+                <w:noProof/>
+              </w:rPr>
+              <w:t>3.</w:t>
+            </w:r>
+            <w:r>
+              <w:rPr>
+                <w:rFonts w:asciiTheme="minorHAnsi" w:eastAsiaTheme="minorEastAsia" w:hAnsiTheme="minorHAnsi" w:cstheme="minorBidi"/>
+                <w:noProof/>
+                <w:sz w:val="24"/>
+                <w:szCs w:val="24"/>
+              </w:rPr>
+              <w:tab/>
+            </w:r>
+            <w:r>
+              <w:rPr>
+                <w:rStyle w:val="Hyperlink"/>
+                <w:noProof/>
+              </w:rPr>
+              <w:t>Methods</w:t>
+            </w:r>
+            <w:r>
+              <w:rPr>
+                <w:noProof/>
+                <w:webHidden/>
+              </w:rPr>
+              <w:tab/>
+            </w:r>
+            <w:r>
+              <w:rPr>
+                <w:noProof/>
+                <w:webHidden/>
+              </w:rPr>
+              <w:fldChar w:fldCharType="begin"/>
+            </w:r>
+            <w:r>
+              <w:rPr>
+                <w:noProof/>
+                <w:webHidden/>
+              </w:rPr>
+              <w:instrText xml:space="preserve"> PAGEREF _Toc172717660 \h </w:instrText>
+            </w:r>
+            <w:r>
+              <w:rPr>
+                <w:noProof/>
+                <w:webHidden/>
+              </w:rPr>
+            </w:r>
+            <w:r>
+              <w:rPr>
+                <w:noProof/>
+                <w:webHidden/>
+              </w:rPr>
+              <w:fldChar w:fldCharType="separate"/>
+            </w:r>
+            <w:r>
+              <w:rPr>
+                <w:noProof/>
+                <w:webHidden/>
+              </w:rPr>
+              <w:t>5</w:t>
+            </w:r>
+            <w:r>
+              <w:rPr>
+                <w:noProof/>
+                <w:webHidden/>
+              </w:rPr>
+              <w:fldChar w:fldCharType="end"/>
+            </w:r>
+          </w:hyperlink>
+        </w:p>
+        <w:p>
+          <w:pPr>
+            <w:pStyle w:val="TOC3"/>
+            <w:tabs>
+              <w:tab w:val="left" w:pos="1200"/>
+              <w:tab w:val="right" w:leader="dot" w:pos="9350"/>
+            </w:tabs>
+            <w:rPr>
+              <w:rFonts w:asciiTheme="minorHAnsi" w:eastAsiaTheme="minorEastAsia" w:hAnsiTheme="minorHAnsi" w:cstheme="minorBidi"/>
+              <w:noProof/>
+              <w:sz w:val="24"/>
+              <w:szCs w:val="24"/>
+            </w:rPr>
+          </w:pPr>
+          <w:hyperlink w:anchor="_Toc172717661" w:history="1">
+            <w:r>
+              <w:rPr>
+                <w:rStyle w:val="Hyperlink"/>
+                <w:noProof/>
+              </w:rPr>
+              <w:t>3.1.</w:t>
+            </w:r>
+            <w:r>
+              <w:rPr>
+                <w:rFonts w:asciiTheme="minorHAnsi" w:eastAsiaTheme="minorEastAsia" w:hAnsiTheme="minorHAnsi" w:cstheme="minorBidi"/>
+                <w:noProof/>
+                <w:sz w:val="24"/>
+                <w:szCs w:val="24"/>
+              </w:rPr>
+              <w:tab/>
+            </w:r>
+            <w:r>
+              <w:rPr>
+                <w:rStyle w:val="Hyperlink"/>
+                <w:noProof/>
+              </w:rPr>
+              <w:t>Linear Model With Ridge Regression</w:t>
+            </w:r>
+            <w:r>
+              <w:rPr>
+                <w:noProof/>
+                <w:webHidden/>
+              </w:rPr>
+              <w:tab/>
+            </w:r>
+            <w:r>
+              <w:rPr>
+                <w:noProof/>
+                <w:webHidden/>
+              </w:rPr>
+              <w:fldChar w:fldCharType="begin"/>
+            </w:r>
+            <w:r>
+              <w:rPr>
+                <w:noProof/>
+                <w:webHidden/>
+              </w:rPr>
+              <w:instrText xml:space="preserve"> PAGEREF _Toc172717661 \h </w:instrText>
+            </w:r>
+            <w:r>
+              <w:rPr>
+                <w:noProof/>
+                <w:webHidden/>
+              </w:rPr>
+            </w:r>
+            <w:r>
+              <w:rPr>
+                <w:noProof/>
+                <w:webHidden/>
+              </w:rPr>
+              <w:fldChar w:fldCharType="separate"/>
+            </w:r>
+            <w:r>
+              <w:rPr>
+                <w:noProof/>
+                <w:webHidden/>
+              </w:rPr>
+              <w:t>5</w:t>
+            </w:r>
+            <w:r>
+              <w:rPr>
+                <w:noProof/>
+                <w:webHidden/>
+              </w:rPr>
+              <w:fldChar w:fldCharType="end"/>
+            </w:r>
+          </w:hyperlink>
+        </w:p>
+        <w:p>
+          <w:pPr>
+            <w:pStyle w:val="TOC3"/>
+            <w:tabs>
+              <w:tab w:val="left" w:pos="1200"/>
+              <w:tab w:val="right" w:leader="dot" w:pos="9350"/>
+            </w:tabs>
+            <w:rPr>
+              <w:rFonts w:asciiTheme="minorHAnsi" w:eastAsiaTheme="minorEastAsia" w:hAnsiTheme="minorHAnsi" w:cstheme="minorBidi"/>
+              <w:noProof/>
+              <w:sz w:val="24"/>
+              <w:szCs w:val="24"/>
+            </w:rPr>
+          </w:pPr>
+          <w:hyperlink w:anchor="_Toc172717662" w:history="1">
+            <w:r>
+              <w:rPr>
+                <w:rStyle w:val="Hyperlink"/>
+                <w:noProof/>
+              </w:rPr>
+              <w:t>3.2.</w:t>
+            </w:r>
+            <w:r>
+              <w:rPr>
+                <w:rFonts w:asciiTheme="minorHAnsi" w:eastAsiaTheme="minorEastAsia" w:hAnsiTheme="minorHAnsi" w:cstheme="minorBidi"/>
+                <w:noProof/>
+                <w:sz w:val="24"/>
+                <w:szCs w:val="24"/>
+              </w:rPr>
+              <w:tab/>
+            </w:r>
+            <w:r>
+              <w:rPr>
+                <w:rStyle w:val="Hyperlink"/>
+                <w:noProof/>
+              </w:rPr>
+              <w:t>Features</w:t>
+            </w:r>
+            <w:r>
+              <w:rPr>
+                <w:noProof/>
+                <w:webHidden/>
+              </w:rPr>
+              <w:tab/>
+            </w:r>
+            <w:r>
+              <w:rPr>
+                <w:noProof/>
+                <w:webHidden/>
+              </w:rPr>
+              <w:fldChar w:fldCharType="begin"/>
+            </w:r>
+            <w:r>
+              <w:rPr>
+                <w:noProof/>
+                <w:webHidden/>
+              </w:rPr>
+              <w:instrText xml:space="preserve"> PAGEREF _Toc172717662 \h </w:instrText>
+            </w:r>
+            <w:r>
+              <w:rPr>
+                <w:noProof/>
+                <w:webHidden/>
+              </w:rPr>
+            </w:r>
+            <w:r>
+              <w:rPr>
+                <w:noProof/>
+                <w:webHidden/>
+              </w:rPr>
+              <w:fldChar w:fldCharType="separate"/>
+            </w:r>
+            <w:r>
+              <w:rPr>
+                <w:noProof/>
+                <w:webHidden/>
+              </w:rPr>
+              <w:t>6</w:t>
+            </w:r>
+            <w:r>
+              <w:rPr>
+                <w:noProof/>
+                <w:webHidden/>
+              </w:rPr>
+              <w:fldChar w:fldCharType="end"/>
+            </w:r>
+          </w:hyperlink>
+        </w:p>
+        <w:p>
+          <w:pPr>
+            <w:pStyle w:val="TOC3"/>
+            <w:tabs>
+              <w:tab w:val="left" w:pos="1200"/>
+              <w:tab w:val="right" w:leader="dot" w:pos="9350"/>
+            </w:tabs>
+            <w:rPr>
+              <w:rFonts w:asciiTheme="minorHAnsi" w:eastAsiaTheme="minorEastAsia" w:hAnsiTheme="minorHAnsi" w:cstheme="minorBidi"/>
+              <w:noProof/>
+              <w:sz w:val="24"/>
+              <w:szCs w:val="24"/>
+            </w:rPr>
+          </w:pPr>
+          <w:hyperlink w:anchor="_Toc172717663" w:history="1">
+            <w:r>
+              <w:rPr>
+                <w:rStyle w:val="Hyperlink"/>
+                <w:noProof/>
+              </w:rPr>
+              <w:t>3.3.</w:t>
+            </w:r>
+            <w:r>
+              <w:rPr>
+                <w:rFonts w:asciiTheme="minorHAnsi" w:eastAsiaTheme="minorEastAsia" w:hAnsiTheme="minorHAnsi" w:cstheme="minorBidi"/>
+                <w:noProof/>
+                <w:sz w:val="24"/>
+                <w:szCs w:val="24"/>
+              </w:rPr>
+              <w:tab/>
+            </w:r>
+            <w:r>
+              <w:rPr>
+                <w:rStyle w:val="Hyperlink"/>
+                <w:noProof/>
+              </w:rPr>
+              <w:t>Coefficient Smoothing</w:t>
+            </w:r>
+            <w:r>
+              <w:rPr>
+                <w:noProof/>
+                <w:webHidden/>
+              </w:rPr>
+              <w:tab/>
+            </w:r>
+            <w:r>
+              <w:rPr>
+                <w:noProof/>
+                <w:webHidden/>
+              </w:rPr>
+              <w:fldChar w:fldCharType="begin"/>
+            </w:r>
+            <w:r>
+              <w:rPr>
+                <w:noProof/>
+                <w:webHidden/>
+              </w:rPr>
+              <w:instrText xml:space="preserve"> PAGEREF _Toc172717663 \h </w:instrText>
+            </w:r>
+            <w:r>
+              <w:rPr>
+                <w:noProof/>
+                <w:webHidden/>
+              </w:rPr>
+            </w:r>
+            <w:r>
+              <w:rPr>
+                <w:noProof/>
+                <w:webHidden/>
+              </w:rPr>
+              <w:fldChar w:fldCharType="separate"/>
+            </w:r>
+            <w:r>
+              <w:rPr>
+                <w:noProof/>
+                <w:webHidden/>
+              </w:rPr>
+              <w:t>6</w:t>
+            </w:r>
+            <w:r>
+              <w:rPr>
+                <w:noProof/>
+                <w:webHidden/>
+              </w:rPr>
+              <w:fldChar w:fldCharType="end"/>
+            </w:r>
+          </w:hyperlink>
+        </w:p>
+        <w:p>
+          <w:pPr>
+            <w:pStyle w:val="TOC3"/>
+            <w:tabs>
+              <w:tab w:val="left" w:pos="1200"/>
+              <w:tab w:val="right" w:leader="dot" w:pos="9350"/>
+            </w:tabs>
+            <w:rPr>
+              <w:rFonts w:asciiTheme="minorHAnsi" w:eastAsiaTheme="minorEastAsia" w:hAnsiTheme="minorHAnsi" w:cstheme="minorBidi"/>
+              <w:noProof/>
+              <w:sz w:val="24"/>
+              <w:szCs w:val="24"/>
+            </w:rPr>
+          </w:pPr>
+          <w:hyperlink w:anchor="_Toc172717664" w:history="1">
+            <w:r>
+              <w:rPr>
+                <w:rStyle w:val="Hyperlink"/>
+                <w:noProof/>
+              </w:rPr>
+              <w:t>3.4.</w:t>
+            </w:r>
+            <w:r>
+              <w:rPr>
+                <w:rFonts w:asciiTheme="minorHAnsi" w:eastAsiaTheme="minorEastAsia" w:hAnsiTheme="minorHAnsi" w:cstheme="minorBidi"/>
+                <w:noProof/>
+                <w:sz w:val="24"/>
+                <w:szCs w:val="24"/>
+              </w:rPr>
+              <w:tab/>
+            </w:r>
+            <w:r>
+              <w:rPr>
+                <w:rStyle w:val="Hyperlink"/>
+                <w:noProof/>
+              </w:rPr>
+              <w:t>Bootstrapping</w:t>
+            </w:r>
+            <w:r>
+              <w:rPr>
+                <w:noProof/>
+                <w:webHidden/>
+              </w:rPr>
+              <w:tab/>
+            </w:r>
+            <w:r>
+              <w:rPr>
+                <w:noProof/>
+                <w:webHidden/>
+              </w:rPr>
+              <w:fldChar w:fldCharType="begin"/>
+            </w:r>
+            <w:r>
+              <w:rPr>
+                <w:noProof/>
+                <w:webHidden/>
+              </w:rPr>
+              <w:instrText xml:space="preserve"> PAGEREF _Toc172717664 \h </w:instrText>
+            </w:r>
+            <w:r>
+              <w:rPr>
+                <w:noProof/>
+                <w:webHidden/>
+              </w:rPr>
+            </w:r>
+            <w:r>
+              <w:rPr>
+                <w:noProof/>
+                <w:webHidden/>
+              </w:rPr>
+              <w:fldChar w:fldCharType="separate"/>
+            </w:r>
+            <w:r>
+              <w:rPr>
+                <w:noProof/>
+                <w:webHidden/>
+              </w:rPr>
+              <w:t>8</w:t>
+            </w:r>
+            <w:r>
+              <w:rPr>
+                <w:noProof/>
+                <w:webHidden/>
+              </w:rPr>
+              <w:fldChar w:fldCharType="end"/>
+            </w:r>
+          </w:hyperlink>
+        </w:p>
+        <w:p>
+          <w:pPr>
+            <w:pStyle w:val="TOC3"/>
+            <w:tabs>
+              <w:tab w:val="left" w:pos="1200"/>
+              <w:tab w:val="right" w:leader="dot" w:pos="9350"/>
+            </w:tabs>
+            <w:rPr>
+              <w:rFonts w:asciiTheme="minorHAnsi" w:eastAsiaTheme="minorEastAsia" w:hAnsiTheme="minorHAnsi" w:cstheme="minorBidi"/>
+              <w:noProof/>
+              <w:sz w:val="24"/>
+              <w:szCs w:val="24"/>
+            </w:rPr>
+          </w:pPr>
+          <w:hyperlink w:anchor="_Toc172717665" w:history="1">
+            <w:r>
+              <w:rPr>
+                <w:rStyle w:val="Hyperlink"/>
+                <w:noProof/>
+              </w:rPr>
+              <w:t>3.5.</w:t>
+            </w:r>
+            <w:r>
+              <w:rPr>
+                <w:rFonts w:asciiTheme="minorHAnsi" w:eastAsiaTheme="minorEastAsia" w:hAnsiTheme="minorHAnsi" w:cstheme="minorBidi"/>
+                <w:noProof/>
+                <w:sz w:val="24"/>
+                <w:szCs w:val="24"/>
+              </w:rPr>
+              <w:tab/>
+            </w:r>
+            <w:r>
+              <w:rPr>
+                <w:rStyle w:val="Hyperlink"/>
+                <w:noProof/>
+              </w:rPr>
+              <w:t>Testing</w:t>
+            </w:r>
+            <w:r>
+              <w:rPr>
+                <w:noProof/>
+                <w:webHidden/>
+              </w:rPr>
+              <w:tab/>
+            </w:r>
+            <w:r>
+              <w:rPr>
+                <w:noProof/>
+                <w:webHidden/>
+              </w:rPr>
+              <w:fldChar w:fldCharType="begin"/>
+            </w:r>
+            <w:r>
+              <w:rPr>
+                <w:noProof/>
+                <w:webHidden/>
+              </w:rPr>
+              <w:instrText xml:space="preserve"> PAGEREF _Toc172717665 \h </w:instrText>
+            </w:r>
+            <w:r>
+              <w:rPr>
+                <w:noProof/>
+                <w:webHidden/>
+              </w:rPr>
+            </w:r>
+            <w:r>
+              <w:rPr>
+                <w:noProof/>
+                <w:webHidden/>
+              </w:rPr>
+              <w:fldChar w:fldCharType="separate"/>
+            </w:r>
+            <w:r>
+              <w:rPr>
+                <w:noProof/>
+                <w:webHidden/>
+              </w:rPr>
+              <w:t>9</w:t>
+            </w:r>
+            <w:r>
+              <w:rPr>
+                <w:noProof/>
+                <w:webHidden/>
+              </w:rPr>
+              <w:fldChar w:fldCharType="end"/>
+            </w:r>
+          </w:hyperlink>
+        </w:p>
+        <w:p>
+          <w:pPr>
+            <w:pStyle w:val="TOC3"/>
+            <w:tabs>
+              <w:tab w:val="left" w:pos="1200"/>
+              <w:tab w:val="right" w:leader="dot" w:pos="9350"/>
+            </w:tabs>
+            <w:rPr>
+              <w:rFonts w:asciiTheme="minorHAnsi" w:eastAsiaTheme="minorEastAsia" w:hAnsiTheme="minorHAnsi" w:cstheme="minorBidi"/>
+              <w:noProof/>
+              <w:sz w:val="24"/>
+              <w:szCs w:val="24"/>
+            </w:rPr>
+          </w:pPr>
+          <w:hyperlink w:anchor="_Toc172717666" w:history="1">
+            <w:r>
+              <w:rPr>
+                <w:rStyle w:val="Hyperlink"/>
+                <w:noProof/>
+              </w:rPr>
+              <w:t>3.6.</w:t>
+            </w:r>
+            <w:r>
+              <w:rPr>
+                <w:rFonts w:asciiTheme="minorHAnsi" w:eastAsiaTheme="minorEastAsia" w:hAnsiTheme="minorHAnsi" w:cstheme="minorBidi"/>
+                <w:noProof/>
+                <w:sz w:val="24"/>
+                <w:szCs w:val="24"/>
+              </w:rPr>
+              <w:tab/>
+            </w:r>
+            <w:r>
+              <w:rPr>
+                <w:rStyle w:val="Hyperlink"/>
+                <w:noProof/>
+              </w:rPr>
+              <w:t>Logistic Model</w:t>
+            </w:r>
+            <w:r>
+              <w:rPr>
+                <w:noProof/>
+                <w:webHidden/>
+              </w:rPr>
+              <w:tab/>
+            </w:r>
+            <w:r>
+              <w:rPr>
+                <w:noProof/>
+                <w:webHidden/>
+              </w:rPr>
+              <w:fldChar w:fldCharType="begin"/>
+            </w:r>
+            <w:r>
+              <w:rPr>
+                <w:noProof/>
+                <w:webHidden/>
+              </w:rPr>
+              <w:instrText xml:space="preserve"> PAGEREF _Toc172717666 \h </w:instrText>
+            </w:r>
+            <w:r>
+              <w:rPr>
+                <w:noProof/>
+                <w:webHidden/>
+              </w:rPr>
+            </w:r>
+            <w:r>
+              <w:rPr>
+                <w:noProof/>
+                <w:webHidden/>
+              </w:rPr>
+              <w:fldChar w:fldCharType="separate"/>
+            </w:r>
+            <w:r>
+              <w:rPr>
+                <w:noProof/>
+                <w:webHidden/>
+              </w:rPr>
+              <w:t>10</w:t>
+            </w:r>
+            <w:r>
+              <w:rPr>
+                <w:noProof/>
+                <w:webHidden/>
+              </w:rPr>
+              <w:fldChar w:fldCharType="end"/>
+            </w:r>
+          </w:hyperlink>
+        </w:p>
+        <w:p>
+          <w:pPr>
+            <w:pStyle w:val="TOC2"/>
+            <w:tabs>
+              <w:tab w:val="left" w:pos="720"/>
+              <w:tab w:val="right" w:leader="dot" w:pos="9350"/>
+            </w:tabs>
+            <w:rPr>
+              <w:rFonts w:asciiTheme="minorHAnsi" w:eastAsiaTheme="minorEastAsia" w:hAnsiTheme="minorHAnsi" w:cstheme="minorBidi"/>
+              <w:noProof/>
+              <w:sz w:val="24"/>
+              <w:szCs w:val="24"/>
+            </w:rPr>
+          </w:pPr>
+          <w:hyperlink w:anchor="_Toc172717667" w:history="1">
+            <w:r>
+              <w:rPr>
+                <w:rStyle w:val="Hyperlink"/>
+                <w:noProof/>
+              </w:rPr>
+              <w:t>4.</w:t>
+            </w:r>
+            <w:r>
+              <w:rPr>
+                <w:rFonts w:asciiTheme="minorHAnsi" w:eastAsiaTheme="minorEastAsia" w:hAnsiTheme="minorHAnsi" w:cstheme="minorBidi"/>
+                <w:noProof/>
+                <w:sz w:val="24"/>
+                <w:szCs w:val="24"/>
+              </w:rPr>
+              <w:tab/>
+            </w:r>
+            <w:r>
+              <w:rPr>
+                <w:rStyle w:val="Hyperlink"/>
+                <w:noProof/>
+              </w:rPr>
+              <w:t>Results</w:t>
+            </w:r>
+            <w:r>
+              <w:rPr>
+                <w:noProof/>
+                <w:webHidden/>
+              </w:rPr>
+              <w:tab/>
+            </w:r>
+            <w:r>
+              <w:rPr>
+                <w:noProof/>
+                <w:webHidden/>
+              </w:rPr>
+              <w:fldChar w:fldCharType="begin"/>
+            </w:r>
+            <w:r>
+              <w:rPr>
+                <w:noProof/>
+                <w:webHidden/>
+              </w:rPr>
+              <w:instrText xml:space="preserve"> PAGEREF _Toc172717667 \h </w:instrText>
+            </w:r>
+            <w:r>
+              <w:rPr>
+                <w:noProof/>
+                <w:webHidden/>
+              </w:rPr>
+            </w:r>
+            <w:r>
+              <w:rPr>
+                <w:noProof/>
+                <w:webHidden/>
+              </w:rPr>
+              <w:fldChar w:fldCharType="separate"/>
+            </w:r>
+            <w:r>
+              <w:rPr>
+                <w:noProof/>
+                <w:webHidden/>
+              </w:rPr>
+              <w:t>12</w:t>
+            </w:r>
+            <w:r>
+              <w:rPr>
+                <w:noProof/>
+                <w:webHidden/>
+              </w:rPr>
+              <w:fldChar w:fldCharType="end"/>
+            </w:r>
+          </w:hyperlink>
+        </w:p>
+        <w:p>
+          <w:pPr>
+            <w:pStyle w:val="TOC3"/>
+            <w:tabs>
+              <w:tab w:val="left" w:pos="1200"/>
+              <w:tab w:val="right" w:leader="dot" w:pos="9350"/>
+            </w:tabs>
+            <w:rPr>
+              <w:rFonts w:asciiTheme="minorHAnsi" w:eastAsiaTheme="minorEastAsia" w:hAnsiTheme="minorHAnsi" w:cstheme="minorBidi"/>
+              <w:noProof/>
+              <w:sz w:val="24"/>
+              <w:szCs w:val="24"/>
+            </w:rPr>
+          </w:pPr>
+          <w:hyperlink w:anchor="_Toc172717668" w:history="1">
+            <w:r>
+              <w:rPr>
+                <w:rStyle w:val="Hyperlink"/>
+                <w:noProof/>
+              </w:rPr>
+              <w:t>4.1.</w:t>
+            </w:r>
+            <w:r>
+              <w:rPr>
+                <w:rFonts w:asciiTheme="minorHAnsi" w:eastAsiaTheme="minorEastAsia" w:hAnsiTheme="minorHAnsi" w:cstheme="minorBidi"/>
+                <w:noProof/>
+                <w:sz w:val="24"/>
+                <w:szCs w:val="24"/>
+              </w:rPr>
+              <w:tab/>
+            </w:r>
+            <w:r>
+              <w:rPr>
+                <w:rStyle w:val="Hyperlink"/>
+                <w:noProof/>
+              </w:rPr>
+              <w:t>Linear Model Results</w:t>
+            </w:r>
+            <w:r>
+              <w:rPr>
+                <w:noProof/>
+                <w:webHidden/>
+              </w:rPr>
+              <w:tab/>
+            </w:r>
+            <w:r>
+              <w:rPr>
+                <w:noProof/>
+                <w:webHidden/>
+              </w:rPr>
+              <w:fldChar w:fldCharType="begin"/>
+            </w:r>
+            <w:r>
+              <w:rPr>
+                <w:noProof/>
+                <w:webHidden/>
+              </w:rPr>
+              <w:instrText xml:space="preserve"> PAGEREF _Toc172717668 \h </w:instrText>
+            </w:r>
+            <w:r>
+              <w:rPr>
+                <w:noProof/>
+                <w:webHidden/>
+              </w:rPr>
+            </w:r>
+            <w:r>
+              <w:rPr>
+                <w:noProof/>
+                <w:webHidden/>
+              </w:rPr>
+              <w:fldChar w:fldCharType="separate"/>
+            </w:r>
+            <w:r>
+              <w:rPr>
+                <w:noProof/>
+                <w:webHidden/>
+              </w:rPr>
+              <w:t>12</w:t>
+            </w:r>
+            <w:r>
+              <w:rPr>
+                <w:noProof/>
+                <w:webHidden/>
+              </w:rPr>
+              <w:fldChar w:fldCharType="end"/>
+            </w:r>
+          </w:hyperlink>
+        </w:p>
+        <w:p>
+          <w:pPr>
+            <w:pStyle w:val="TOC3"/>
+            <w:tabs>
+              <w:tab w:val="left" w:pos="1200"/>
+              <w:tab w:val="right" w:leader="dot" w:pos="9350"/>
+            </w:tabs>
+            <w:rPr>
+              <w:rFonts w:asciiTheme="minorHAnsi" w:eastAsiaTheme="minorEastAsia" w:hAnsiTheme="minorHAnsi" w:cstheme="minorBidi"/>
+              <w:noProof/>
+              <w:sz w:val="24"/>
+              <w:szCs w:val="24"/>
+            </w:rPr>
+          </w:pPr>
+          <w:hyperlink w:anchor="_Toc172717669" w:history="1">
+            <w:r>
+              <w:rPr>
+                <w:rStyle w:val="Hyperlink"/>
+                <w:noProof/>
+              </w:rPr>
+              <w:t>4.2.</w:t>
+            </w:r>
+            <w:r>
+              <w:rPr>
+                <w:rFonts w:asciiTheme="minorHAnsi" w:eastAsiaTheme="minorEastAsia" w:hAnsiTheme="minorHAnsi" w:cstheme="minorBidi"/>
+                <w:noProof/>
+                <w:sz w:val="24"/>
+                <w:szCs w:val="24"/>
+              </w:rPr>
+              <w:tab/>
+            </w:r>
+            <w:r>
+              <w:rPr>
+                <w:rStyle w:val="Hyperlink"/>
+                <w:noProof/>
+              </w:rPr>
+              <w:t>Logistic Model Results</w:t>
+            </w:r>
+            <w:r>
+              <w:rPr>
+                <w:noProof/>
+                <w:webHidden/>
+              </w:rPr>
+              <w:tab/>
+            </w:r>
+            <w:r>
+              <w:rPr>
+                <w:noProof/>
+                <w:webHidden/>
+              </w:rPr>
+              <w:fldChar w:fldCharType="begin"/>
+            </w:r>
+            <w:r>
+              <w:rPr>
+                <w:noProof/>
+                <w:webHidden/>
+              </w:rPr>
+              <w:instrText xml:space="preserve"> PAGEREF _Toc172717669 \h </w:instrText>
+            </w:r>
+            <w:r>
+              <w:rPr>
+                <w:noProof/>
+                <w:webHidden/>
+              </w:rPr>
+            </w:r>
+            <w:r>
+              <w:rPr>
+                <w:noProof/>
+                <w:webHidden/>
+              </w:rPr>
+              <w:fldChar w:fldCharType="separate"/>
+            </w:r>
+            <w:r>
+              <w:rPr>
+                <w:noProof/>
+                <w:webHidden/>
+              </w:rPr>
+              <w:t>14</w:t>
+            </w:r>
+            <w:r>
+              <w:rPr>
+                <w:noProof/>
+                <w:webHidden/>
+              </w:rPr>
+              <w:fldChar w:fldCharType="end"/>
+            </w:r>
+          </w:hyperlink>
+        </w:p>
+        <w:p>
+          <w:pPr>
+            <w:pStyle w:val="TOC3"/>
+            <w:tabs>
+              <w:tab w:val="left" w:pos="1200"/>
+              <w:tab w:val="right" w:leader="dot" w:pos="9350"/>
+            </w:tabs>
+            <w:rPr>
+              <w:rFonts w:asciiTheme="minorHAnsi" w:eastAsiaTheme="minorEastAsia" w:hAnsiTheme="minorHAnsi" w:cstheme="minorBidi"/>
+              <w:noProof/>
+              <w:sz w:val="24"/>
+              <w:szCs w:val="24"/>
+            </w:rPr>
+          </w:pPr>
+          <w:hyperlink w:anchor="_Toc172717670" w:history="1">
+            <w:r>
+              <w:rPr>
+                <w:rStyle w:val="Hyperlink"/>
+                <w:noProof/>
+              </w:rPr>
+              <w:t>4.3.</w:t>
+            </w:r>
+            <w:r>
+              <w:rPr>
+                <w:rFonts w:asciiTheme="minorHAnsi" w:eastAsiaTheme="minorEastAsia" w:hAnsiTheme="minorHAnsi" w:cstheme="minorBidi"/>
+                <w:noProof/>
+                <w:sz w:val="24"/>
+                <w:szCs w:val="24"/>
+              </w:rPr>
+              <w:tab/>
+            </w:r>
+            <w:r>
+              <w:rPr>
+                <w:rStyle w:val="Hyperlink"/>
+                <w:noProof/>
+              </w:rPr>
+              <w:t>Driver and Constructor Coefficients</w:t>
+            </w:r>
+            <w:r>
+              <w:rPr>
+                <w:noProof/>
+                <w:webHidden/>
+              </w:rPr>
+              <w:tab/>
+            </w:r>
+            <w:r>
+              <w:rPr>
+                <w:noProof/>
+                <w:webHidden/>
+              </w:rPr>
+              <w:fldChar w:fldCharType="begin"/>
+            </w:r>
+            <w:r>
+              <w:rPr>
+                <w:noProof/>
+                <w:webHidden/>
+              </w:rPr>
+              <w:instrText xml:space="preserve"> PAGEREF _Toc172717670 \h </w:instrText>
+            </w:r>
+            <w:r>
+              <w:rPr>
+                <w:noProof/>
+                <w:webHidden/>
+              </w:rPr>
+            </w:r>
+            <w:r>
+              <w:rPr>
+                <w:noProof/>
+                <w:webHidden/>
+              </w:rPr>
+              <w:fldChar w:fldCharType="separate"/>
+            </w:r>
+            <w:r>
+              <w:rPr>
+                <w:noProof/>
+                <w:webHidden/>
+              </w:rPr>
+              <w:t>15</w:t>
+            </w:r>
+            <w:r>
+              <w:rPr>
+                <w:noProof/>
+                <w:webHidden/>
+              </w:rPr>
+              <w:fldChar w:fldCharType="end"/>
+            </w:r>
+          </w:hyperlink>
+        </w:p>
+        <w:p>
+          <w:pPr>
+            <w:pStyle w:val="TOC2"/>
+            <w:tabs>
+              <w:tab w:val="left" w:pos="720"/>
+              <w:tab w:val="right" w:leader="dot" w:pos="9350"/>
+            </w:tabs>
+            <w:rPr>
+              <w:rFonts w:asciiTheme="minorHAnsi" w:eastAsiaTheme="minorEastAsia" w:hAnsiTheme="minorHAnsi" w:cstheme="minorBidi"/>
+              <w:noProof/>
+              <w:sz w:val="24"/>
+              <w:szCs w:val="24"/>
+            </w:rPr>
+          </w:pPr>
+          <w:hyperlink w:anchor="_Toc172717671" w:history="1">
+            <w:r>
+              <w:rPr>
+                <w:rStyle w:val="Hyperlink"/>
+                <w:noProof/>
+              </w:rPr>
+              <w:t>5.</w:t>
+            </w:r>
+            <w:r>
+              <w:rPr>
+                <w:rFonts w:asciiTheme="minorHAnsi" w:eastAsiaTheme="minorEastAsia" w:hAnsiTheme="minorHAnsi" w:cstheme="minorBidi"/>
+                <w:noProof/>
+                <w:sz w:val="24"/>
+                <w:szCs w:val="24"/>
+              </w:rPr>
+              <w:tab/>
+            </w:r>
+            <w:r>
+              <w:rPr>
+                <w:rStyle w:val="Hyperlink"/>
+                <w:noProof/>
+              </w:rPr>
+              <w:t>Discussion</w:t>
+            </w:r>
+            <w:r>
+              <w:rPr>
+                <w:noProof/>
+                <w:webHidden/>
+              </w:rPr>
+              <w:tab/>
+            </w:r>
+            <w:r>
+              <w:rPr>
+                <w:noProof/>
+                <w:webHidden/>
+              </w:rPr>
+              <w:fldChar w:fldCharType="begin"/>
+            </w:r>
+            <w:r>
+              <w:rPr>
+                <w:noProof/>
+                <w:webHidden/>
+              </w:rPr>
+              <w:instrText xml:space="preserve"> PAGEREF _Toc172717671 \h </w:instrText>
+            </w:r>
+            <w:r>
+              <w:rPr>
+                <w:noProof/>
+                <w:webHidden/>
+              </w:rPr>
+            </w:r>
+            <w:r>
+              <w:rPr>
+                <w:noProof/>
+                <w:webHidden/>
+              </w:rPr>
+              <w:fldChar w:fldCharType="separate"/>
+            </w:r>
+            <w:r>
+              <w:rPr>
+                <w:noProof/>
+                <w:webHidden/>
+              </w:rPr>
+              <w:t>17</w:t>
+            </w:r>
+            <w:r>
+              <w:rPr>
+                <w:noProof/>
+                <w:webHidden/>
+              </w:rPr>
+              <w:fldChar w:fldCharType="end"/>
+            </w:r>
+          </w:hyperlink>
+        </w:p>
+        <w:p>
+          <w:pPr>
+            <w:pStyle w:val="TOC3"/>
+            <w:tabs>
+              <w:tab w:val="left" w:pos="1200"/>
+              <w:tab w:val="right" w:leader="dot" w:pos="9350"/>
+            </w:tabs>
+            <w:rPr>
+              <w:rFonts w:asciiTheme="minorHAnsi" w:eastAsiaTheme="minorEastAsia" w:hAnsiTheme="minorHAnsi" w:cstheme="minorBidi"/>
+              <w:noProof/>
+              <w:sz w:val="24"/>
+              <w:szCs w:val="24"/>
+            </w:rPr>
+          </w:pPr>
+          <w:hyperlink w:anchor="_Toc172717672" w:history="1">
+            <w:r>
+              <w:rPr>
+                <w:rStyle w:val="Hyperlink"/>
+                <w:noProof/>
+              </w:rPr>
+              <w:t>5.1.</w:t>
+            </w:r>
+            <w:r>
+              <w:rPr>
+                <w:rFonts w:asciiTheme="minorHAnsi" w:eastAsiaTheme="minorEastAsia" w:hAnsiTheme="minorHAnsi" w:cstheme="minorBidi"/>
+                <w:noProof/>
+                <w:sz w:val="24"/>
+                <w:szCs w:val="24"/>
+              </w:rPr>
+              <w:tab/>
+            </w:r>
+            <w:r>
+              <w:rPr>
+                <w:rStyle w:val="Hyperlink"/>
+                <w:noProof/>
+              </w:rPr>
+              <w:t>Model Discussion</w:t>
+            </w:r>
+            <w:r>
+              <w:rPr>
+                <w:noProof/>
+                <w:webHidden/>
+              </w:rPr>
+              <w:tab/>
+            </w:r>
+            <w:r>
+              <w:rPr>
+                <w:noProof/>
+                <w:webHidden/>
+              </w:rPr>
+              <w:fldChar w:fldCharType="begin"/>
+            </w:r>
+            <w:r>
+              <w:rPr>
+                <w:noProof/>
+                <w:webHidden/>
+              </w:rPr>
+              <w:instrText xml:space="preserve"> PAGEREF _Toc172717672 \h </w:instrText>
+            </w:r>
+            <w:r>
+              <w:rPr>
+                <w:noProof/>
+                <w:webHidden/>
+              </w:rPr>
+            </w:r>
+            <w:r>
+              <w:rPr>
+                <w:noProof/>
+                <w:webHidden/>
+              </w:rPr>
+              <w:fldChar w:fldCharType="separate"/>
+            </w:r>
+            <w:r>
+              <w:rPr>
+                <w:noProof/>
+                <w:webHidden/>
+              </w:rPr>
+              <w:t>17</w:t>
+            </w:r>
+            <w:r>
+              <w:rPr>
+                <w:noProof/>
+                <w:webHidden/>
+              </w:rPr>
+              <w:fldChar w:fldCharType="end"/>
+            </w:r>
+          </w:hyperlink>
+        </w:p>
+        <w:p>
+          <w:pPr>
+            <w:pStyle w:val="TOC3"/>
+            <w:tabs>
+              <w:tab w:val="left" w:pos="1200"/>
+              <w:tab w:val="right" w:leader="dot" w:pos="9350"/>
+            </w:tabs>
+            <w:rPr>
+              <w:rFonts w:asciiTheme="minorHAnsi" w:eastAsiaTheme="minorEastAsia" w:hAnsiTheme="minorHAnsi" w:cstheme="minorBidi"/>
+              <w:noProof/>
+              <w:sz w:val="24"/>
+              <w:szCs w:val="24"/>
+            </w:rPr>
+          </w:pPr>
+          <w:hyperlink w:anchor="_Toc172717673" w:history="1">
+            <w:r>
+              <w:rPr>
+                <w:rStyle w:val="Hyperlink"/>
+                <w:noProof/>
+              </w:rPr>
+              <w:t>5.2.</w:t>
+            </w:r>
+            <w:r>
+              <w:rPr>
+                <w:rFonts w:asciiTheme="minorHAnsi" w:eastAsiaTheme="minorEastAsia" w:hAnsiTheme="minorHAnsi" w:cstheme="minorBidi"/>
+                <w:noProof/>
+                <w:sz w:val="24"/>
+                <w:szCs w:val="24"/>
+              </w:rPr>
+              <w:tab/>
+            </w:r>
+            <w:r>
+              <w:rPr>
+                <w:rStyle w:val="Hyperlink"/>
+                <w:noProof/>
+              </w:rPr>
+              <w:t>Model Extensibility</w:t>
+            </w:r>
+            <w:r>
+              <w:rPr>
+                <w:noProof/>
+                <w:webHidden/>
+              </w:rPr>
+              <w:tab/>
+            </w:r>
+            <w:r>
+              <w:rPr>
+                <w:noProof/>
+                <w:webHidden/>
+              </w:rPr>
+              <w:fldChar w:fldCharType="begin"/>
+            </w:r>
+            <w:r>
+              <w:rPr>
+                <w:noProof/>
+                <w:webHidden/>
+              </w:rPr>
+              <w:instrText xml:space="preserve"> PAGEREF _Toc172717673 \h </w:instrText>
+            </w:r>
+            <w:r>
+              <w:rPr>
+                <w:noProof/>
+                <w:webHidden/>
+              </w:rPr>
+            </w:r>
+            <w:r>
+              <w:rPr>
+                <w:noProof/>
+                <w:webHidden/>
+              </w:rPr>
+              <w:fldChar w:fldCharType="separate"/>
+            </w:r>
+            <w:r>
+              <w:rPr>
+                <w:noProof/>
+                <w:webHidden/>
+              </w:rPr>
+              <w:t>17</w:t>
+            </w:r>
+            <w:r>
+              <w:rPr>
+                <w:noProof/>
+                <w:webHidden/>
+              </w:rPr>
+              <w:fldChar w:fldCharType="end"/>
+            </w:r>
+          </w:hyperlink>
+        </w:p>
+        <w:p>
+          <w:pPr>
+            <w:pStyle w:val="TOC3"/>
+            <w:tabs>
+              <w:tab w:val="left" w:pos="1200"/>
+              <w:tab w:val="right" w:leader="dot" w:pos="9350"/>
+            </w:tabs>
+            <w:rPr>
+              <w:rFonts w:asciiTheme="minorHAnsi" w:eastAsiaTheme="minorEastAsia" w:hAnsiTheme="minorHAnsi" w:cstheme="minorBidi"/>
+              <w:noProof/>
+              <w:sz w:val="24"/>
+              <w:szCs w:val="24"/>
+            </w:rPr>
+          </w:pPr>
+          <w:hyperlink w:anchor="_Toc172717674" w:history="1">
+            <w:r>
+              <w:rPr>
+                <w:rStyle w:val="Hyperlink"/>
+                <w:noProof/>
+              </w:rPr>
+              <w:t>5.3.</w:t>
+            </w:r>
+            <w:r>
+              <w:rPr>
+                <w:rFonts w:asciiTheme="minorHAnsi" w:eastAsiaTheme="minorEastAsia" w:hAnsiTheme="minorHAnsi" w:cstheme="minorBidi"/>
+                <w:noProof/>
+                <w:sz w:val="24"/>
+                <w:szCs w:val="24"/>
+              </w:rPr>
+              <w:tab/>
+            </w:r>
+            <w:r>
+              <w:rPr>
+                <w:rStyle w:val="Hyperlink"/>
+                <w:noProof/>
+              </w:rPr>
+              <w:t>Applications &amp; Conclusions</w:t>
+            </w:r>
+            <w:r>
+              <w:rPr>
+                <w:noProof/>
+                <w:webHidden/>
+              </w:rPr>
+              <w:tab/>
+            </w:r>
+            <w:r>
+              <w:rPr>
+                <w:noProof/>
+                <w:webHidden/>
+              </w:rPr>
+              <w:fldChar w:fldCharType="begin"/>
+            </w:r>
+            <w:r>
+              <w:rPr>
+                <w:noProof/>
+                <w:webHidden/>
+              </w:rPr>
+              <w:instrText xml:space="preserve"> PAGEREF _Toc172717674 \h </w:instrText>
+            </w:r>
+            <w:r>
+              <w:rPr>
+                <w:noProof/>
+                <w:webHidden/>
+              </w:rPr>
+            </w:r>
+            <w:r>
+              <w:rPr>
+                <w:noProof/>
+                <w:webHidden/>
+              </w:rPr>
+              <w:fldChar w:fldCharType="separate"/>
+            </w:r>
+            <w:r>
+              <w:rPr>
+                <w:noProof/>
+                <w:webHidden/>
+              </w:rPr>
+              <w:t>19</w:t>
+            </w:r>
+            <w:r>
+              <w:rPr>
+                <w:noProof/>
+                <w:webHidden/>
+              </w:rPr>
+              <w:fldChar w:fldCharType="end"/>
+            </w:r>
+          </w:hyperlink>
+        </w:p>
+        <w:p>
+          <w:pPr>
+            <w:pStyle w:val="TOC2"/>
+            <w:tabs>
+              <w:tab w:val="right" w:leader="dot" w:pos="9350"/>
+            </w:tabs>
+            <w:rPr>
+              <w:rFonts w:asciiTheme="minorHAnsi" w:eastAsiaTheme="minorEastAsia" w:hAnsiTheme="minorHAnsi" w:cstheme="minorBidi"/>
+              <w:noProof/>
+              <w:sz w:val="24"/>
+              <w:szCs w:val="24"/>
+            </w:rPr>
+          </w:pPr>
+          <w:hyperlink w:anchor="_Toc172717675" w:history="1">
+            <w:r>
+              <w:rPr>
+                <w:rStyle w:val="Hyperlink"/>
+                <w:noProof/>
+              </w:rPr>
+              <w:t>Acknowledgements</w:t>
+            </w:r>
+            <w:r>
+              <w:rPr>
+                <w:noProof/>
+                <w:webHidden/>
+              </w:rPr>
+              <w:tab/>
+            </w:r>
+            <w:r>
+              <w:rPr>
+                <w:noProof/>
+                <w:webHidden/>
+              </w:rPr>
+              <w:fldChar w:fldCharType="begin"/>
+            </w:r>
+            <w:r>
+              <w:rPr>
+                <w:noProof/>
+                <w:webHidden/>
+              </w:rPr>
+              <w:instrText xml:space="preserve"> PAGEREF _Toc172717675 \h </w:instrText>
+            </w:r>
+            <w:r>
+              <w:rPr>
+                <w:noProof/>
+                <w:webHidden/>
+              </w:rPr>
+            </w:r>
+            <w:r>
+              <w:rPr>
+                <w:noProof/>
+                <w:webHidden/>
+              </w:rPr>
+              <w:fldChar w:fldCharType="separate"/>
+            </w:r>
+            <w:r>
+              <w:rPr>
+                <w:noProof/>
+                <w:webHidden/>
+              </w:rPr>
+              <w:t>20</w:t>
+            </w:r>
+            <w:r>
+              <w:rPr>
+                <w:noProof/>
+                <w:webHidden/>
+              </w:rPr>
+              <w:fldChar w:fldCharType="end"/>
+            </w:r>
+          </w:hyperlink>
+        </w:p>
+        <w:p>
+          <w:pPr>
+            <w:pStyle w:val="TOC2"/>
+            <w:tabs>
+              <w:tab w:val="right" w:leader="dot" w:pos="9350"/>
+            </w:tabs>
+            <w:rPr>
+              <w:rFonts w:asciiTheme="minorHAnsi" w:eastAsiaTheme="minorEastAsia" w:hAnsiTheme="minorHAnsi" w:cstheme="minorBidi"/>
+              <w:noProof/>
+              <w:sz w:val="24"/>
+              <w:szCs w:val="24"/>
+            </w:rPr>
+          </w:pPr>
+          <w:hyperlink w:anchor="_Toc172717676" w:history="1">
+            <w:r>
+              <w:rPr>
+                <w:rStyle w:val="Hyperlink"/>
+                <w:noProof/>
+              </w:rPr>
+              <w:t>References</w:t>
+            </w:r>
+            <w:r>
+              <w:rPr>
+                <w:noProof/>
+                <w:webHidden/>
+              </w:rPr>
+              <w:tab/>
+            </w:r>
+            <w:r>
+              <w:rPr>
+                <w:noProof/>
+                <w:webHidden/>
+              </w:rPr>
+              <w:fldChar w:fldCharType="begin"/>
+            </w:r>
+            <w:r>
+              <w:rPr>
+                <w:noProof/>
+                <w:webHidden/>
+              </w:rPr>
+              <w:instrText xml:space="preserve"> PAGEREF _Toc172717676 \h </w:instrText>
+            </w:r>
+            <w:r>
+              <w:rPr>
+                <w:noProof/>
+                <w:webHidden/>
+              </w:rPr>
+            </w:r>
+            <w:r>
+              <w:rPr>
+                <w:noProof/>
+                <w:webHidden/>
+              </w:rPr>
+              <w:fldChar w:fldCharType="separate"/>
+            </w:r>
+            <w:r>
+              <w:rPr>
+                <w:noProof/>
+                <w:webHidden/>
+              </w:rPr>
+              <w:t>20</w:t>
+            </w:r>
+            <w:r>
+              <w:rPr>
+                <w:noProof/>
+                <w:webHidden/>
+              </w:rPr>
+              <w:fldChar w:fldCharType="end"/>
+            </w:r>
+          </w:hyperlink>
+        </w:p>
+        <w:p>
+          <w:pPr>
+            <w:pStyle w:val="TOC2"/>
+            <w:tabs>
+              <w:tab w:val="right" w:leader="dot" w:pos="9350"/>
+            </w:tabs>
+            <w:rPr>
+              <w:rFonts w:asciiTheme="minorHAnsi" w:eastAsiaTheme="minorEastAsia" w:hAnsiTheme="minorHAnsi" w:cstheme="minorBidi"/>
+              <w:noProof/>
+              <w:sz w:val="24"/>
+              <w:szCs w:val="24"/>
+            </w:rPr>
+          </w:pPr>
+          <w:hyperlink w:anchor="_Toc172717677" w:history="1">
+            <w:r>
+              <w:rPr>
+                <w:rStyle w:val="Hyperlink"/>
+                <w:noProof/>
+              </w:rPr>
+              <w:t>Appendix</w:t>
+            </w:r>
+            <w:r>
+              <w:rPr>
+                <w:noProof/>
+                <w:webHidden/>
+              </w:rPr>
+              <w:tab/>
+            </w:r>
+            <w:r>
+              <w:rPr>
+                <w:noProof/>
+                <w:webHidden/>
+              </w:rPr>
+              <w:fldChar w:fldCharType="begin"/>
+            </w:r>
+            <w:r>
+              <w:rPr>
+                <w:noProof/>
+                <w:webHidden/>
+              </w:rPr>
+              <w:instrText xml:space="preserve"> PAGEREF _Toc172717677 \h </w:instrText>
+            </w:r>
+            <w:r>
+              <w:rPr>
+                <w:noProof/>
+                <w:webHidden/>
+              </w:rPr>
+            </w:r>
+            <w:r>
+              <w:rPr>
+                <w:noProof/>
+                <w:webHidden/>
+              </w:rPr>
+              <w:fldChar w:fldCharType="separate"/>
+            </w:r>
+            <w:r>
+              <w:rPr>
+                <w:noProof/>
+                <w:webHidden/>
+              </w:rPr>
+              <w:t>22</w:t>
+            </w:r>
+            <w:r>
+              <w:rPr>
+                <w:noProof/>
+                <w:webHidden/>
+              </w:rPr>
+              <w:fldChar w:fldCharType="end"/>
+            </w:r>
+          </w:hyperlink>
+        </w:p>
+        <w:p>
+          <w:pPr>
+            <w:pStyle w:val="TOC3"/>
+            <w:tabs>
+              <w:tab w:val="right" w:leader="dot" w:pos="9350"/>
+            </w:tabs>
+            <w:rPr>
+              <w:rFonts w:asciiTheme="minorHAnsi" w:eastAsiaTheme="minorEastAsia" w:hAnsiTheme="minorHAnsi" w:cstheme="minorBidi"/>
+              <w:noProof/>
+              <w:sz w:val="24"/>
+              <w:szCs w:val="24"/>
+            </w:rPr>
+          </w:pPr>
+          <w:hyperlink w:anchor="_Toc172717678" w:history="1">
+            <w:r>
+              <w:rPr>
+                <w:rStyle w:val="Hyperlink"/>
+                <w:noProof/>
+              </w:rPr>
+              <w:t>A1. Metrics by Driver-Season Type</w:t>
+            </w:r>
+            <w:r>
+              <w:rPr>
+                <w:noProof/>
+                <w:webHidden/>
+              </w:rPr>
+              <w:tab/>
+            </w:r>
+            <w:r>
+              <w:rPr>
+                <w:noProof/>
+                <w:webHidden/>
+              </w:rPr>
+              <w:fldChar w:fldCharType="begin"/>
+            </w:r>
+            <w:r>
+              <w:rPr>
+                <w:noProof/>
+                <w:webHidden/>
+              </w:rPr>
+              <w:instrText xml:space="preserve"> PAGEREF _Toc172717678 \h </w:instrText>
+            </w:r>
+            <w:r>
+              <w:rPr>
+                <w:noProof/>
+                <w:webHidden/>
+              </w:rPr>
+            </w:r>
+            <w:r>
+              <w:rPr>
+                <w:noProof/>
+                <w:webHidden/>
+              </w:rPr>
+              <w:fldChar w:fldCharType="separate"/>
+            </w:r>
+            <w:r>
+              <w:rPr>
+                <w:noProof/>
+                <w:webHidden/>
+              </w:rPr>
+              <w:t>22</w:t>
+            </w:r>
+            <w:r>
+              <w:rPr>
+                <w:noProof/>
+                <w:webHidden/>
+              </w:rPr>
+              <w:fldChar w:fldCharType="end"/>
+            </w:r>
+          </w:hyperlink>
+        </w:p>
+        <w:p>
+          <w:pPr>
+            <w:pStyle w:val="TOC3"/>
+            <w:tabs>
+              <w:tab w:val="right" w:leader="dot" w:pos="9350"/>
+            </w:tabs>
+            <w:rPr>
+              <w:rFonts w:asciiTheme="minorHAnsi" w:eastAsiaTheme="minorEastAsia" w:hAnsiTheme="minorHAnsi" w:cstheme="minorBidi"/>
+              <w:noProof/>
+              <w:sz w:val="24"/>
+              <w:szCs w:val="24"/>
+            </w:rPr>
+          </w:pPr>
+          <w:hyperlink w:anchor="_Toc172717679" w:history="1">
+            <w:r>
+              <w:rPr>
+                <w:rStyle w:val="Hyperlink"/>
+                <w:noProof/>
+              </w:rPr>
+              <w:t>A2. Parent Constructor Mapping</w:t>
+            </w:r>
+            <w:r>
+              <w:rPr>
+                <w:noProof/>
+                <w:webHidden/>
+              </w:rPr>
+              <w:tab/>
+            </w:r>
+            <w:r>
+              <w:rPr>
+                <w:noProof/>
+                <w:webHidden/>
+              </w:rPr>
+              <w:fldChar w:fldCharType="begin"/>
+            </w:r>
+            <w:r>
+              <w:rPr>
+                <w:noProof/>
+                <w:webHidden/>
+              </w:rPr>
+              <w:instrText xml:space="preserve"> PAGEREF _Toc172717679 \h </w:instrText>
+            </w:r>
+            <w:r>
+              <w:rPr>
+                <w:noProof/>
+                <w:webHidden/>
+              </w:rPr>
+            </w:r>
+            <w:r>
+              <w:rPr>
+                <w:noProof/>
+                <w:webHidden/>
+              </w:rPr>
+              <w:fldChar w:fldCharType="separate"/>
+            </w:r>
+            <w:r>
+              <w:rPr>
+                <w:noProof/>
+                <w:webHidden/>
+              </w:rPr>
+              <w:t>23</w:t>
+            </w:r>
+            <w:r>
+              <w:rPr>
+                <w:noProof/>
+                <w:webHidden/>
+              </w:rPr>
+              <w:fldChar w:fldCharType="end"/>
+            </w:r>
+          </w:hyperlink>
+        </w:p>
+        <w:p>
+          <w:pPr>
+            <w:pStyle w:val="TOC3"/>
+            <w:tabs>
+              <w:tab w:val="right" w:leader="dot" w:pos="9350"/>
+            </w:tabs>
+            <w:rPr>
+              <w:rFonts w:asciiTheme="minorHAnsi" w:eastAsiaTheme="minorEastAsia" w:hAnsiTheme="minorHAnsi" w:cstheme="minorBidi"/>
+              <w:noProof/>
+              <w:sz w:val="24"/>
+              <w:szCs w:val="24"/>
+            </w:rPr>
+          </w:pPr>
+          <w:hyperlink w:anchor="_Toc172717680" w:history="1">
+            <w:r>
+              <w:rPr>
+                <w:rStyle w:val="Hyperlink"/>
+                <w:noProof/>
+              </w:rPr>
+              <w:t>A3. Driver/Constructor Ratings as of 2024 British GP</w:t>
+            </w:r>
+            <w:r>
+              <w:rPr>
+                <w:noProof/>
+                <w:webHidden/>
+              </w:rPr>
+              <w:tab/>
+            </w:r>
+            <w:r>
+              <w:rPr>
+                <w:noProof/>
+                <w:webHidden/>
+              </w:rPr>
+              <w:fldChar w:fldCharType="begin"/>
+            </w:r>
+            <w:r>
+              <w:rPr>
+                <w:noProof/>
+                <w:webHidden/>
+              </w:rPr>
+              <w:instrText xml:space="preserve"> PAGEREF _Toc172717680 \h </w:instrText>
+            </w:r>
+            <w:r>
+              <w:rPr>
+                <w:noProof/>
+                <w:webHidden/>
+              </w:rPr>
+            </w:r>
+            <w:r>
+              <w:rPr>
+                <w:noProof/>
+                <w:webHidden/>
+              </w:rPr>
+              <w:fldChar w:fldCharType="separate"/>
+            </w:r>
+            <w:r>
+              <w:rPr>
+                <w:noProof/>
+                <w:webHidden/>
+              </w:rPr>
+              <w:t>24</w:t>
+            </w:r>
+            <w:r>
+              <w:rPr>
+                <w:noProof/>
+                <w:webHidden/>
+              </w:rPr>
+              <w:fldChar w:fldCharType="end"/>
+            </w:r>
+          </w:hyperlink>
+        </w:p>
+        <w:p>
+          <w:pPr>
+            <w:pStyle w:val="TOC3"/>
+            <w:tabs>
+              <w:tab w:val="right" w:leader="dot" w:pos="9350"/>
+            </w:tabs>
+            <w:rPr>
+              <w:rFonts w:asciiTheme="minorHAnsi" w:eastAsiaTheme="minorEastAsia" w:hAnsiTheme="minorHAnsi" w:cstheme="minorBidi"/>
+              <w:noProof/>
+              <w:sz w:val="24"/>
+              <w:szCs w:val="24"/>
+            </w:rPr>
+          </w:pPr>
+          <w:hyperlink w:anchor="_Toc172717681" w:history="1">
+            <w:r>
+              <w:rPr>
+                <w:rStyle w:val="Hyperlink"/>
+                <w:noProof/>
+              </w:rPr>
+              <w:t>A4. Driver/Constructor Coefficient/Ratings Trends 2014 - 2024 British GP</w:t>
+            </w:r>
+            <w:r>
+              <w:rPr>
+                <w:noProof/>
+                <w:webHidden/>
+              </w:rPr>
+              <w:tab/>
+            </w:r>
+            <w:r>
+              <w:rPr>
+                <w:noProof/>
+                <w:webHidden/>
+              </w:rPr>
+              <w:fldChar w:fldCharType="begin"/>
+            </w:r>
+            <w:r>
+              <w:rPr>
+                <w:noProof/>
+                <w:webHidden/>
+              </w:rPr>
+              <w:instrText xml:space="preserve"> PAGEREF _Toc172717681 \h </w:instrText>
+            </w:r>
+            <w:r>
+              <w:rPr>
+                <w:noProof/>
+                <w:webHidden/>
+              </w:rPr>
+            </w:r>
+            <w:r>
+              <w:rPr>
+                <w:noProof/>
+                <w:webHidden/>
+              </w:rPr>
+              <w:fldChar w:fldCharType="separate"/>
+            </w:r>
+            <w:r>
+              <w:rPr>
+                <w:noProof/>
+                <w:webHidden/>
+              </w:rPr>
+              <w:t>27</w:t>
+            </w:r>
+            <w:r>
+              <w:rPr>
+                <w:noProof/>
+                <w:webHidden/>
+              </w:rPr>
+              <w:fldChar w:fldCharType="end"/>
+            </w:r>
+          </w:hyperlink>
+        </w:p>
+        <w:p>
+          <w:r>
+            <w:rPr>
+              <w:b/>
+              <w:bCs/>
+              <w:noProof/>
+            </w:rPr>
+            <w:fldChar w:fldCharType="end"/>
+          </w:r>
+        </w:p>
+      </w:sdtContent>
+    </w:sdt>
     <w:p>
       <w:pPr>
         <w:pStyle w:val="Heading2"/>
@@ -9,16 +2212,20 @@
           <w:ilvl w:val="0"/>
           <w:numId w:val="0"/>
         </w:numPr>
-        <w:spacing w:after="120" w:line="480" w:lineRule="auto"/>
+        <w:spacing w:before="0" w:after="0" w:line="480" w:lineRule="auto"/>
         <w:ind w:left="360"/>
       </w:pPr>
-      <w:bookmarkStart w:id="0" w:name="_Toc172557724"/>
-      <w:r>
+      <w:bookmarkStart w:id="1" w:name="_Toc172717657"/>
+      <w:r>
+        <w:lastRenderedPageBreak/>
         <w:t>Abstract</w:t>
       </w:r>
-      <w:bookmarkEnd w:id="0"/>
-    </w:p>
-    <w:p>
+      <w:bookmarkEnd w:id="1"/>
+    </w:p>
+    <w:p>
+      <w:pPr>
+        <w:spacing w:after="0" w:line="480" w:lineRule="auto"/>
+      </w:pPr>
       <w:r>
         <w:t xml:space="preserve">Formula 1 performance is a </w:t>
       </w:r>
@@ -33,6 +2240,9 @@
       </w:r>
     </w:p>
     <w:p>
+      <w:pPr>
+        <w:spacing w:after="0" w:line="480" w:lineRule="auto"/>
+      </w:pPr>
       <w:r>
         <w:t>This paper extends the Regularized Adjusted Plus Minus (RAPM) methodology</w:t>
       </w:r>
@@ -62,6 +2272,9 @@
       </w:r>
     </w:p>
     <w:p>
+      <w:pPr>
+        <w:spacing w:after="0" w:line="480" w:lineRule="auto"/>
+      </w:pPr>
       <w:r>
         <w:t xml:space="preserve">Results show that constructors explain </w:t>
       </w:r>
@@ -76,6 +2289,9 @@
       </w:r>
     </w:p>
     <w:p>
+      <w:pPr>
+        <w:spacing w:after="0" w:line="480" w:lineRule="auto"/>
+      </w:pPr>
       <w:r>
         <w:t xml:space="preserve">By decomposing performance into individual driver and constructor metrics, we create a robust framework for inter-constructor driver comparisons that the Formula 1 points system obfuscates. </w:t>
       </w:r>
@@ -83,21 +2299,25 @@
         <w:t>Our work enhances the understanding of driver and constructor contributions to race success, offering valuable insights for strategic decision-making in Formula 1.</w:t>
       </w:r>
     </w:p>
-    <w:p/>
+    <w:p>
+      <w:pPr>
+        <w:spacing w:after="0" w:line="480" w:lineRule="auto"/>
+      </w:pPr>
+    </w:p>
     <w:p>
       <w:pPr>
         <w:pStyle w:val="Heading2"/>
-        <w:spacing w:after="120" w:line="480" w:lineRule="auto"/>
-      </w:pPr>
-      <w:bookmarkStart w:id="1" w:name="_Toc172557725"/>
+        <w:spacing w:before="0" w:after="0" w:line="480" w:lineRule="auto"/>
+      </w:pPr>
+      <w:bookmarkStart w:id="2" w:name="_Toc172717658"/>
       <w:r>
         <w:t>Introduction</w:t>
       </w:r>
-      <w:bookmarkEnd w:id="1"/>
-    </w:p>
-    <w:p>
-      <w:pPr>
-        <w:spacing w:after="120" w:line="480" w:lineRule="auto"/>
+      <w:bookmarkEnd w:id="2"/>
+    </w:p>
+    <w:p>
+      <w:pPr>
+        <w:spacing w:after="0" w:line="480" w:lineRule="auto"/>
       </w:pPr>
       <w:r>
         <w:t>The realm of sports often celebrates the exceptional athletic prowess of individuals or teams, and Formula 1 is no exception. Victorious drivers are traditionally lauded with champagne showers and podium ceremonies. However, the success of a driver is not solely attributable to their skills. As 2016 World Drivers’ Champion Nico Rosberg remarked, success in Formula 1 is “20 percent driver and 80 percent car” (Spurgeon, 2009).</w:t>
@@ -105,7 +2325,7 @@
     </w:p>
     <w:p>
       <w:pPr>
-        <w:spacing w:after="120" w:line="480" w:lineRule="auto"/>
+        <w:spacing w:after="0" w:line="480" w:lineRule="auto"/>
       </w:pPr>
       <w:r>
         <w:t>The significance of the car's role is evident in the historical data. Since 2000, the World Constructors’ Champion has only differed</w:t>
@@ -120,40 +2340,30 @@
         <w:t xml:space="preserve"> (Formula 1)</w:t>
       </w:r>
       <w:r>
-        <w:t>. Moreover, in the ten completed seasons of the Hybrid era, the World Drivers’ Champion and runner-up have hailed from the same team on six occasions.</w:t>
-      </w:r>
-    </w:p>
-    <w:p>
-      <w:pPr>
-        <w:spacing w:after="120" w:line="480" w:lineRule="auto"/>
-      </w:pPr>
-      <w:r>
-        <w:t xml:space="preserve">While it is well-acknowledged that constructors play a pivotal role in Formula 1 success, there is a need to delve deeper into the individual variances attributable to constructors and drivers. Prior analyses </w:t>
+        <w:t xml:space="preserve">. Moreover, </w:t>
       </w:r>
       <w:r>
         <w:lastRenderedPageBreak/>
-        <w:t>(</w:t>
-      </w:r>
-      <w:proofErr w:type="spellStart"/>
-      <w:r>
-        <w:t>Keresten</w:t>
-      </w:r>
-      <w:proofErr w:type="spellEnd"/>
-      <w:r>
-        <w:t xml:space="preserve">, 2023; </w:t>
-      </w:r>
-      <w:proofErr w:type="spellStart"/>
-      <w:r>
-        <w:t>Rockerbie</w:t>
-      </w:r>
-      <w:proofErr w:type="spellEnd"/>
-      <w:r>
-        <w:t>, 2021; Bell, 2016) have explored the overall variance explained by constructors versus drivers, often assigning “skill” values to each.</w:t>
-      </w:r>
-    </w:p>
-    <w:p>
-      <w:pPr>
-        <w:spacing w:after="120" w:line="480" w:lineRule="auto"/>
+        <w:t>in the ten completed seasons of the Hybrid era, the World Drivers’ Champion and runner-up have hailed from the same team on six occasions.</w:t>
+      </w:r>
+    </w:p>
+    <w:p>
+      <w:pPr>
+        <w:spacing w:after="0" w:line="480" w:lineRule="auto"/>
+      </w:pPr>
+      <w:r>
+        <w:t>While it is well-acknowledged that constructors play a pivotal role in Formula 1 success, there is a need to delve deeper into the individual variances attributable to constructors and drivers. Prior analyses (</w:t>
+      </w:r>
+      <w:r>
+        <w:t>Kesteren</w:t>
+      </w:r>
+      <w:r>
+        <w:t>, 2023; Rockerbie, 2021; Bell, 2016) have explored the overall variance explained by constructors versus drivers, often assigning “skill” values to each.</w:t>
+      </w:r>
+    </w:p>
+    <w:p>
+      <w:pPr>
+        <w:spacing w:after="0" w:line="480" w:lineRule="auto"/>
       </w:pPr>
       <w:r>
         <w:t xml:space="preserve">Our objective is to quantify the individual impacts of constructors and divers via a predictive model that forecasts future races accurately. </w:t>
@@ -164,39 +2374,27 @@
     </w:p>
     <w:p>
       <w:pPr>
-        <w:spacing w:after="120" w:line="480" w:lineRule="auto"/>
+        <w:spacing w:after="0" w:line="480" w:lineRule="auto"/>
       </w:pPr>
       <w:r>
         <w:t xml:space="preserve">Moreover, our approach differs from the existing literature. Bell (2016) and </w:t>
       </w:r>
-      <w:proofErr w:type="spellStart"/>
-      <w:r>
-        <w:t>Keresten</w:t>
-      </w:r>
-      <w:proofErr w:type="spellEnd"/>
+      <w:r>
+        <w:t>Kesteren</w:t>
+      </w:r>
       <w:r>
         <w:t xml:space="preserve"> (2023) have produced the most prominent and similar work in the field. Bell's methodology treats a driver's entire career as a single entity, while </w:t>
       </w:r>
-      <w:proofErr w:type="spellStart"/>
-      <w:r>
-        <w:t>Keresten's</w:t>
-      </w:r>
-      <w:proofErr w:type="spellEnd"/>
-      <w:r>
-        <w:t xml:space="preserve"> analysis is conducted at the </w:t>
-      </w:r>
-      <w:proofErr w:type="gramStart"/>
-      <w:r>
-        <w:t>season</w:t>
-      </w:r>
-      <w:proofErr w:type="gramEnd"/>
-      <w:r>
-        <w:t xml:space="preserve"> level. In contrast, our model evaluates driver and constructor ratings at a race-level granularity. This finer level of detail allows for a more responsive assessment of driver and constructor performance.</w:t>
-      </w:r>
-    </w:p>
-    <w:p>
-      <w:pPr>
-        <w:spacing w:after="120" w:line="480" w:lineRule="auto"/>
+      <w:r>
+        <w:t>Kesteren</w:t>
+      </w:r>
+      <w:r>
+        <w:t>'s analysis is conducted at the season level. In contrast, our model evaluates driver and constructor ratings at a race-level granularity. This finer level of detail allows for a more responsive assessment of driver and constructor performance.</w:t>
+      </w:r>
+    </w:p>
+    <w:p>
+      <w:pPr>
+        <w:spacing w:after="0" w:line="480" w:lineRule="auto"/>
       </w:pPr>
       <w:r>
         <w:t>Finally, we seek to enhance our understanding of the relative contributions of constructors and drivers in determining race outcomes over time, providing a more nuanced analysis of their impacts on race rankings.</w:t>
@@ -204,48 +2402,32 @@
     </w:p>
     <w:p>
       <w:pPr>
-        <w:spacing w:after="120" w:line="480" w:lineRule="auto"/>
+        <w:spacing w:after="0" w:line="480" w:lineRule="auto"/>
       </w:pPr>
     </w:p>
     <w:p>
       <w:pPr>
         <w:pStyle w:val="Heading2"/>
-        <w:spacing w:after="120" w:line="480" w:lineRule="auto"/>
-      </w:pPr>
-      <w:bookmarkStart w:id="2" w:name="_Toc172557726"/>
+        <w:spacing w:before="0" w:after="0" w:line="480" w:lineRule="auto"/>
+      </w:pPr>
+      <w:bookmarkStart w:id="3" w:name="_Toc172717659"/>
       <w:r>
         <w:t>Data Processing</w:t>
       </w:r>
-      <w:bookmarkEnd w:id="2"/>
-    </w:p>
-    <w:p>
-      <w:pPr>
-        <w:spacing w:after="120" w:line="480" w:lineRule="auto"/>
+      <w:bookmarkEnd w:id="3"/>
+    </w:p>
+    <w:p>
+      <w:pPr>
+        <w:spacing w:after="0" w:line="480" w:lineRule="auto"/>
       </w:pPr>
       <w:r>
         <w:t>W</w:t>
       </w:r>
       <w:r>
-        <w:t xml:space="preserve">e collect data from all Formula 1 races through the </w:t>
-      </w:r>
-      <w:proofErr w:type="spellStart"/>
-      <w:r>
-        <w:t>Ergast</w:t>
-      </w:r>
-      <w:proofErr w:type="spellEnd"/>
-      <w:r>
-        <w:t xml:space="preserve"> API via the f1dataR R package</w:t>
-      </w:r>
-      <w:r>
-        <w:t xml:space="preserve"> (</w:t>
-      </w:r>
-      <w:proofErr w:type="spellStart"/>
-      <w:r>
-        <w:t>Ergast</w:t>
-      </w:r>
-      <w:proofErr w:type="spellEnd"/>
-      <w:r>
-        <w:t>, f1dataR)</w:t>
+        <w:t>e collect data from all Formula 1 races through the Ergast API via the f1dataR R package</w:t>
+      </w:r>
+      <w:r>
+        <w:t xml:space="preserve"> (Ergast, f1dataR)</w:t>
       </w:r>
       <w:r>
         <w:t>. Our analysis primarily focuses on the hybrid engine era (2014 to present), utilizing race results from 2012 onwards to provide a warm start.</w:t>
@@ -253,54 +2435,33 @@
     </w:p>
     <w:p>
       <w:pPr>
-        <w:spacing w:after="120" w:line="480" w:lineRule="auto"/>
-      </w:pPr>
-      <w:r>
+        <w:spacing w:after="0" w:line="480" w:lineRule="auto"/>
+      </w:pPr>
+      <w:r>
+        <w:lastRenderedPageBreak/>
         <w:t xml:space="preserve">For our primary model, we exclude non-finishers (DNF) to avoid the additional noise and complexity they introduce to the outcome of interest, as similarly noted by </w:t>
       </w:r>
-      <w:proofErr w:type="spellStart"/>
-      <w:r>
-        <w:t>Keresten</w:t>
-      </w:r>
-      <w:proofErr w:type="spellEnd"/>
-      <w:r>
-        <w:t xml:space="preserve"> (2023). Assigning the root cause of certain DNFs, particularly driver-driver collisions, can be challenging. Given the time-decay and point-</w:t>
-      </w:r>
-      <w:r>
-        <w:lastRenderedPageBreak/>
-        <w:t>in-time nature of our study, indexing on DNFs may disproportionately add negative noise to a driver or constructor coefficient. However, we also test model variants that include DNFs wholly and another that partially assigns DNF cause to either driver or constructor based on the type of DNF. DNFs categorized as Collision, Accident, or Spun-Off are attributed to driver fault, while other causes are attributed to constructor fault.</w:t>
-      </w:r>
-    </w:p>
-    <w:p>
-      <w:pPr>
-        <w:spacing w:after="120" w:line="480" w:lineRule="auto"/>
-      </w:pPr>
-      <w:r>
-        <w:t xml:space="preserve">The features used in the model are binary indicators for the parent constructor and driver at the race level. The term "parent constructor" refers to constructors that have undergone name changes but remain the same underlying entity. For example, Toro Rosso, Alpha Tauri, and RB are considered the same </w:t>
-      </w:r>
-      <w:proofErr w:type="gramStart"/>
-      <w:r>
-        <w:t>constructor</w:t>
-      </w:r>
-      <w:proofErr w:type="gramEnd"/>
-      <w:r>
-        <w:t xml:space="preserve"> in this analysis.</w:t>
-      </w:r>
-    </w:p>
-    <w:p>
-      <w:pPr>
-        <w:spacing w:after="120" w:line="480" w:lineRule="auto"/>
-      </w:pPr>
-      <w:r>
-        <w:t xml:space="preserve">The response variable is the rank finish of the driver-constructor pair </w:t>
-      </w:r>
-      <w:proofErr w:type="gramStart"/>
-      <w:r>
-        <w:t>in a given</w:t>
-      </w:r>
-      <w:proofErr w:type="gramEnd"/>
-      <w:r>
-        <w:t xml:space="preserve"> race. Points-scoring positions (ranks 1 to 10) are weighted equally, as drivers are expected to compete equally for these positions. Positions beyond 10 are weighted on a linear decay until the last position, reflecting the expectation that the effort expended for lower places is probably less than that for the top places (Henderson, 2021).</w:t>
+      <w:r>
+        <w:t>Kesteren</w:t>
+      </w:r>
+      <w:r>
+        <w:t xml:space="preserve"> (2023). Assigning the root cause of certain DNFs, particularly driver-driver collisions, can be challenging. Given the time-decay and point-in-time nature of our study, indexing on DNFs may disproportionately add negative noise to a driver or constructor coefficient. However, we also test model variants that include DNFs wholly and another that partially assigns DNF cause to either driver or constructor based on the type of DNF. DNFs categorized as Collision, Accident, or Spun-Off are attributed to driver fault, while other causes are attributed to constructor fault.</w:t>
+      </w:r>
+    </w:p>
+    <w:p>
+      <w:pPr>
+        <w:spacing w:after="0" w:line="480" w:lineRule="auto"/>
+      </w:pPr>
+      <w:r>
+        <w:t>The features used in the model are binary indicators for the parent constructor and driver at the race level. The term "parent constructor" refers to constructors that have undergone name changes but remain the same underlying entity. For example, Toro Rosso, Alpha Tauri, and RB are considered the same constructor in this analysis.</w:t>
+      </w:r>
+    </w:p>
+    <w:p>
+      <w:pPr>
+        <w:spacing w:after="0" w:line="480" w:lineRule="auto"/>
+      </w:pPr>
+      <w:r>
+        <w:t>The response variable is the rank finish of the driver-constructor pair in a given race. Points-scoring positions (ranks 1 to 10) are weighted equally, as drivers are expected to compete equally for these positions. Positions beyond 10 are weighted on a linear decay until the last position, reflecting the expectation that the effort expended for lower places is probably less than that for the top places (Henderson, 2021).</w:t>
       </w:r>
       <w:r>
         <w:t xml:space="preserve"> The </w:t>
@@ -311,12 +2472,12 @@
     </w:p>
     <w:p>
       <w:pPr>
-        <w:spacing w:after="120" w:line="480" w:lineRule="auto"/>
-      </w:pPr>
-    </w:p>
-    <w:p>
-      <w:pPr>
-        <w:spacing w:after="120" w:line="480" w:lineRule="auto"/>
+        <w:spacing w:after="0" w:line="480" w:lineRule="auto"/>
+      </w:pPr>
+    </w:p>
+    <w:p>
+      <w:pPr>
+        <w:spacing w:after="0" w:line="480" w:lineRule="auto"/>
         <w:rPr>
           <w:rFonts w:eastAsiaTheme="minorEastAsia"/>
           <w:i/>
@@ -509,7 +2670,7 @@
     </w:p>
     <w:p>
       <w:pPr>
-        <w:spacing w:after="120" w:line="480" w:lineRule="auto"/>
+        <w:spacing w:after="0" w:line="480" w:lineRule="auto"/>
         <w:rPr>
           <w:rFonts w:eastAsiaTheme="minorEastAsia"/>
           <w:iCs/>
@@ -602,7 +2763,7 @@
     </w:p>
     <w:p>
       <w:pPr>
-        <w:spacing w:after="120" w:line="480" w:lineRule="auto"/>
+        <w:spacing w:after="0" w:line="480" w:lineRule="auto"/>
         <w:jc w:val="right"/>
         <w:rPr>
           <w:lang w:val="fr-FR"/>
@@ -617,7 +2778,7 @@
     </w:p>
     <w:p>
       <w:pPr>
-        <w:spacing w:after="120" w:line="480" w:lineRule="auto"/>
+        <w:spacing w:after="0" w:line="480" w:lineRule="auto"/>
         <w:jc w:val="right"/>
         <w:rPr>
           <w:lang w:val="fr-FR"/>
@@ -627,41 +2788,33 @@
     <w:p>
       <w:pPr>
         <w:pStyle w:val="Heading2"/>
-        <w:spacing w:after="120" w:line="480" w:lineRule="auto"/>
-      </w:pPr>
-      <w:bookmarkStart w:id="3" w:name="_Toc172557727"/>
+        <w:spacing w:before="0" w:after="0" w:line="480" w:lineRule="auto"/>
+      </w:pPr>
+      <w:bookmarkStart w:id="4" w:name="_Toc172717660"/>
       <w:r>
         <w:lastRenderedPageBreak/>
         <w:t>Methods</w:t>
       </w:r>
-      <w:bookmarkEnd w:id="3"/>
+      <w:bookmarkEnd w:id="4"/>
     </w:p>
     <w:p>
       <w:pPr>
         <w:pStyle w:val="Heading3"/>
-        <w:spacing w:after="120" w:line="480" w:lineRule="auto"/>
+        <w:spacing w:before="0" w:after="0" w:line="480" w:lineRule="auto"/>
       </w:pPr>
       <w:r>
         <w:t xml:space="preserve"> </w:t>
       </w:r>
-      <w:bookmarkStart w:id="4" w:name="_Toc172557728"/>
-      <w:r>
-        <w:t xml:space="preserve">Linear Model </w:t>
-      </w:r>
-      <w:proofErr w:type="gramStart"/>
-      <w:r>
-        <w:t>With</w:t>
-      </w:r>
-      <w:proofErr w:type="gramEnd"/>
-      <w:r>
-        <w:t xml:space="preserve"> Ridge Regression</w:t>
-      </w:r>
-      <w:bookmarkEnd w:id="4"/>
+      <w:bookmarkStart w:id="5" w:name="_Toc172717661"/>
+      <w:r>
+        <w:t>Linear Model With Ridge Regression</w:t>
+      </w:r>
+      <w:bookmarkEnd w:id="5"/>
     </w:p>
     <w:p>
       <w:pPr>
         <w:pStyle w:val="NormalWeb"/>
-        <w:spacing w:after="120" w:afterAutospacing="0" w:line="480" w:lineRule="auto"/>
+        <w:spacing w:before="0" w:beforeAutospacing="0" w:after="0" w:afterAutospacing="0" w:line="480" w:lineRule="auto"/>
       </w:pPr>
       <w:r>
         <w:t>We employ a linear model with ridge (L2) regression</w:t>
@@ -688,12 +2841,12 @@
     <w:p>
       <w:pPr>
         <w:pStyle w:val="NormalWeb"/>
-        <w:spacing w:after="120" w:afterAutospacing="0" w:line="480" w:lineRule="auto"/>
-      </w:pPr>
-    </w:p>
-    <w:p>
-      <w:pPr>
-        <w:spacing w:after="120" w:line="480" w:lineRule="auto"/>
+        <w:spacing w:before="0" w:beforeAutospacing="0" w:after="0" w:afterAutospacing="0" w:line="480" w:lineRule="auto"/>
+      </w:pPr>
+    </w:p>
+    <w:p>
+      <w:pPr>
+        <w:spacing w:after="0" w:line="480" w:lineRule="auto"/>
         <w:rPr>
           <w:rFonts w:eastAsiaTheme="minorEastAsia"/>
         </w:rPr>
@@ -726,7 +2879,7 @@
     </w:p>
     <w:p>
       <w:pPr>
-        <w:spacing w:after="120" w:line="480" w:lineRule="auto"/>
+        <w:spacing w:after="0" w:line="480" w:lineRule="auto"/>
         <w:jc w:val="center"/>
         <w:rPr>
           <w:rFonts w:ascii="Cambria Math" w:eastAsiaTheme="minorEastAsia" w:hAnsi="Cambria Math"/>
@@ -740,22 +2893,12 @@
           <w:i/>
           <w:iCs/>
         </w:rPr>
-        <w:t xml:space="preserve">X: Sparse matrix of drivers and </w:t>
-      </w:r>
-      <w:proofErr w:type="spellStart"/>
-      <w:r>
-        <w:rPr>
-          <w:rFonts w:ascii="Cambria Math" w:eastAsiaTheme="minorEastAsia" w:hAnsi="Cambria Math"/>
-          <w:i/>
-          <w:iCs/>
-        </w:rPr>
-        <w:t>consturoctrs</w:t>
-      </w:r>
-      <w:proofErr w:type="spellEnd"/>
-    </w:p>
-    <w:p>
-      <w:pPr>
-        <w:spacing w:after="120" w:line="480" w:lineRule="auto"/>
+        <w:t>X: Sparse matrix of drivers and consturoctrs</w:t>
+      </w:r>
+    </w:p>
+    <w:p>
+      <w:pPr>
+        <w:spacing w:after="0" w:line="480" w:lineRule="auto"/>
         <w:jc w:val="center"/>
         <w:rPr>
           <w:rFonts w:ascii="Cambria Math" w:eastAsiaTheme="minorEastAsia" w:hAnsi="Cambria Math"/>
@@ -771,7 +2914,6 @@
           <m:t>β</m:t>
         </m:r>
       </m:oMath>
-      <w:proofErr w:type="gramStart"/>
       <w:r>
         <w:rPr>
           <w:rFonts w:ascii="Cambria Math" w:eastAsiaTheme="minorEastAsia" w:hAnsi="Cambria Math"/>
@@ -786,40 +2928,31 @@
           <w:i/>
           <w:iCs/>
         </w:rPr>
-        <w:t>Matrix</w:t>
-      </w:r>
-      <w:proofErr w:type="gramEnd"/>
+        <w:t>Matrix of individual driver and constructor coefficients</w:t>
+      </w:r>
+    </w:p>
+    <w:p>
+      <w:pPr>
+        <w:spacing w:after="0" w:line="480" w:lineRule="auto"/>
+        <w:jc w:val="center"/>
+        <w:rPr>
+          <w:rFonts w:ascii="Cambria Math" w:hAnsi="Cambria Math"/>
+          <w:i/>
+          <w:iCs/>
+        </w:rPr>
+      </w:pPr>
       <w:r>
         <w:rPr>
           <w:rFonts w:ascii="Cambria Math" w:eastAsiaTheme="minorEastAsia" w:hAnsi="Cambria Math"/>
           <w:i/>
           <w:iCs/>
         </w:rPr>
-        <w:t xml:space="preserve"> of individual driver and constructor coefficients</w:t>
-      </w:r>
-    </w:p>
-    <w:p>
-      <w:pPr>
-        <w:spacing w:after="120" w:line="480" w:lineRule="auto"/>
-        <w:jc w:val="center"/>
-        <w:rPr>
-          <w:rFonts w:ascii="Cambria Math" w:hAnsi="Cambria Math"/>
-          <w:i/>
-          <w:iCs/>
-        </w:rPr>
-      </w:pPr>
-      <w:r>
-        <w:rPr>
-          <w:rFonts w:ascii="Cambria Math" w:eastAsiaTheme="minorEastAsia" w:hAnsi="Cambria Math"/>
-          <w:i/>
-          <w:iCs/>
-        </w:rPr>
         <w:t>Y: Rank finish for a given constructor-driver combination in a single race</w:t>
       </w:r>
     </w:p>
     <w:p>
       <w:pPr>
-        <w:spacing w:after="120" w:line="480" w:lineRule="auto"/>
+        <w:spacing w:after="0" w:line="480" w:lineRule="auto"/>
         <w:rPr>
           <w:rFonts w:eastAsiaTheme="minorEastAsia"/>
         </w:rPr>
@@ -2137,7 +4270,7 @@
     </w:p>
     <w:p>
       <w:pPr>
-        <w:spacing w:after="120" w:line="480" w:lineRule="auto"/>
+        <w:spacing w:after="0" w:line="480" w:lineRule="auto"/>
         <w:jc w:val="right"/>
       </w:pPr>
       <w:r>
@@ -2146,14 +4279,10 @@
     </w:p>
     <w:p>
       <w:pPr>
-        <w:spacing w:after="120" w:line="480" w:lineRule="auto"/>
-      </w:pPr>
-      <w:r>
-        <w:t xml:space="preserve">We iteratively run the regression for each race from 2012 to the present. For example, to predict the 2016 Monaco Grand Prix (2016 season, round 6), training data from all races from 2012 up to the 2016 Spanish Grand Prix (2016 season, round 5) are used. More recent results are weighted higher than older ones, as </w:t>
-      </w:r>
-      <w:r>
-        <w:lastRenderedPageBreak/>
-        <w:t xml:space="preserve">defined by </w:t>
+        <w:spacing w:after="0" w:line="480" w:lineRule="auto"/>
+      </w:pPr>
+      <w:r>
+        <w:t xml:space="preserve">We iteratively run the regression for each race from 2012 to the present. For example, to predict the 2016 Monaco Grand Prix (2016 season, round 6), training data from all races from 2012 up to the 2016 Spanish Grand Prix (2016 season, round 5) are used. More recent results are weighted higher than older ones, as defined by </w:t>
       </w:r>
       <w:r>
         <w:t>the equations highlighted in (3)</w:t>
@@ -2165,25 +4294,17 @@
         <w:t xml:space="preserve">, </w:t>
       </w:r>
       <w:r>
-        <w:t>which utilize ridge regression (</w:t>
-      </w:r>
-      <w:proofErr w:type="spellStart"/>
-      <w:r>
-        <w:t>Mevedovsky</w:t>
-      </w:r>
-      <w:proofErr w:type="spellEnd"/>
-      <w:r>
-        <w:t xml:space="preserve">). </w:t>
-      </w:r>
-    </w:p>
-    <w:p>
-      <w:pPr>
-        <w:spacing w:after="120" w:line="480" w:lineRule="auto"/>
-      </w:pPr>
-    </w:p>
-    <w:p>
-      <w:pPr>
-        <w:spacing w:after="120" w:line="480" w:lineRule="auto"/>
+        <w:t xml:space="preserve">which utilize ridge regression (Mevedovsky). </w:t>
+      </w:r>
+    </w:p>
+    <w:p>
+      <w:pPr>
+        <w:spacing w:after="0" w:line="480" w:lineRule="auto"/>
+      </w:pPr>
+    </w:p>
+    <w:p>
+      <w:pPr>
+        <w:spacing w:after="0" w:line="480" w:lineRule="auto"/>
       </w:pPr>
       <m:oMathPara>
         <m:oMath>
@@ -2260,7 +4381,7 @@
     </w:p>
     <w:p>
       <w:pPr>
-        <w:spacing w:after="120" w:line="480" w:lineRule="auto"/>
+        <w:spacing w:after="0" w:line="480" w:lineRule="auto"/>
       </w:pPr>
       <m:oMathPara>
         <m:oMath>
@@ -2337,7 +4458,7 @@
     </w:p>
     <w:p>
       <w:pPr>
-        <w:spacing w:after="120" w:line="480" w:lineRule="auto"/>
+        <w:spacing w:after="0" w:line="480" w:lineRule="auto"/>
         <w:rPr>
           <w:rFonts w:eastAsiaTheme="minorEastAsia"/>
         </w:rPr>
@@ -2460,7 +4581,7 @@
     </w:p>
     <w:p>
       <w:pPr>
-        <w:spacing w:after="120" w:line="480" w:lineRule="auto"/>
+        <w:spacing w:after="0" w:line="480" w:lineRule="auto"/>
         <w:jc w:val="right"/>
       </w:pPr>
       <w:r>
@@ -2472,7 +4593,7 @@
     </w:p>
     <w:p>
       <w:pPr>
-        <w:spacing w:after="120" w:line="480" w:lineRule="auto"/>
+        <w:spacing w:after="0" w:line="480" w:lineRule="auto"/>
       </w:pPr>
       <w:r>
         <w:t>We combine the time-decay weights with the rank position weights described in section 2 as shown in (4).</w:t>
@@ -2480,7 +4601,7 @@
     </w:p>
     <w:p>
       <w:pPr>
-        <w:spacing w:after="120" w:line="480" w:lineRule="auto"/>
+        <w:spacing w:after="0" w:line="480" w:lineRule="auto"/>
         <w:rPr>
           <w:rFonts w:eastAsiaTheme="minorEastAsia"/>
         </w:rPr>
@@ -2600,7 +4721,7 @@
     </w:p>
     <w:p>
       <w:pPr>
-        <w:spacing w:after="120" w:line="480" w:lineRule="auto"/>
+        <w:spacing w:after="0" w:line="480" w:lineRule="auto"/>
         <w:jc w:val="right"/>
         <w:rPr>
           <w:rFonts w:eastAsiaTheme="minorEastAsia"/>
@@ -2615,7 +4736,7 @@
     </w:p>
     <w:p>
       <w:pPr>
-        <w:spacing w:after="120" w:line="480" w:lineRule="auto"/>
+        <w:spacing w:after="0" w:line="480" w:lineRule="auto"/>
       </w:pPr>
       <w:r>
         <w:t xml:space="preserve">The use of a time-decayed ridge regression </w:t>
@@ -2635,38 +4756,36 @@
     </w:p>
     <w:p>
       <w:pPr>
-        <w:spacing w:after="120" w:line="480" w:lineRule="auto"/>
+        <w:spacing w:after="0" w:line="480" w:lineRule="auto"/>
       </w:pPr>
     </w:p>
     <w:p>
       <w:pPr>
         <w:pStyle w:val="Heading3"/>
-        <w:spacing w:after="120" w:line="480" w:lineRule="auto"/>
+        <w:spacing w:before="0" w:after="0" w:line="480" w:lineRule="auto"/>
         <w:rPr>
           <w:rFonts w:eastAsiaTheme="minorEastAsia"/>
         </w:rPr>
       </w:pPr>
-      <w:bookmarkStart w:id="5" w:name="_Toc172557729"/>
+      <w:bookmarkStart w:id="6" w:name="_Toc172717662"/>
       <w:r>
         <w:rPr>
           <w:rFonts w:eastAsiaTheme="minorEastAsia"/>
         </w:rPr>
         <w:t>Features</w:t>
       </w:r>
-      <w:bookmarkEnd w:id="5"/>
-    </w:p>
-    <w:p>
-      <w:pPr>
-        <w:spacing w:after="120" w:line="480" w:lineRule="auto"/>
+      <w:bookmarkEnd w:id="6"/>
+    </w:p>
+    <w:p>
+      <w:pPr>
+        <w:spacing w:after="0" w:line="480" w:lineRule="auto"/>
       </w:pPr>
       <w:r>
         <w:t xml:space="preserve">As discussed in the Introduction, the features used are a sparse matrix of parent constructors and drivers. Unlike </w:t>
       </w:r>
-      <w:proofErr w:type="spellStart"/>
-      <w:r>
-        <w:t>Keresten</w:t>
-      </w:r>
-      <w:proofErr w:type="spellEnd"/>
+      <w:r>
+        <w:t>Kesteren</w:t>
+      </w:r>
       <w:r>
         <w:t xml:space="preserve"> and Bell’s work, which included weather conditions, we exclude weather due to its unpredictability before a race weekend. Circuit type (street </w:t>
       </w:r>
@@ -2680,42 +4799,190 @@
     <w:p>
       <w:pPr>
         <w:pStyle w:val="Heading3"/>
-        <w:spacing w:after="120" w:line="480" w:lineRule="auto"/>
+        <w:spacing w:before="0" w:after="0" w:line="480" w:lineRule="auto"/>
         <w:rPr>
           <w:rFonts w:eastAsiaTheme="minorEastAsia"/>
         </w:rPr>
       </w:pPr>
-      <w:bookmarkStart w:id="6" w:name="_Toc172557730"/>
+      <w:bookmarkStart w:id="7" w:name="_Toc172717663"/>
       <w:r>
         <w:rPr>
           <w:rFonts w:eastAsiaTheme="minorEastAsia"/>
         </w:rPr>
+        <w:t>Coefficient Smoothing</w:t>
+      </w:r>
+      <w:bookmarkEnd w:id="7"/>
+      <w:r>
+        <w:rPr>
+          <w:rFonts w:eastAsiaTheme="minorEastAsia"/>
+        </w:rPr>
+        <w:t xml:space="preserve"> </w:t>
+      </w:r>
+    </w:p>
+    <w:p>
+      <w:pPr>
+        <w:spacing w:after="0" w:line="480" w:lineRule="auto"/>
+      </w:pPr>
+      <w:r>
+        <w:t>As mentioned in section 3.1, we use the coefficients for a given constructor and driver as a measure of their impact over time. However, due to the nature of our time-decay weighting, the time-series view can be noisy</w:t>
+      </w:r>
+      <w:r>
+        <w:t xml:space="preserve">, </w:t>
+      </w:r>
+      <w:r>
+        <w:t xml:space="preserve">as seen in </w:t>
+      </w:r>
+      <w:r>
+        <w:t>Figure 1 below.</w:t>
+      </w:r>
+    </w:p>
+    <w:p>
+      <w:pPr>
+        <w:keepNext/>
+        <w:spacing w:after="0" w:line="480" w:lineRule="auto"/>
+        <w:jc w:val="center"/>
+      </w:pPr>
+      <w:r>
+        <w:rPr>
+          <w:noProof/>
+        </w:rPr>
         <w:lastRenderedPageBreak/>
-        <w:t>Coefficient Smoothing</w:t>
-      </w:r>
-      <w:bookmarkEnd w:id="6"/>
-      <w:r>
-        <w:rPr>
-          <w:rFonts w:eastAsiaTheme="minorEastAsia"/>
-        </w:rPr>
-        <w:t xml:space="preserve"> </w:t>
-      </w:r>
-    </w:p>
-    <w:p>
-      <w:pPr>
-        <w:spacing w:after="120" w:line="480" w:lineRule="auto"/>
-      </w:pPr>
-      <w:r>
-        <w:t>As mentioned in section 3.1, we use the coefficients for a given constructor and driver as a measure of their impact over time. However, due to the nature of our time-decay weighting, the time-series view can be noisy</w:t>
-      </w:r>
-      <w:r>
-        <w:t xml:space="preserve">, </w:t>
-      </w:r>
-      <w:r>
-        <w:t xml:space="preserve">as seen in </w:t>
-      </w:r>
-      <w:r>
-        <w:t>Figure 1</w:t>
+        <w:drawing>
+          <wp:inline distT="0" distB="0" distL="0" distR="0" wp14:anchorId="3179FCA6" wp14:editId="60854878">
+            <wp:extent cx="5486400" cy="2743200"/>
+            <wp:effectExtent l="0" t="0" r="0" b="0"/>
+            <wp:docPr id="1792358666" name="Picture 1"/>
+            <wp:cNvGraphicFramePr>
+              <a:graphicFrameLocks xmlns:a="http://schemas.openxmlformats.org/drawingml/2006/main" noChangeAspect="1"/>
+            </wp:cNvGraphicFramePr>
+            <a:graphic xmlns:a="http://schemas.openxmlformats.org/drawingml/2006/main">
+              <a:graphicData uri="http://schemas.openxmlformats.org/drawingml/2006/picture">
+                <pic:pic xmlns:pic="http://schemas.openxmlformats.org/drawingml/2006/picture">
+                  <pic:nvPicPr>
+                    <pic:cNvPr id="1792358666" name="Picture 1"/>
+                    <pic:cNvPicPr>
+                      <a:picLocks noChangeAspect="1" noChangeArrowheads="1"/>
+                    </pic:cNvPicPr>
+                  </pic:nvPicPr>
+                  <pic:blipFill>
+                    <a:blip r:embed="rId11" cstate="print">
+                      <a:extLst>
+                        <a:ext uri="{28A0092B-C50C-407E-A947-70E740481C1C}">
+                          <a14:useLocalDpi xmlns:a14="http://schemas.microsoft.com/office/drawing/2010/main" val="0"/>
+                        </a:ext>
+                      </a:extLst>
+                    </a:blip>
+                    <a:stretch>
+                      <a:fillRect/>
+                    </a:stretch>
+                  </pic:blipFill>
+                  <pic:spPr bwMode="auto">
+                    <a:xfrm>
+                      <a:off x="0" y="0"/>
+                      <a:ext cx="5486400" cy="2743200"/>
+                    </a:xfrm>
+                    <a:prstGeom prst="rect">
+                      <a:avLst/>
+                    </a:prstGeom>
+                    <a:noFill/>
+                    <a:ln>
+                      <a:noFill/>
+                    </a:ln>
+                  </pic:spPr>
+                </pic:pic>
+              </a:graphicData>
+            </a:graphic>
+          </wp:inline>
+        </w:drawing>
+      </w:r>
+    </w:p>
+    <w:p>
+      <w:pPr>
+        <w:pStyle w:val="Caption"/>
+        <w:spacing w:after="0" w:line="480" w:lineRule="auto"/>
+        <w:jc w:val="center"/>
+        <w:rPr>
+          <w:rFonts w:ascii="Arial" w:hAnsi="Arial" w:cs="Arial"/>
+          <w:color w:val="auto"/>
+        </w:rPr>
+      </w:pPr>
+      <w:r>
+        <w:rPr>
+          <w:rFonts w:ascii="Arial" w:hAnsi="Arial" w:cs="Arial"/>
+          <w:color w:val="auto"/>
+        </w:rPr>
+        <w:t xml:space="preserve">Figure </w:t>
+      </w:r>
+      <w:r>
+        <w:rPr>
+          <w:rFonts w:ascii="Arial" w:hAnsi="Arial" w:cs="Arial"/>
+          <w:color w:val="auto"/>
+        </w:rPr>
+        <w:fldChar w:fldCharType="begin"/>
+      </w:r>
+      <w:r>
+        <w:rPr>
+          <w:rFonts w:ascii="Arial" w:hAnsi="Arial" w:cs="Arial"/>
+          <w:color w:val="auto"/>
+        </w:rPr>
+        <w:instrText xml:space="preserve"> SEQ Figure \* ARABIC </w:instrText>
+      </w:r>
+      <w:r>
+        <w:rPr>
+          <w:rFonts w:ascii="Arial" w:hAnsi="Arial" w:cs="Arial"/>
+          <w:color w:val="auto"/>
+        </w:rPr>
+        <w:fldChar w:fldCharType="separate"/>
+      </w:r>
+      <w:r>
+        <w:rPr>
+          <w:rFonts w:ascii="Arial" w:hAnsi="Arial" w:cs="Arial"/>
+          <w:noProof/>
+          <w:color w:val="auto"/>
+        </w:rPr>
+        <w:t>1</w:t>
+      </w:r>
+      <w:r>
+        <w:rPr>
+          <w:rFonts w:ascii="Arial" w:hAnsi="Arial" w:cs="Arial"/>
+          <w:color w:val="auto"/>
+        </w:rPr>
+        <w:fldChar w:fldCharType="end"/>
+      </w:r>
+      <w:r>
+        <w:rPr>
+          <w:rFonts w:ascii="Arial" w:hAnsi="Arial" w:cs="Arial"/>
+          <w:color w:val="auto"/>
+        </w:rPr>
+        <w:t>: Daniel Riccardo raw (model-derived) coefficient</w:t>
+      </w:r>
+      <w:r>
+        <w:rPr>
+          <w:rFonts w:ascii="Arial" w:hAnsi="Arial" w:cs="Arial"/>
+          <w:color w:val="auto"/>
+        </w:rPr>
+        <w:t xml:space="preserve">. The model-derived coefficient is particularly noisy at the start of Ricciardo’s career, and each time he switches constructors. </w:t>
+      </w:r>
+      <w:r>
+        <w:rPr>
+          <w:rFonts w:ascii="Arial" w:hAnsi="Arial" w:cs="Arial"/>
+          <w:color w:val="auto"/>
+        </w:rPr>
+        <w:t>Shaded area represents a 95% confidence interval.</w:t>
+      </w:r>
+    </w:p>
+    <w:p>
+      <w:pPr>
+        <w:spacing w:after="0" w:line="480" w:lineRule="auto"/>
+      </w:pPr>
+      <w:r>
+        <w:t xml:space="preserve">To reduce this noise and improve predictive power, we use a blended average between the model-derived coefficients and a LOESS predicted coefficient for the next race. The blended average is defined by </w:t>
+      </w:r>
+      <w:r>
+        <w:t>(5)</w:t>
+      </w:r>
+      <w:r>
+        <w:t>, with constants determined through hyperparameter optimization against mean absolute error (MAE)</w:t>
       </w:r>
       <w:r>
         <w:t>.</w:t>
@@ -2723,24 +4990,7 @@
     </w:p>
     <w:p>
       <w:pPr>
-        <w:spacing w:after="120" w:line="480" w:lineRule="auto"/>
-      </w:pPr>
-      <w:r>
-        <w:t xml:space="preserve">To reduce this noise and improve predictive power, we use a blended average between the model-derived coefficients and a LOESS predicted coefficient for the next race. The blended average is defined by </w:t>
-      </w:r>
-      <w:r>
-        <w:t>(5)</w:t>
-      </w:r>
-      <w:r>
-        <w:t>, with constants determined through hyperparameter optimization against mean absolute error (MAE)</w:t>
-      </w:r>
-      <w:r>
-        <w:t>.</w:t>
-      </w:r>
-    </w:p>
-    <w:p>
-      <w:pPr>
-        <w:spacing w:after="120" w:line="480" w:lineRule="auto"/>
+        <w:spacing w:after="0" w:line="480" w:lineRule="auto"/>
         <w:rPr>
           <w:rFonts w:eastAsiaTheme="minorEastAsia"/>
         </w:rPr>
@@ -2907,12 +5157,12 @@
     </w:p>
     <w:p>
       <w:pPr>
-        <w:spacing w:after="120" w:line="480" w:lineRule="auto"/>
-      </w:pPr>
-    </w:p>
-    <w:p>
-      <w:pPr>
-        <w:spacing w:after="120" w:line="480" w:lineRule="auto"/>
+        <w:spacing w:after="0" w:line="480" w:lineRule="auto"/>
+      </w:pPr>
+    </w:p>
+    <w:p>
+      <w:pPr>
+        <w:spacing w:after="0" w:line="480" w:lineRule="auto"/>
         <w:rPr>
           <w:rFonts w:eastAsiaTheme="minorEastAsia"/>
         </w:rPr>
@@ -3133,7 +5383,7 @@
     </w:p>
     <w:p>
       <w:pPr>
-        <w:spacing w:after="120" w:line="480" w:lineRule="auto"/>
+        <w:spacing w:after="0" w:line="480" w:lineRule="auto"/>
         <w:jc w:val="right"/>
       </w:pPr>
       <w:r>
@@ -3142,26 +5392,236 @@
     </w:p>
     <w:p>
       <w:pPr>
-        <w:spacing w:after="120" w:line="480" w:lineRule="auto"/>
-      </w:pPr>
-      <w:r>
-        <w:t>This smoothing methodology yields a less noisy and more accurate time series for constructor and driver ratings.</w:t>
+        <w:spacing w:after="0" w:line="480" w:lineRule="auto"/>
+      </w:pPr>
+    </w:p>
+    <w:p>
+      <w:pPr>
+        <w:spacing w:after="0" w:line="480" w:lineRule="auto"/>
+      </w:pPr>
+    </w:p>
+    <w:p>
+      <w:pPr>
+        <w:spacing w:after="0" w:line="480" w:lineRule="auto"/>
+      </w:pPr>
+    </w:p>
+    <w:p>
+      <w:pPr>
+        <w:spacing w:after="0" w:line="480" w:lineRule="auto"/>
+      </w:pPr>
+    </w:p>
+    <w:p>
+      <w:pPr>
+        <w:spacing w:after="0" w:line="480" w:lineRule="auto"/>
+      </w:pPr>
+    </w:p>
+    <w:p>
+      <w:pPr>
+        <w:spacing w:after="0" w:line="480" w:lineRule="auto"/>
+      </w:pPr>
+    </w:p>
+    <w:p>
+      <w:pPr>
+        <w:spacing w:after="0" w:line="480" w:lineRule="auto"/>
+      </w:pPr>
+      <w:r>
+        <w:lastRenderedPageBreak/>
+        <w:t>This smoothing methodology yields a less noisy and more accurate time series for constructor and driver rating</w:t>
+      </w:r>
+      <w:r>
+        <w:t xml:space="preserve"> as seen in Figure 2 below.</w:t>
+      </w:r>
+    </w:p>
+    <w:p>
+      <w:pPr>
+        <w:keepNext/>
+        <w:spacing w:after="0" w:line="480" w:lineRule="auto"/>
+        <w:jc w:val="center"/>
+      </w:pPr>
+      <w:r>
+        <w:rPr>
+          <w:noProof/>
+        </w:rPr>
+        <w:drawing>
+          <wp:inline distT="0" distB="0" distL="0" distR="0" wp14:anchorId="5EB38752" wp14:editId="7B4D5365">
+            <wp:extent cx="5486400" cy="2743200"/>
+            <wp:effectExtent l="0" t="0" r="0" b="0"/>
+            <wp:docPr id="1158603833" name="Picture 2"/>
+            <wp:cNvGraphicFramePr>
+              <a:graphicFrameLocks xmlns:a="http://schemas.openxmlformats.org/drawingml/2006/main" noChangeAspect="1"/>
+            </wp:cNvGraphicFramePr>
+            <a:graphic xmlns:a="http://schemas.openxmlformats.org/drawingml/2006/main">
+              <a:graphicData uri="http://schemas.openxmlformats.org/drawingml/2006/picture">
+                <pic:pic xmlns:pic="http://schemas.openxmlformats.org/drawingml/2006/picture">
+                  <pic:nvPicPr>
+                    <pic:cNvPr id="1158603833" name="Picture 2"/>
+                    <pic:cNvPicPr>
+                      <a:picLocks noChangeAspect="1" noChangeArrowheads="1"/>
+                    </pic:cNvPicPr>
+                  </pic:nvPicPr>
+                  <pic:blipFill>
+                    <a:blip r:embed="rId12" cstate="print">
+                      <a:extLst>
+                        <a:ext uri="{28A0092B-C50C-407E-A947-70E740481C1C}">
+                          <a14:useLocalDpi xmlns:a14="http://schemas.microsoft.com/office/drawing/2010/main" val="0"/>
+                        </a:ext>
+                      </a:extLst>
+                    </a:blip>
+                    <a:stretch>
+                      <a:fillRect/>
+                    </a:stretch>
+                  </pic:blipFill>
+                  <pic:spPr bwMode="auto">
+                    <a:xfrm>
+                      <a:off x="0" y="0"/>
+                      <a:ext cx="5486400" cy="2743200"/>
+                    </a:xfrm>
+                    <a:prstGeom prst="rect">
+                      <a:avLst/>
+                    </a:prstGeom>
+                    <a:noFill/>
+                    <a:ln>
+                      <a:noFill/>
+                    </a:ln>
+                  </pic:spPr>
+                </pic:pic>
+              </a:graphicData>
+            </a:graphic>
+          </wp:inline>
+        </w:drawing>
+      </w:r>
+    </w:p>
+    <w:p>
+      <w:pPr>
+        <w:pStyle w:val="Caption"/>
+        <w:spacing w:after="0" w:line="480" w:lineRule="auto"/>
+        <w:jc w:val="center"/>
+        <w:rPr>
+          <w:rFonts w:ascii="Arial" w:hAnsi="Arial" w:cs="Arial"/>
+          <w:color w:val="auto"/>
+        </w:rPr>
+      </w:pPr>
+      <w:r>
+        <w:rPr>
+          <w:rFonts w:ascii="Arial" w:hAnsi="Arial" w:cs="Arial"/>
+          <w:color w:val="auto"/>
+        </w:rPr>
+        <w:t xml:space="preserve">Figure </w:t>
+      </w:r>
+      <w:r>
+        <w:rPr>
+          <w:rFonts w:ascii="Arial" w:hAnsi="Arial" w:cs="Arial"/>
+          <w:color w:val="auto"/>
+        </w:rPr>
+        <w:fldChar w:fldCharType="begin"/>
+      </w:r>
+      <w:r>
+        <w:rPr>
+          <w:rFonts w:ascii="Arial" w:hAnsi="Arial" w:cs="Arial"/>
+          <w:color w:val="auto"/>
+        </w:rPr>
+        <w:instrText xml:space="preserve"> SEQ Figure \* ARABIC </w:instrText>
+      </w:r>
+      <w:r>
+        <w:rPr>
+          <w:rFonts w:ascii="Arial" w:hAnsi="Arial" w:cs="Arial"/>
+          <w:color w:val="auto"/>
+        </w:rPr>
+        <w:fldChar w:fldCharType="separate"/>
+      </w:r>
+      <w:r>
+        <w:rPr>
+          <w:rFonts w:ascii="Arial" w:hAnsi="Arial" w:cs="Arial"/>
+          <w:noProof/>
+          <w:color w:val="auto"/>
+        </w:rPr>
+        <w:t>2</w:t>
+      </w:r>
+      <w:r>
+        <w:rPr>
+          <w:rFonts w:ascii="Arial" w:hAnsi="Arial" w:cs="Arial"/>
+          <w:color w:val="auto"/>
+        </w:rPr>
+        <w:fldChar w:fldCharType="end"/>
+      </w:r>
+      <w:r>
+        <w:rPr>
+          <w:rFonts w:ascii="Arial" w:hAnsi="Arial" w:cs="Arial"/>
+          <w:color w:val="auto"/>
+        </w:rPr>
+        <w:t>: Daniel Riccardo LOESS-blended coefficient</w:t>
+      </w:r>
+      <w:r>
+        <w:rPr>
+          <w:rFonts w:ascii="Arial" w:hAnsi="Arial" w:cs="Arial"/>
+          <w:color w:val="auto"/>
+        </w:rPr>
+        <w:t>. The LOESS blended coefficient is quick to pick up the initial performance surge at the start his career while maintaining stability in his driver coefficient later in his career. The transparent points represent the model-derived coefficient seen in Figure 1.</w:t>
+      </w:r>
+      <w:r>
+        <w:rPr>
+          <w:rFonts w:ascii="Arial" w:hAnsi="Arial" w:cs="Arial"/>
+          <w:color w:val="auto"/>
+        </w:rPr>
+        <w:t xml:space="preserve"> Shaded area represents a 95% confidence interval.</w:t>
       </w:r>
     </w:p>
     <w:p>
       <w:pPr>
         <w:pStyle w:val="Heading3"/>
-        <w:spacing w:after="120" w:line="480" w:lineRule="auto"/>
-      </w:pPr>
-      <w:bookmarkStart w:id="7" w:name="_Toc172557731"/>
+        <w:spacing w:before="0" w:after="0" w:line="480" w:lineRule="auto"/>
+      </w:pPr>
+      <w:bookmarkStart w:id="8" w:name="_Toc172717664"/>
+      <w:r>
+        <w:t>Bootstrapping</w:t>
+      </w:r>
+      <w:bookmarkEnd w:id="8"/>
+    </w:p>
+    <w:p>
+      <w:pPr>
+        <w:pStyle w:val="NormalWeb"/>
+        <w:spacing w:before="0" w:beforeAutospacing="0" w:after="0" w:afterAutospacing="0" w:line="480" w:lineRule="auto"/>
+      </w:pPr>
+      <w:r>
+        <w:t xml:space="preserve">To measure confidence intervals for our coefficient measurements we apply a bootstrapping approach (R = 50) on each ridge regression. Assuming the individual coefficients are normally distributed within the bootstrapped replicates we arrive at a 95% confidence interval. That interval is represented by the shaded area as illustrated in Figure 1 and 2. </w:t>
+      </w:r>
+    </w:p>
+    <w:p>
+      <w:pPr>
+        <w:pStyle w:val="NormalWeb"/>
+        <w:spacing w:before="0" w:beforeAutospacing="0" w:after="0" w:afterAutospacing="0" w:line="480" w:lineRule="auto"/>
+      </w:pPr>
+      <w:r>
+        <w:t xml:space="preserve">However, its important to note that we are solely measuring the variance of individual coefficients. That variance is likely understated for drivers and constructors with limited sample sizes as those coefficients will be penalized and shrunk through regularization. Additionally, penalized regression can result in non-normal distribution </w:t>
+      </w:r>
+      <w:r>
+        <w:t>of those coefficients (</w:t>
+      </w:r>
+      <w:r>
+        <w:t>Croiseau</w:t>
+      </w:r>
+      <w:r>
+        <w:t xml:space="preserve"> 2009). </w:t>
+      </w:r>
+      <w:r>
+        <w:lastRenderedPageBreak/>
+        <w:t xml:space="preserve">As such, the confidence intervals provided have limited value for sensitivity analysis, but provide directional indicators to the variability of coefficients relatively to each other. </w:t>
+      </w:r>
+    </w:p>
+    <w:p>
+      <w:pPr>
+        <w:pStyle w:val="Heading3"/>
+        <w:spacing w:before="0" w:after="0" w:line="480" w:lineRule="auto"/>
+      </w:pPr>
+      <w:bookmarkStart w:id="9" w:name="_Toc172717665"/>
       <w:r>
         <w:t>Testing</w:t>
       </w:r>
-      <w:bookmarkEnd w:id="7"/>
-    </w:p>
-    <w:p>
-      <w:pPr>
-        <w:spacing w:after="120" w:line="480" w:lineRule="auto"/>
+      <w:bookmarkEnd w:id="9"/>
+    </w:p>
+    <w:p>
+      <w:pPr>
+        <w:spacing w:after="0" w:line="480" w:lineRule="auto"/>
       </w:pPr>
       <w:r>
         <w:t xml:space="preserve">To understand the influence of constructors versus drivers, we analyze the variance explained by each component. We use Kendall’s </w:t>
@@ -3179,7 +5639,7 @@
     <w:p>
       <w:pPr>
         <w:pStyle w:val="Heading4"/>
-        <w:spacing w:after="120" w:line="480" w:lineRule="auto"/>
+        <w:spacing w:before="0" w:after="0" w:line="480" w:lineRule="auto"/>
       </w:pPr>
       <w:r>
         <w:t>Test Data</w:t>
@@ -3188,7 +5648,7 @@
     <w:p>
       <w:pPr>
         <w:pStyle w:val="NormalWeb"/>
-        <w:spacing w:after="120" w:afterAutospacing="0" w:line="480" w:lineRule="auto"/>
+        <w:spacing w:before="0" w:beforeAutospacing="0" w:after="0" w:afterAutospacing="0" w:line="480" w:lineRule="auto"/>
         <w:rPr>
           <w:sz w:val="22"/>
           <w:szCs w:val="22"/>
@@ -3240,7 +5700,7 @@
     <w:p>
       <w:pPr>
         <w:pStyle w:val="NormalWeb"/>
-        <w:spacing w:after="120" w:afterAutospacing="0" w:line="480" w:lineRule="auto"/>
+        <w:spacing w:before="0" w:beforeAutospacing="0" w:after="0" w:afterAutospacing="0" w:line="480" w:lineRule="auto"/>
         <w:rPr>
           <w:sz w:val="22"/>
           <w:szCs w:val="22"/>
@@ -3251,7 +5711,6 @@
           <w:sz w:val="22"/>
           <w:szCs w:val="22"/>
         </w:rPr>
-        <w:lastRenderedPageBreak/>
         <w:t xml:space="preserve">The test data is the immediate next race following the current race </w:t>
       </w:r>
       <w:r>
@@ -3299,33 +5758,15 @@
           <w:szCs w:val="22"/>
           <w:vertAlign w:val="subscript"/>
         </w:rPr>
-        <w:t xml:space="preserve">2016, Round </w:t>
-      </w:r>
-      <w:proofErr w:type="gramStart"/>
+        <w:t xml:space="preserve">2016, Round 5 </w:t>
+      </w:r>
       <w:r>
         <w:rPr>
           <w:sz w:val="22"/>
           <w:szCs w:val="22"/>
-          <w:vertAlign w:val="subscript"/>
-        </w:rPr>
-        <w:t xml:space="preserve">5 </w:t>
-      </w:r>
-      <w:r>
-        <w:rPr>
-          <w:sz w:val="22"/>
-          <w:szCs w:val="22"/>
-        </w:rPr>
-        <w:t>)</w:t>
-      </w:r>
-      <w:proofErr w:type="gramEnd"/>
-      <w:r>
-        <w:rPr>
-          <w:sz w:val="22"/>
-          <w:szCs w:val="22"/>
-        </w:rPr>
-        <w:t xml:space="preserve"> predicts the outcomes for the 2016 Monaco Grand Prix (2016 season, round 6). The predictions from the model are linearly ranked and used as </w:t>
-      </w:r>
-      <w:proofErr w:type="spellStart"/>
+        </w:rPr>
+        <w:t xml:space="preserve">) predicts the outcomes for the 2016 Monaco Grand Prix (2016 season, round 6). The predictions from the model are linearly ranked and used as </w:t>
+      </w:r>
       <w:r>
         <w:rPr>
           <w:i/>
@@ -3345,7 +5786,6 @@
         </w:rPr>
         <w:t>pred</w:t>
       </w:r>
-      <w:proofErr w:type="spellEnd"/>
       <w:r>
         <w:rPr>
           <w:sz w:val="22"/>
@@ -3353,7 +5793,6 @@
         </w:rPr>
         <w:t xml:space="preserve">. This same process is applied to get </w:t>
       </w:r>
-      <w:proofErr w:type="spellStart"/>
       <w:r>
         <w:rPr>
           <w:i/>
@@ -3373,7 +5812,6 @@
         </w:rPr>
         <w:t>pred</w:t>
       </w:r>
-      <w:proofErr w:type="spellEnd"/>
       <w:r>
         <w:rPr>
           <w:sz w:val="22"/>
@@ -3437,7 +5875,7 @@
     <w:p>
       <w:pPr>
         <w:pStyle w:val="Heading4"/>
-        <w:spacing w:after="120" w:line="480" w:lineRule="auto"/>
+        <w:spacing w:before="0" w:after="0" w:line="480" w:lineRule="auto"/>
       </w:pPr>
       <w:r>
         <w:t>Kendall’s Coefficient</w:t>
@@ -3445,12 +5883,12 @@
     </w:p>
     <w:p>
       <w:pPr>
-        <w:spacing w:after="120" w:line="480" w:lineRule="auto"/>
-      </w:pPr>
-    </w:p>
-    <w:p>
-      <w:pPr>
-        <w:spacing w:after="120" w:line="480" w:lineRule="auto"/>
+        <w:spacing w:after="0" w:line="480" w:lineRule="auto"/>
+      </w:pPr>
+    </w:p>
+    <w:p>
+      <w:pPr>
+        <w:spacing w:after="0" w:line="480" w:lineRule="auto"/>
       </w:pPr>
       <w:r>
         <w:t>We calculate Kendall’s coefficient at the race level and then average across all races in the test dat</w:t>
@@ -3461,7 +5899,7 @@
     </w:p>
     <w:p>
       <w:pPr>
-        <w:spacing w:after="120" w:line="480" w:lineRule="auto"/>
+        <w:spacing w:after="0" w:line="480" w:lineRule="auto"/>
         <w:rPr>
           <w:rFonts w:eastAsiaTheme="minorEastAsia"/>
         </w:rPr>
@@ -3581,7 +6019,7 @@
     </w:p>
     <w:p>
       <w:pPr>
-        <w:spacing w:after="120" w:line="480" w:lineRule="auto"/>
+        <w:spacing w:after="0" w:line="480" w:lineRule="auto"/>
       </w:pPr>
       <m:oMathPara>
         <m:oMath>
@@ -3721,7 +6159,7 @@
     </w:p>
     <w:p>
       <w:pPr>
-        <w:spacing w:after="120" w:line="480" w:lineRule="auto"/>
+        <w:spacing w:after="0" w:line="480" w:lineRule="auto"/>
         <w:jc w:val="right"/>
       </w:pPr>
       <w:r>
@@ -3730,9 +6168,15 @@
     </w:p>
     <w:p>
       <w:pPr>
-        <w:spacing w:after="120" w:line="480" w:lineRule="auto"/>
-      </w:pPr>
-      <w:r>
+        <w:spacing w:after="0" w:line="480" w:lineRule="auto"/>
+      </w:pPr>
+    </w:p>
+    <w:p>
+      <w:pPr>
+        <w:spacing w:after="0" w:line="480" w:lineRule="auto"/>
+      </w:pPr>
+      <w:r>
+        <w:lastRenderedPageBreak/>
         <w:t xml:space="preserve">We extend Kendall’s coefficient to calculate partial Kendall’s Tau for constructors and drivers as described </w:t>
       </w:r>
       <w:r>
@@ -3744,7 +6188,7 @@
     </w:p>
     <w:p>
       <w:pPr>
-        <w:spacing w:after="120" w:line="480" w:lineRule="auto"/>
+        <w:spacing w:after="0" w:line="480" w:lineRule="auto"/>
         <w:jc w:val="center"/>
         <w:rPr>
           <w:rFonts w:eastAsiaTheme="minorEastAsia"/>
@@ -4308,7 +6752,7 @@
     </w:p>
     <w:p>
       <w:pPr>
-        <w:spacing w:after="120" w:line="480" w:lineRule="auto"/>
+        <w:spacing w:after="0" w:line="480" w:lineRule="auto"/>
         <w:jc w:val="center"/>
         <w:rPr>
           <w:rFonts w:eastAsiaTheme="minorEastAsia"/>
@@ -4325,7 +6769,7 @@
     </w:p>
     <w:p>
       <w:pPr>
-        <w:spacing w:after="120" w:line="480" w:lineRule="auto"/>
+        <w:spacing w:after="0" w:line="480" w:lineRule="auto"/>
         <w:jc w:val="center"/>
         <w:rPr>
           <w:i/>
@@ -4396,7 +6840,7 @@
     </w:p>
     <w:p>
       <w:pPr>
-        <w:spacing w:after="120" w:line="480" w:lineRule="auto"/>
+        <w:spacing w:after="0" w:line="480" w:lineRule="auto"/>
         <w:jc w:val="center"/>
         <w:rPr>
           <w:i/>
@@ -4476,7 +6920,7 @@
     </w:p>
     <w:p>
       <w:pPr>
-        <w:spacing w:after="120" w:line="480" w:lineRule="auto"/>
+        <w:spacing w:after="0" w:line="480" w:lineRule="auto"/>
         <w:jc w:val="center"/>
         <w:rPr>
           <w:iCs/>
@@ -4524,32 +6968,12 @@
           <w:sz w:val="20"/>
           <w:szCs w:val="20"/>
         </w:rPr>
-        <w:t xml:space="preserve">the Kendall’s Tau between constructors-only </w:t>
-      </w:r>
-      <w:proofErr w:type="gramStart"/>
-      <w:r>
-        <w:rPr>
-          <w:rFonts w:eastAsiaTheme="minorEastAsia"/>
-          <w:iCs/>
-          <w:sz w:val="20"/>
-          <w:szCs w:val="20"/>
-        </w:rPr>
-        <w:t>predictions  and</w:t>
-      </w:r>
-      <w:proofErr w:type="gramEnd"/>
-      <w:r>
-        <w:rPr>
-          <w:rFonts w:eastAsiaTheme="minorEastAsia"/>
-          <w:iCs/>
-          <w:sz w:val="20"/>
-          <w:szCs w:val="20"/>
-        </w:rPr>
-        <w:t xml:space="preserve"> drivers-only predictions</w:t>
-      </w:r>
-    </w:p>
-    <w:p>
-      <w:pPr>
-        <w:spacing w:after="120" w:line="480" w:lineRule="auto"/>
+        <w:t>the Kendall’s Tau between constructors-only predictions  and drivers-only predictions</w:t>
+      </w:r>
+    </w:p>
+    <w:p>
+      <w:pPr>
+        <w:spacing w:after="0" w:line="480" w:lineRule="auto"/>
         <w:jc w:val="right"/>
       </w:pPr>
       <w:r>
@@ -4558,34 +6982,26 @@
     </w:p>
     <w:p>
       <w:pPr>
-        <w:spacing w:after="120" w:line="480" w:lineRule="auto"/>
+        <w:spacing w:after="0" w:line="480" w:lineRule="auto"/>
       </w:pPr>
       <w:r>
         <w:t>From there, we</w:t>
       </w:r>
       <w:r>
-        <w:t xml:space="preserve"> </w:t>
-      </w:r>
-      <w:proofErr w:type="gramStart"/>
-      <w:r>
-        <w:t>are</w:t>
-      </w:r>
-      <w:r>
-        <w:t xml:space="preserve"> able to</w:t>
-      </w:r>
-      <w:proofErr w:type="gramEnd"/>
-      <w:r>
-        <w:t xml:space="preserve"> describe the proportion variance explained by drivers versus constructors.</w:t>
-      </w:r>
-    </w:p>
-    <w:p>
-      <w:pPr>
-        <w:spacing w:after="120" w:line="480" w:lineRule="auto"/>
-      </w:pPr>
-    </w:p>
-    <w:p>
-      <w:pPr>
-        <w:spacing w:after="120" w:line="480" w:lineRule="auto"/>
+        <w:t xml:space="preserve"> are</w:t>
+      </w:r>
+      <w:r>
+        <w:t xml:space="preserve"> able to describe the proportion variance explained by drivers versus constructors.</w:t>
+      </w:r>
+    </w:p>
+    <w:p>
+      <w:pPr>
+        <w:spacing w:after="0" w:line="480" w:lineRule="auto"/>
+      </w:pPr>
+    </w:p>
+    <w:p>
+      <w:pPr>
+        <w:spacing w:after="0" w:line="480" w:lineRule="auto"/>
         <w:rPr>
           <w:rFonts w:eastAsiaTheme="minorEastAsia"/>
         </w:rPr>
@@ -4731,7 +7147,7 @@
     </w:p>
     <w:p>
       <w:pPr>
-        <w:spacing w:after="120" w:line="480" w:lineRule="auto"/>
+        <w:spacing w:after="0" w:line="480" w:lineRule="auto"/>
         <w:jc w:val="right"/>
         <w:rPr>
           <w:rFonts w:eastAsiaTheme="minorEastAsia"/>
@@ -4747,22 +7163,22 @@
     <w:p>
       <w:pPr>
         <w:pStyle w:val="Heading3"/>
-        <w:spacing w:after="120" w:line="480" w:lineRule="auto"/>
-      </w:pPr>
-      <w:bookmarkStart w:id="8" w:name="_Toc172557732"/>
+        <w:spacing w:before="0" w:after="0" w:line="480" w:lineRule="auto"/>
+      </w:pPr>
+      <w:bookmarkStart w:id="10" w:name="_Toc172717666"/>
       <w:r>
         <w:t>Logistic Model</w:t>
       </w:r>
-      <w:bookmarkEnd w:id="8"/>
-    </w:p>
-    <w:p>
-      <w:pPr>
-        <w:spacing w:after="120" w:line="480" w:lineRule="auto"/>
-      </w:pPr>
-    </w:p>
-    <w:p>
-      <w:pPr>
-        <w:spacing w:after="120" w:line="480" w:lineRule="auto"/>
+      <w:bookmarkEnd w:id="10"/>
+    </w:p>
+    <w:p>
+      <w:pPr>
+        <w:spacing w:after="0" w:line="480" w:lineRule="auto"/>
+      </w:pPr>
+    </w:p>
+    <w:p>
+      <w:pPr>
+        <w:spacing w:after="0" w:line="480" w:lineRule="auto"/>
       </w:pPr>
       <w:r>
         <w:t>In addition to the linear ridge regression, we design</w:t>
@@ -4794,7 +7210,7 @@
     </w:p>
     <w:p>
       <w:pPr>
-        <w:spacing w:after="120" w:line="480" w:lineRule="auto"/>
+        <w:spacing w:after="0" w:line="480" w:lineRule="auto"/>
       </w:pPr>
       <w:r>
         <w:t>The chosen test metric for the logistic ridge regression is McFadden’s R-squared due to its interpretability, ease of implementation, and robustness</w:t>
@@ -4808,12 +7224,12 @@
     </w:p>
     <w:p>
       <w:pPr>
-        <w:spacing w:after="120" w:line="480" w:lineRule="auto"/>
-      </w:pPr>
-    </w:p>
-    <w:p>
-      <w:pPr>
-        <w:spacing w:after="120" w:line="480" w:lineRule="auto"/>
+        <w:spacing w:after="0" w:line="480" w:lineRule="auto"/>
+      </w:pPr>
+    </w:p>
+    <w:p>
+      <w:pPr>
+        <w:spacing w:after="0" w:line="480" w:lineRule="auto"/>
         <w:rPr>
           <w:i/>
         </w:rPr>
@@ -4955,7 +7371,7 @@
     </w:p>
     <w:p>
       <w:pPr>
-        <w:spacing w:after="120" w:line="480" w:lineRule="auto"/>
+        <w:spacing w:after="0" w:line="480" w:lineRule="auto"/>
         <w:rPr>
           <w:i/>
         </w:rPr>
@@ -5129,7 +7545,7 @@
     </w:p>
     <w:p>
       <w:pPr>
-        <w:spacing w:after="120" w:line="480" w:lineRule="auto"/>
+        <w:spacing w:after="0" w:line="480" w:lineRule="auto"/>
         <w:rPr>
           <w:rFonts w:eastAsiaTheme="minorEastAsia"/>
           <w:i/>
@@ -5304,7 +7720,7 @@
     </w:p>
     <w:p>
       <w:pPr>
-        <w:spacing w:after="120" w:line="480" w:lineRule="auto"/>
+        <w:spacing w:after="0" w:line="480" w:lineRule="auto"/>
         <w:jc w:val="center"/>
         <w:rPr>
           <w:rFonts w:eastAsiaTheme="minorEastAsia"/>
@@ -5315,7 +7731,6 @@
           <w:rPr>
             <w:rFonts w:ascii="Cambria Math" w:hAnsi="Cambria Math"/>
           </w:rPr>
-          <w:lastRenderedPageBreak/>
           <m:t>log</m:t>
         </m:r>
         <m:d>
@@ -5382,7 +7797,7 @@
     </w:p>
     <w:p>
       <w:pPr>
-        <w:spacing w:after="120" w:line="480" w:lineRule="auto"/>
+        <w:spacing w:after="0" w:line="480" w:lineRule="auto"/>
         <w:jc w:val="center"/>
         <w:rPr>
           <w:rFonts w:eastAsiaTheme="minorEastAsia"/>
@@ -5445,7 +7860,7 @@
     </w:p>
     <w:p>
       <w:pPr>
-        <w:spacing w:after="120" w:line="480" w:lineRule="auto"/>
+        <w:spacing w:after="0" w:line="480" w:lineRule="auto"/>
         <w:jc w:val="center"/>
         <w:rPr>
           <w:rFonts w:eastAsiaTheme="minorEastAsia"/>
@@ -5508,7 +7923,7 @@
     </w:p>
     <w:p>
       <w:pPr>
-        <w:spacing w:after="120" w:line="480" w:lineRule="auto"/>
+        <w:spacing w:after="0" w:line="480" w:lineRule="auto"/>
         <w:jc w:val="center"/>
         <w:rPr>
           <w:rFonts w:eastAsiaTheme="minorEastAsia"/>
@@ -5581,7 +7996,7 @@
     </w:p>
     <w:p>
       <w:pPr>
-        <w:spacing w:after="120" w:line="480" w:lineRule="auto"/>
+        <w:spacing w:after="0" w:line="480" w:lineRule="auto"/>
         <w:jc w:val="right"/>
         <w:rPr>
           <w:rFonts w:eastAsiaTheme="minorEastAsia"/>
@@ -5596,7 +8011,7 @@
     </w:p>
     <w:p>
       <w:pPr>
-        <w:spacing w:after="120" w:line="480" w:lineRule="auto"/>
+        <w:spacing w:after="0" w:line="480" w:lineRule="auto"/>
       </w:pPr>
       <w:r>
         <w:t>We calculate the proportion of variance explained similarly to the base model with Kendall’s coefficient as the test metric:</w:t>
@@ -5604,7 +8019,7 @@
     </w:p>
     <w:p>
       <w:pPr>
-        <w:spacing w:after="120" w:line="480" w:lineRule="auto"/>
+        <w:spacing w:after="0" w:line="480" w:lineRule="auto"/>
         <w:rPr>
           <w:rFonts w:eastAsiaTheme="minorEastAsia"/>
         </w:rPr>
@@ -5750,7 +8165,7 @@
     </w:p>
     <w:p>
       <w:pPr>
-        <w:spacing w:after="120" w:line="480" w:lineRule="auto"/>
+        <w:spacing w:after="0" w:line="480" w:lineRule="auto"/>
         <w:jc w:val="right"/>
         <w:rPr>
           <w:rFonts w:eastAsiaTheme="minorEastAsia"/>
@@ -5765,40 +8180,234 @@
     </w:p>
     <w:p>
       <w:pPr>
+        <w:spacing w:after="0" w:line="480" w:lineRule="auto"/>
+        <w:jc w:val="right"/>
+        <w:rPr>
+          <w:rFonts w:eastAsiaTheme="minorEastAsia"/>
+        </w:rPr>
+      </w:pPr>
+    </w:p>
+    <w:p>
+      <w:pPr>
+        <w:spacing w:after="0" w:line="480" w:lineRule="auto"/>
+        <w:jc w:val="right"/>
+        <w:rPr>
+          <w:rFonts w:eastAsiaTheme="minorEastAsia"/>
+        </w:rPr>
+      </w:pPr>
+    </w:p>
+    <w:p>
+      <w:pPr>
+        <w:spacing w:after="0" w:line="480" w:lineRule="auto"/>
+        <w:jc w:val="right"/>
+        <w:rPr>
+          <w:rFonts w:eastAsiaTheme="minorEastAsia"/>
+        </w:rPr>
+      </w:pPr>
+    </w:p>
+    <w:p>
+      <w:pPr>
+        <w:spacing w:after="0" w:line="480" w:lineRule="auto"/>
+        <w:jc w:val="right"/>
+        <w:rPr>
+          <w:rFonts w:eastAsiaTheme="minorEastAsia"/>
+        </w:rPr>
+      </w:pPr>
+    </w:p>
+    <w:p>
+      <w:pPr>
+        <w:spacing w:after="0" w:line="480" w:lineRule="auto"/>
+        <w:jc w:val="right"/>
+        <w:rPr>
+          <w:rFonts w:eastAsiaTheme="minorEastAsia"/>
+        </w:rPr>
+      </w:pPr>
+    </w:p>
+    <w:p>
+      <w:pPr>
+        <w:spacing w:after="0" w:line="480" w:lineRule="auto"/>
+        <w:jc w:val="right"/>
+        <w:rPr>
+          <w:rFonts w:eastAsiaTheme="minorEastAsia"/>
+        </w:rPr>
+      </w:pPr>
+    </w:p>
+    <w:p>
+      <w:pPr>
+        <w:spacing w:after="0" w:line="480" w:lineRule="auto"/>
+        <w:jc w:val="right"/>
+        <w:rPr>
+          <w:rFonts w:eastAsiaTheme="minorEastAsia"/>
+        </w:rPr>
+      </w:pPr>
+    </w:p>
+    <w:p>
+      <w:pPr>
+        <w:spacing w:after="0" w:line="480" w:lineRule="auto"/>
+        <w:jc w:val="right"/>
+        <w:rPr>
+          <w:rFonts w:eastAsiaTheme="minorEastAsia"/>
+        </w:rPr>
+      </w:pPr>
+    </w:p>
+    <w:p>
+      <w:pPr>
         <w:pStyle w:val="Heading2"/>
-        <w:spacing w:after="120" w:line="480" w:lineRule="auto"/>
-      </w:pPr>
-      <w:bookmarkStart w:id="9" w:name="_Toc172557733"/>
-      <w:r>
+        <w:spacing w:before="0" w:after="0" w:line="480" w:lineRule="auto"/>
+      </w:pPr>
+      <w:bookmarkStart w:id="11" w:name="_Toc172717667"/>
+      <w:r>
+        <w:lastRenderedPageBreak/>
         <w:t>Results</w:t>
       </w:r>
-      <w:bookmarkEnd w:id="9"/>
+      <w:bookmarkEnd w:id="11"/>
     </w:p>
     <w:p>
       <w:pPr>
         <w:pStyle w:val="Heading3"/>
-        <w:spacing w:after="120" w:line="480" w:lineRule="auto"/>
+        <w:spacing w:before="0" w:after="0" w:line="480" w:lineRule="auto"/>
       </w:pPr>
       <w:r>
         <w:t xml:space="preserve"> </w:t>
       </w:r>
-      <w:bookmarkStart w:id="10" w:name="_Toc172557734"/>
+      <w:bookmarkStart w:id="12" w:name="_Toc172717668"/>
       <w:r>
         <w:t xml:space="preserve">Linear Model </w:t>
       </w:r>
       <w:r>
         <w:t>Results</w:t>
       </w:r>
-      <w:bookmarkEnd w:id="10"/>
-    </w:p>
-    <w:p>
-      <w:pPr>
-        <w:spacing w:after="120" w:line="480" w:lineRule="auto"/>
-      </w:pPr>
-    </w:p>
-    <w:p>
-      <w:pPr>
-        <w:spacing w:after="120" w:line="480" w:lineRule="auto"/>
+      <w:bookmarkEnd w:id="12"/>
+    </w:p>
+    <w:p>
+      <w:pPr>
+        <w:spacing w:after="0" w:line="480" w:lineRule="auto"/>
+      </w:pPr>
+    </w:p>
+    <w:p>
+      <w:pPr>
+        <w:pStyle w:val="Caption"/>
+        <w:keepNext/>
+        <w:spacing w:after="0" w:line="480" w:lineRule="auto"/>
+        <w:jc w:val="center"/>
+        <w:rPr>
+          <w:rFonts w:ascii="Arial" w:hAnsi="Arial" w:cs="Arial"/>
+          <w:color w:val="auto"/>
+        </w:rPr>
+      </w:pPr>
+      <w:r>
+        <w:rPr>
+          <w:rFonts w:ascii="Arial" w:hAnsi="Arial" w:cs="Arial"/>
+          <w:color w:val="auto"/>
+        </w:rPr>
+        <w:t xml:space="preserve">Table </w:t>
+      </w:r>
+      <w:r>
+        <w:rPr>
+          <w:rFonts w:ascii="Arial" w:hAnsi="Arial" w:cs="Arial"/>
+          <w:color w:val="auto"/>
+        </w:rPr>
+        <w:fldChar w:fldCharType="begin"/>
+      </w:r>
+      <w:r>
+        <w:rPr>
+          <w:rFonts w:ascii="Arial" w:hAnsi="Arial" w:cs="Arial"/>
+          <w:color w:val="auto"/>
+        </w:rPr>
+        <w:instrText xml:space="preserve"> SEQ Table \* ARABIC </w:instrText>
+      </w:r>
+      <w:r>
+        <w:rPr>
+          <w:rFonts w:ascii="Arial" w:hAnsi="Arial" w:cs="Arial"/>
+          <w:color w:val="auto"/>
+        </w:rPr>
+        <w:fldChar w:fldCharType="separate"/>
+      </w:r>
+      <w:r>
+        <w:rPr>
+          <w:rFonts w:ascii="Arial" w:hAnsi="Arial" w:cs="Arial"/>
+          <w:noProof/>
+          <w:color w:val="auto"/>
+        </w:rPr>
+        <w:t>1</w:t>
+      </w:r>
+      <w:r>
+        <w:rPr>
+          <w:rFonts w:ascii="Arial" w:hAnsi="Arial" w:cs="Arial"/>
+          <w:color w:val="auto"/>
+        </w:rPr>
+        <w:fldChar w:fldCharType="end"/>
+      </w:r>
+      <w:r>
+        <w:rPr>
+          <w:rFonts w:ascii="Arial" w:hAnsi="Arial" w:cs="Arial"/>
+          <w:color w:val="auto"/>
+        </w:rPr>
+        <w:t>: Performance metrics for Time-Decay Ridge Regression Model. Kendall Tau is the primary test metric against predicted rank position of driver-constructors. Kendall's Tau is used over Spearman Rho due its robustness against outliers</w:t>
+      </w:r>
+    </w:p>
+    <w:p>
+      <w:pPr>
+        <w:keepNext/>
+        <w:spacing w:after="0" w:line="480" w:lineRule="auto"/>
+        <w:jc w:val="center"/>
+      </w:pPr>
+      <w:r>
+        <w:rPr>
+          <w:noProof/>
+        </w:rPr>
+        <w:drawing>
+          <wp:inline distT="0" distB="0" distL="0" distR="0" wp14:anchorId="3483145F" wp14:editId="6EB220DB">
+            <wp:extent cx="5486400" cy="1686847"/>
+            <wp:effectExtent l="0" t="0" r="0" b="8890"/>
+            <wp:docPr id="502443583" name="Picture 1"/>
+            <wp:cNvGraphicFramePr>
+              <a:graphicFrameLocks xmlns:a="http://schemas.openxmlformats.org/drawingml/2006/main" noChangeAspect="1"/>
+            </wp:cNvGraphicFramePr>
+            <a:graphic xmlns:a="http://schemas.openxmlformats.org/drawingml/2006/main">
+              <a:graphicData uri="http://schemas.openxmlformats.org/drawingml/2006/picture">
+                <pic:pic xmlns:pic="http://schemas.openxmlformats.org/drawingml/2006/picture">
+                  <pic:nvPicPr>
+                    <pic:cNvPr id="502443583" name="Picture 1"/>
+                    <pic:cNvPicPr>
+                      <a:picLocks noChangeAspect="1" noChangeArrowheads="1"/>
+                    </pic:cNvPicPr>
+                  </pic:nvPicPr>
+                  <pic:blipFill>
+                    <a:blip r:embed="rId13" cstate="print">
+                      <a:extLst>
+                        <a:ext uri="{28A0092B-C50C-407E-A947-70E740481C1C}">
+                          <a14:useLocalDpi xmlns:a14="http://schemas.microsoft.com/office/drawing/2010/main" val="0"/>
+                        </a:ext>
+                      </a:extLst>
+                    </a:blip>
+                    <a:stretch>
+                      <a:fillRect/>
+                    </a:stretch>
+                  </pic:blipFill>
+                  <pic:spPr bwMode="auto">
+                    <a:xfrm>
+                      <a:off x="0" y="0"/>
+                      <a:ext cx="5486400" cy="1686847"/>
+                    </a:xfrm>
+                    <a:prstGeom prst="rect">
+                      <a:avLst/>
+                    </a:prstGeom>
+                    <a:noFill/>
+                    <a:ln>
+                      <a:noFill/>
+                    </a:ln>
+                  </pic:spPr>
+                </pic:pic>
+              </a:graphicData>
+            </a:graphic>
+          </wp:inline>
+        </w:drawing>
+      </w:r>
+    </w:p>
+    <w:p>
+      <w:pPr>
+        <w:spacing w:after="0" w:line="480" w:lineRule="auto"/>
         <w:rPr>
           <w:sz w:val="24"/>
           <w:szCs w:val="24"/>
@@ -5808,7 +8417,13 @@
         <w:t xml:space="preserve">Our model testing yields the metrics displayed </w:t>
       </w:r>
       <w:r>
-        <w:t>in Figure 3</w:t>
+        <w:t xml:space="preserve">in </w:t>
+      </w:r>
+      <w:r>
+        <w:t>Table 1</w:t>
+      </w:r>
+      <w:r>
+        <w:t xml:space="preserve"> above</w:t>
       </w:r>
       <w:r>
         <w:t>. Intuitively, the DNF-Excluded model outperforms the DNF-inclusive models, as removing DNFs largely removes outlier results. Notably, the LOESS-blended coefficients perform better than the raw coefficients.</w:t>
@@ -5816,7 +8431,7 @@
     </w:p>
     <w:p>
       <w:pPr>
-        <w:spacing w:after="120" w:line="480" w:lineRule="auto"/>
+        <w:spacing w:after="0" w:line="480" w:lineRule="auto"/>
         <w:rPr>
           <w:sz w:val="24"/>
           <w:szCs w:val="24"/>
@@ -5831,11 +8446,9 @@
       <w:r>
         <w:t xml:space="preserve">% variance explained by constructors in the DNF-excluded model contrasts with the 88% constructor-explained variance that </w:t>
       </w:r>
-      <w:proofErr w:type="spellStart"/>
-      <w:r>
-        <w:t>Keresten</w:t>
-      </w:r>
-      <w:proofErr w:type="spellEnd"/>
+      <w:r>
+        <w:t>Kesteren</w:t>
+      </w:r>
       <w:r>
         <w:t xml:space="preserve"> (2023) reported. The </w:t>
       </w:r>
@@ -5861,16 +8474,12 @@
         <w:t>%</w:t>
       </w:r>
       <w:r>
-        <w:t xml:space="preserve">. Consequently, we find only </w:t>
-      </w:r>
-      <w:r>
-        <w:lastRenderedPageBreak/>
-        <w:t>a small portion of the difference is explained through a difference in model data. The other differences are explained through the difference in the model itself and the model testing.</w:t>
-      </w:r>
-    </w:p>
-    <w:p>
-      <w:pPr>
-        <w:spacing w:after="120" w:line="480" w:lineRule="auto"/>
+        <w:t>. Consequently, we find only a small portion of the difference is explained through a difference in model data. The other differences are explained through the difference in the model itself and the model testing.</w:t>
+      </w:r>
+    </w:p>
+    <w:p>
+      <w:pPr>
+        <w:spacing w:after="0" w:line="480" w:lineRule="auto"/>
         <w:rPr>
           <w:sz w:val="24"/>
           <w:szCs w:val="24"/>
@@ -5883,15 +8492,232 @@
         <w:t>9.6</w:t>
       </w:r>
       <w:r>
-        <w:t>% of the variance is explained by constructors, compared to 86% in Bell's DNF-inclusive model (Bell 2016). That difference can be likely explained through the wider time frame Bell uses (1979 - 2014). Classification percentage, a percentage of how many racers finished 90%+ of the race, has significantly increased over time. Consequently, constructor influence when looking at races before the V8 (2006 - 2013) era may be more of a measure of reliability than ability. We also observe a slight drop in classification percentage at the start of new engine regulations, suggesting our model may lose predictive power with the new regulations set for the 2026 season.</w:t>
-      </w:r>
-      <w:r>
-        <w:t xml:space="preserve"> Seen in Figure 4.</w:t>
-      </w:r>
-    </w:p>
-    <w:p>
-      <w:pPr>
-        <w:spacing w:after="120" w:line="480" w:lineRule="auto"/>
+        <w:t xml:space="preserve">% of the variance is explained by constructors, compared to 86% in Bell's DNF-inclusive model (Bell 2016). That difference can be likely explained through the wider time frame Bell uses (1979 - 2014). Classification percentage, a percentage of how many racers finished 90%+ </w:t>
+      </w:r>
+      <w:r>
+        <w:lastRenderedPageBreak/>
+        <w:t>of the race, has significantly increased over time</w:t>
+      </w:r>
+      <w:r>
+        <w:t xml:space="preserve">, as shown in </w:t>
+      </w:r>
+      <w:r>
+        <w:t>Figure 3 below</w:t>
+      </w:r>
+      <w:r>
+        <w:t>. Consequently, constructor influence when looking at races before the V8 (2006 - 2013) era may be more of a measure of reliability than ability. We also observe a slight drop in classification percentage at the start of new engine regulations, suggesting our model may lose predictive power with the new regulations set for the 2026 season.</w:t>
+      </w:r>
+    </w:p>
+    <w:p>
+      <w:pPr>
+        <w:keepNext/>
+        <w:spacing w:after="0" w:line="480" w:lineRule="auto"/>
+        <w:jc w:val="center"/>
+      </w:pPr>
+      <w:r>
+        <w:rPr>
+          <w:rFonts w:ascii="Arial" w:hAnsi="Arial" w:cs="Arial"/>
+          <w:noProof/>
+          <w:color w:val="000000"/>
+          <w:bdr w:val="none" w:sz="0" w:space="0" w:color="auto" w:frame="1"/>
+        </w:rPr>
+        <w:drawing>
+          <wp:inline distT="0" distB="0" distL="0" distR="0" wp14:anchorId="7693D91C" wp14:editId="55338806">
+            <wp:extent cx="5486400" cy="2743200"/>
+            <wp:effectExtent l="0" t="0" r="0" b="0"/>
+            <wp:docPr id="374281055" name="Picture 2"/>
+            <wp:cNvGraphicFramePr>
+              <a:graphicFrameLocks xmlns:a="http://schemas.openxmlformats.org/drawingml/2006/main" noChangeAspect="1"/>
+            </wp:cNvGraphicFramePr>
+            <a:graphic xmlns:a="http://schemas.openxmlformats.org/drawingml/2006/main">
+              <a:graphicData uri="http://schemas.openxmlformats.org/drawingml/2006/picture">
+                <pic:pic xmlns:pic="http://schemas.openxmlformats.org/drawingml/2006/picture">
+                  <pic:nvPicPr>
+                    <pic:cNvPr id="374281055" name="Picture 2"/>
+                    <pic:cNvPicPr>
+                      <a:picLocks noChangeAspect="1" noChangeArrowheads="1"/>
+                    </pic:cNvPicPr>
+                  </pic:nvPicPr>
+                  <pic:blipFill>
+                    <a:blip r:embed="rId14" cstate="print">
+                      <a:extLst>
+                        <a:ext uri="{28A0092B-C50C-407E-A947-70E740481C1C}">
+                          <a14:useLocalDpi xmlns:a14="http://schemas.microsoft.com/office/drawing/2010/main" val="0"/>
+                        </a:ext>
+                      </a:extLst>
+                    </a:blip>
+                    <a:stretch>
+                      <a:fillRect/>
+                    </a:stretch>
+                  </pic:blipFill>
+                  <pic:spPr bwMode="auto">
+                    <a:xfrm>
+                      <a:off x="0" y="0"/>
+                      <a:ext cx="5486400" cy="2743200"/>
+                    </a:xfrm>
+                    <a:prstGeom prst="rect">
+                      <a:avLst/>
+                    </a:prstGeom>
+                    <a:noFill/>
+                    <a:ln>
+                      <a:noFill/>
+                    </a:ln>
+                  </pic:spPr>
+                </pic:pic>
+              </a:graphicData>
+            </a:graphic>
+          </wp:inline>
+        </w:drawing>
+      </w:r>
+    </w:p>
+    <w:p>
+      <w:pPr>
+        <w:pStyle w:val="Caption"/>
+        <w:spacing w:after="0" w:line="480" w:lineRule="auto"/>
+        <w:jc w:val="center"/>
+        <w:rPr>
+          <w:rFonts w:ascii="Arial" w:hAnsi="Arial" w:cs="Arial"/>
+          <w:color w:val="auto"/>
+        </w:rPr>
+      </w:pPr>
+      <w:r>
+        <w:rPr>
+          <w:rFonts w:ascii="Arial" w:hAnsi="Arial" w:cs="Arial"/>
+          <w:color w:val="auto"/>
+        </w:rPr>
+        <w:t xml:space="preserve">Figure </w:t>
+      </w:r>
+      <w:r>
+        <w:rPr>
+          <w:rFonts w:ascii="Arial" w:hAnsi="Arial" w:cs="Arial"/>
+          <w:color w:val="auto"/>
+        </w:rPr>
+        <w:fldChar w:fldCharType="begin"/>
+      </w:r>
+      <w:r>
+        <w:rPr>
+          <w:rFonts w:ascii="Arial" w:hAnsi="Arial" w:cs="Arial"/>
+          <w:color w:val="auto"/>
+        </w:rPr>
+        <w:instrText xml:space="preserve"> SEQ Figure \* ARABIC </w:instrText>
+      </w:r>
+      <w:r>
+        <w:rPr>
+          <w:rFonts w:ascii="Arial" w:hAnsi="Arial" w:cs="Arial"/>
+          <w:color w:val="auto"/>
+        </w:rPr>
+        <w:fldChar w:fldCharType="separate"/>
+      </w:r>
+      <w:r>
+        <w:rPr>
+          <w:rFonts w:ascii="Arial" w:hAnsi="Arial" w:cs="Arial"/>
+          <w:noProof/>
+          <w:color w:val="auto"/>
+        </w:rPr>
+        <w:t>3</w:t>
+      </w:r>
+      <w:r>
+        <w:rPr>
+          <w:rFonts w:ascii="Arial" w:hAnsi="Arial" w:cs="Arial"/>
+          <w:color w:val="auto"/>
+        </w:rPr>
+        <w:fldChar w:fldCharType="end"/>
+      </w:r>
+      <w:r>
+        <w:rPr>
+          <w:rFonts w:ascii="Arial" w:hAnsi="Arial" w:cs="Arial"/>
+          <w:color w:val="auto"/>
+        </w:rPr>
+        <w:t xml:space="preserve">: </w:t>
+      </w:r>
+      <w:r>
+        <w:rPr>
+          <w:rFonts w:ascii="Arial" w:hAnsi="Arial" w:cs="Arial"/>
+          <w:color w:val="auto"/>
+        </w:rPr>
+        <w:t>Classification</w:t>
+      </w:r>
+      <w:r>
+        <w:rPr>
+          <w:rFonts w:ascii="Arial" w:hAnsi="Arial" w:cs="Arial"/>
+          <w:color w:val="auto"/>
+        </w:rPr>
+        <w:t xml:space="preserve"> percentage by season, 1983 to present. </w:t>
+      </w:r>
+      <w:r>
+        <w:rPr>
+          <w:rFonts w:ascii="Arial" w:hAnsi="Arial" w:cs="Arial"/>
+          <w:color w:val="auto"/>
+        </w:rPr>
+        <w:t xml:space="preserve">Classified cars are those that finished 90% of a race. </w:t>
+      </w:r>
+      <w:r>
+        <w:rPr>
+          <w:rFonts w:ascii="Arial" w:hAnsi="Arial" w:cs="Arial"/>
+          <w:color w:val="auto"/>
+        </w:rPr>
+        <w:t xml:space="preserve">As measured through classification percentage, car reliability has steadily trended up over the last forty plus years. Consequently, DNF </w:t>
+      </w:r>
+      <w:r>
+        <w:rPr>
+          <w:rFonts w:ascii="Arial" w:hAnsi="Arial" w:cs="Arial"/>
+          <w:color w:val="auto"/>
+        </w:rPr>
+        <w:t>-</w:t>
+      </w:r>
+      <w:r>
+        <w:rPr>
+          <w:rFonts w:ascii="Arial" w:hAnsi="Arial" w:cs="Arial"/>
+          <w:color w:val="auto"/>
+        </w:rPr>
+        <w:t xml:space="preserve">inclusive </w:t>
+      </w:r>
+      <w:r>
+        <w:rPr>
+          <w:rFonts w:ascii="Arial" w:hAnsi="Arial" w:cs="Arial"/>
+          <w:color w:val="auto"/>
+        </w:rPr>
+        <w:t xml:space="preserve">approaches </w:t>
+      </w:r>
+      <w:r>
+        <w:rPr>
+          <w:rFonts w:ascii="Arial" w:hAnsi="Arial" w:cs="Arial"/>
+          <w:color w:val="auto"/>
+        </w:rPr>
+        <w:t xml:space="preserve">that use a larger </w:t>
+      </w:r>
+      <w:r>
+        <w:rPr>
+          <w:rFonts w:ascii="Arial" w:hAnsi="Arial" w:cs="Arial"/>
+          <w:color w:val="auto"/>
+        </w:rPr>
+        <w:t xml:space="preserve">time horizon may be a measure of </w:t>
+      </w:r>
+      <w:r>
+        <w:rPr>
+          <w:rFonts w:ascii="Arial" w:hAnsi="Arial" w:cs="Arial"/>
+          <w:color w:val="auto"/>
+        </w:rPr>
+        <w:t>reliability</w:t>
+      </w:r>
+      <w:r>
+        <w:rPr>
+          <w:rFonts w:ascii="Arial" w:hAnsi="Arial" w:cs="Arial"/>
+          <w:color w:val="auto"/>
+        </w:rPr>
+        <w:t xml:space="preserve"> </w:t>
+      </w:r>
+      <w:r>
+        <w:rPr>
+          <w:rFonts w:ascii="Arial" w:hAnsi="Arial" w:cs="Arial"/>
+          <w:color w:val="auto"/>
+        </w:rPr>
+        <w:t>rather than ability</w:t>
+      </w:r>
+    </w:p>
+    <w:p>
+      <w:pPr>
+        <w:spacing w:after="0" w:line="480" w:lineRule="auto"/>
       </w:pPr>
       <w:r>
         <w:t xml:space="preserve">Additionally, </w:t>
@@ -5905,23 +8731,149 @@
     </w:p>
     <w:p>
       <w:pPr>
-        <w:spacing w:after="120" w:line="480" w:lineRule="auto"/>
+        <w:spacing w:after="0" w:line="480" w:lineRule="auto"/>
       </w:pPr>
     </w:p>
     <w:p>
       <w:pPr>
         <w:pStyle w:val="Heading3"/>
-        <w:spacing w:after="120" w:line="480" w:lineRule="auto"/>
-      </w:pPr>
-      <w:bookmarkStart w:id="11" w:name="_Toc172557735"/>
-      <w:r>
+        <w:spacing w:before="0" w:after="0" w:line="480" w:lineRule="auto"/>
+      </w:pPr>
+      <w:bookmarkStart w:id="13" w:name="_Toc172717669"/>
+      <w:r>
+        <w:lastRenderedPageBreak/>
         <w:t>Logistic Model Results</w:t>
       </w:r>
-      <w:bookmarkEnd w:id="11"/>
-    </w:p>
-    <w:p>
-      <w:pPr>
-        <w:spacing w:after="120" w:line="480" w:lineRule="auto"/>
+      <w:bookmarkEnd w:id="13"/>
+    </w:p>
+    <w:p>
+      <w:pPr>
+        <w:pStyle w:val="Caption"/>
+        <w:keepNext/>
+        <w:spacing w:after="0" w:line="480" w:lineRule="auto"/>
+        <w:jc w:val="center"/>
+        <w:rPr>
+          <w:rFonts w:ascii="Arial" w:hAnsi="Arial" w:cs="Arial"/>
+          <w:color w:val="auto"/>
+        </w:rPr>
+      </w:pPr>
+      <w:r>
+        <w:rPr>
+          <w:rFonts w:ascii="Arial" w:hAnsi="Arial" w:cs="Arial"/>
+          <w:color w:val="auto"/>
+        </w:rPr>
+        <w:t xml:space="preserve">Table </w:t>
+      </w:r>
+      <w:r>
+        <w:rPr>
+          <w:rFonts w:ascii="Arial" w:hAnsi="Arial" w:cs="Arial"/>
+          <w:color w:val="auto"/>
+        </w:rPr>
+        <w:fldChar w:fldCharType="begin"/>
+      </w:r>
+      <w:r>
+        <w:rPr>
+          <w:rFonts w:ascii="Arial" w:hAnsi="Arial" w:cs="Arial"/>
+          <w:color w:val="auto"/>
+        </w:rPr>
+        <w:instrText xml:space="preserve"> SEQ Table \* ARABIC </w:instrText>
+      </w:r>
+      <w:r>
+        <w:rPr>
+          <w:rFonts w:ascii="Arial" w:hAnsi="Arial" w:cs="Arial"/>
+          <w:color w:val="auto"/>
+        </w:rPr>
+        <w:fldChar w:fldCharType="separate"/>
+      </w:r>
+      <w:r>
+        <w:rPr>
+          <w:rFonts w:ascii="Arial" w:hAnsi="Arial" w:cs="Arial"/>
+          <w:noProof/>
+          <w:color w:val="auto"/>
+        </w:rPr>
+        <w:t>2</w:t>
+      </w:r>
+      <w:r>
+        <w:rPr>
+          <w:rFonts w:ascii="Arial" w:hAnsi="Arial" w:cs="Arial"/>
+          <w:color w:val="auto"/>
+        </w:rPr>
+        <w:fldChar w:fldCharType="end"/>
+      </w:r>
+      <w:r>
+        <w:rPr>
+          <w:rFonts w:ascii="Arial" w:hAnsi="Arial" w:cs="Arial"/>
+          <w:color w:val="auto"/>
+        </w:rPr>
+        <w:t>: Performance metrics for Time-Decay Ridge Logistic Regression Model. McFadden’s Pseudo R2is the primary test metric. Constructor influence increases as N increases, though model strength, as measured through McFadden’s R2, decreases</w:t>
+      </w:r>
+    </w:p>
+    <w:p>
+      <w:pPr>
+        <w:keepNext/>
+        <w:spacing w:after="0" w:line="480" w:lineRule="auto"/>
+        <w:jc w:val="center"/>
+      </w:pPr>
+      <w:r>
+        <w:rPr>
+          <w:noProof/>
+        </w:rPr>
+        <w:drawing>
+          <wp:inline distT="0" distB="0" distL="0" distR="0" wp14:anchorId="37220198" wp14:editId="5C6375FC">
+            <wp:extent cx="5486400" cy="1978475"/>
+            <wp:effectExtent l="0" t="0" r="0" b="3175"/>
+            <wp:docPr id="20873651" name="Picture 17"/>
+            <wp:cNvGraphicFramePr>
+              <a:graphicFrameLocks xmlns:a="http://schemas.openxmlformats.org/drawingml/2006/main" noChangeAspect="1"/>
+            </wp:cNvGraphicFramePr>
+            <a:graphic xmlns:a="http://schemas.openxmlformats.org/drawingml/2006/main">
+              <a:graphicData uri="http://schemas.openxmlformats.org/drawingml/2006/picture">
+                <pic:pic xmlns:pic="http://schemas.openxmlformats.org/drawingml/2006/picture">
+                  <pic:nvPicPr>
+                    <pic:cNvPr id="20873651" name="Picture 17"/>
+                    <pic:cNvPicPr>
+                      <a:picLocks noChangeAspect="1" noChangeArrowheads="1"/>
+                    </pic:cNvPicPr>
+                  </pic:nvPicPr>
+                  <pic:blipFill rotWithShape="1">
+                    <a:blip r:embed="rId15" cstate="print">
+                      <a:extLst>
+                        <a:ext uri="{28A0092B-C50C-407E-A947-70E740481C1C}">
+                          <a14:useLocalDpi xmlns:a14="http://schemas.microsoft.com/office/drawing/2010/main" val="0"/>
+                        </a:ext>
+                      </a:extLst>
+                    </a:blip>
+                    <a:srcRect l="14785" r="15609"/>
+                    <a:stretch/>
+                  </pic:blipFill>
+                  <pic:spPr bwMode="auto">
+                    <a:xfrm>
+                      <a:off x="0" y="0"/>
+                      <a:ext cx="5486400" cy="1978475"/>
+                    </a:xfrm>
+                    <a:prstGeom prst="rect">
+                      <a:avLst/>
+                    </a:prstGeom>
+                    <a:noFill/>
+                    <a:ln>
+                      <a:noFill/>
+                    </a:ln>
+                    <a:extLst>
+                      <a:ext uri="{53640926-AAD7-44D8-BBD7-CCE9431645EC}">
+                        <a14:shadowObscured xmlns:a14="http://schemas.microsoft.com/office/drawing/2010/main"/>
+                      </a:ext>
+                    </a:extLst>
+                  </pic:spPr>
+                </pic:pic>
+              </a:graphicData>
+            </a:graphic>
+          </wp:inline>
+        </w:drawing>
+      </w:r>
+    </w:p>
+    <w:p>
+      <w:pPr>
+        <w:spacing w:after="0" w:line="480" w:lineRule="auto"/>
       </w:pPr>
       <w:r>
         <w:t xml:space="preserve">Our logistic model against the 3 key sportsbook benchmarks (Top 3/6/10) suggests a larger constructor influence when examining broader cohorts compared to the rank-ordered predictions of the primary ridge regression model. The increased constructor importance suggests that constructors are the primary driver </w:t>
@@ -5935,18 +8887,135 @@
       <w:r>
         <w:t>placing drivers into a given cohort (e.g. points, top 6), but the intra-cohort ordering is a larger function of driver ability. </w:t>
       </w:r>
-      <w:r>
-        <w:t>Seen in Figure 5.</w:t>
-      </w:r>
-    </w:p>
-    <w:p>
-      <w:pPr>
-        <w:spacing w:after="120" w:line="480" w:lineRule="auto"/>
-      </w:pPr>
-    </w:p>
-    <w:p>
-      <w:pPr>
-        <w:spacing w:after="120" w:line="480" w:lineRule="auto"/>
+    </w:p>
+    <w:p>
+      <w:pPr>
+        <w:spacing w:after="0" w:line="480" w:lineRule="auto"/>
+      </w:pPr>
+    </w:p>
+    <w:p>
+      <w:pPr>
+        <w:keepNext/>
+        <w:spacing w:after="0" w:line="480" w:lineRule="auto"/>
+        <w:jc w:val="center"/>
+      </w:pPr>
+      <w:r>
+        <w:rPr>
+          <w:noProof/>
+        </w:rPr>
+        <w:drawing>
+          <wp:inline distT="0" distB="0" distL="0" distR="0" wp14:anchorId="18881AC7" wp14:editId="097804F9">
+            <wp:extent cx="5486400" cy="1393235"/>
+            <wp:effectExtent l="0" t="0" r="0" b="0"/>
+            <wp:docPr id="1321736302" name="Picture 14"/>
+            <wp:cNvGraphicFramePr>
+              <a:graphicFrameLocks xmlns:a="http://schemas.openxmlformats.org/drawingml/2006/main" noChangeAspect="1"/>
+            </wp:cNvGraphicFramePr>
+            <a:graphic xmlns:a="http://schemas.openxmlformats.org/drawingml/2006/main">
+              <a:graphicData uri="http://schemas.openxmlformats.org/drawingml/2006/picture">
+                <pic:pic xmlns:pic="http://schemas.openxmlformats.org/drawingml/2006/picture">
+                  <pic:nvPicPr>
+                    <pic:cNvPr id="1321736302" name="Picture 14"/>
+                    <pic:cNvPicPr>
+                      <a:picLocks noChangeAspect="1" noChangeArrowheads="1"/>
+                    </pic:cNvPicPr>
+                  </pic:nvPicPr>
+                  <pic:blipFill>
+                    <a:blip r:embed="rId16" cstate="print">
+                      <a:extLst>
+                        <a:ext uri="{28A0092B-C50C-407E-A947-70E740481C1C}">
+                          <a14:useLocalDpi xmlns:a14="http://schemas.microsoft.com/office/drawing/2010/main" val="0"/>
+                        </a:ext>
+                      </a:extLst>
+                    </a:blip>
+                    <a:stretch>
+                      <a:fillRect/>
+                    </a:stretch>
+                  </pic:blipFill>
+                  <pic:spPr bwMode="auto">
+                    <a:xfrm>
+                      <a:off x="0" y="0"/>
+                      <a:ext cx="5486400" cy="1393235"/>
+                    </a:xfrm>
+                    <a:prstGeom prst="rect">
+                      <a:avLst/>
+                    </a:prstGeom>
+                    <a:noFill/>
+                    <a:ln>
+                      <a:noFill/>
+                    </a:ln>
+                  </pic:spPr>
+                </pic:pic>
+              </a:graphicData>
+            </a:graphic>
+          </wp:inline>
+        </w:drawing>
+      </w:r>
+    </w:p>
+    <w:p>
+      <w:pPr>
+        <w:pStyle w:val="Caption"/>
+        <w:spacing w:after="0" w:line="480" w:lineRule="auto"/>
+        <w:jc w:val="center"/>
+        <w:rPr>
+          <w:rFonts w:ascii="Arial" w:hAnsi="Arial" w:cs="Arial"/>
+          <w:color w:val="auto"/>
+        </w:rPr>
+      </w:pPr>
+      <w:r>
+        <w:rPr>
+          <w:rFonts w:ascii="Arial" w:hAnsi="Arial" w:cs="Arial"/>
+          <w:color w:val="auto"/>
+        </w:rPr>
+        <w:t xml:space="preserve">Figure </w:t>
+      </w:r>
+      <w:r>
+        <w:rPr>
+          <w:rFonts w:ascii="Arial" w:hAnsi="Arial" w:cs="Arial"/>
+          <w:color w:val="auto"/>
+        </w:rPr>
+        <w:fldChar w:fldCharType="begin"/>
+      </w:r>
+      <w:r>
+        <w:rPr>
+          <w:rFonts w:ascii="Arial" w:hAnsi="Arial" w:cs="Arial"/>
+          <w:color w:val="auto"/>
+        </w:rPr>
+        <w:instrText xml:space="preserve"> SEQ Figure \* ARABIC </w:instrText>
+      </w:r>
+      <w:r>
+        <w:rPr>
+          <w:rFonts w:ascii="Arial" w:hAnsi="Arial" w:cs="Arial"/>
+          <w:color w:val="auto"/>
+        </w:rPr>
+        <w:fldChar w:fldCharType="separate"/>
+      </w:r>
+      <w:r>
+        <w:rPr>
+          <w:rFonts w:ascii="Arial" w:hAnsi="Arial" w:cs="Arial"/>
+          <w:noProof/>
+          <w:color w:val="auto"/>
+        </w:rPr>
+        <w:t>4</w:t>
+      </w:r>
+      <w:r>
+        <w:rPr>
+          <w:rFonts w:ascii="Arial" w:hAnsi="Arial" w:cs="Arial"/>
+          <w:color w:val="auto"/>
+        </w:rPr>
+        <w:fldChar w:fldCharType="end"/>
+      </w:r>
+      <w:r>
+        <w:rPr>
+          <w:rFonts w:ascii="Arial" w:hAnsi="Arial" w:cs="Arial"/>
+          <w:color w:val="auto"/>
+        </w:rPr>
+        <w:t>: Model Metrics and Variance Explained for Top N Logistic Model. Model performance peaks at N = 5 before rapidly deteriorating for increasing N. The relative importance of constructors against drivers steadily increases for N greater than 6</w:t>
+      </w:r>
+    </w:p>
+    <w:p>
+      <w:pPr>
+        <w:spacing w:after="0" w:line="480" w:lineRule="auto"/>
         <w:rPr>
           <w:rFonts w:eastAsia="Times New Roman"/>
           <w:kern w:val="0"/>
@@ -5991,23 +9060,7 @@
           <w:kern w:val="0"/>
           <w14:ligatures w14:val="none"/>
         </w:rPr>
-        <w:t xml:space="preserve"> to 18</w:t>
-      </w:r>
-      <w:r>
-        <w:rPr>
-          <w:rFonts w:eastAsia="Times New Roman"/>
-          <w:kern w:val="0"/>
-          <w14:ligatures w14:val="none"/>
-        </w:rPr>
-        <w:t xml:space="preserve"> as shown in Figure 6</w:t>
-      </w:r>
-      <w:r>
-        <w:rPr>
-          <w:rFonts w:eastAsia="Times New Roman"/>
-          <w:kern w:val="0"/>
-          <w14:ligatures w14:val="none"/>
-        </w:rPr>
-        <w:t>. We find McFadden’s R</w:t>
+        <w:t xml:space="preserve"> to 18. We find McFadden’s R</w:t>
       </w:r>
       <w:r>
         <w:rPr>
@@ -6048,7 +9101,7 @@
           <w:kern w:val="0"/>
           <w14:ligatures w14:val="none"/>
         </w:rPr>
-        <w:t>Most interestingly, we see the importance of constructors in explaining variance steadily rise for increasing N</w:t>
+        <w:t xml:space="preserve">Most interestingly, we </w:t>
       </w:r>
       <w:r>
         <w:rPr>
@@ -6056,7 +9109,8 @@
           <w:kern w:val="0"/>
           <w14:ligatures w14:val="none"/>
         </w:rPr>
-        <w:t>, which supports the broader conclusion that constructors are</w:t>
+        <w:lastRenderedPageBreak/>
+        <w:t>see the importance of constructors in explaining variance steadily rise for increasing N</w:t>
       </w:r>
       <w:r>
         <w:rPr>
@@ -6064,7 +9118,7 @@
           <w:kern w:val="0"/>
           <w14:ligatures w14:val="none"/>
         </w:rPr>
-        <w:t xml:space="preserve"> increasingly</w:t>
+        <w:t>, which supports the broader conclusion that constructors are</w:t>
       </w:r>
       <w:r>
         <w:rPr>
@@ -6072,7 +9126,7 @@
           <w:kern w:val="0"/>
           <w14:ligatures w14:val="none"/>
         </w:rPr>
-        <w:t xml:space="preserve"> important for </w:t>
+        <w:t xml:space="preserve"> increasingly</w:t>
       </w:r>
       <w:r>
         <w:rPr>
@@ -6080,8 +9134,7 @@
           <w:kern w:val="0"/>
           <w14:ligatures w14:val="none"/>
         </w:rPr>
-        <w:lastRenderedPageBreak/>
-        <w:t>placing within cohor</w:t>
+        <w:t xml:space="preserve"> important for placing within cohor</w:t>
       </w:r>
       <w:r>
         <w:rPr>
@@ -6199,23 +9252,23 @@
     </w:p>
     <w:p>
       <w:pPr>
-        <w:spacing w:after="120" w:line="480" w:lineRule="auto"/>
+        <w:spacing w:after="0" w:line="480" w:lineRule="auto"/>
       </w:pPr>
     </w:p>
     <w:p>
       <w:pPr>
         <w:pStyle w:val="Heading3"/>
-        <w:spacing w:after="120" w:line="480" w:lineRule="auto"/>
-      </w:pPr>
-      <w:bookmarkStart w:id="12" w:name="_Toc172557736"/>
+        <w:spacing w:before="0" w:after="0" w:line="480" w:lineRule="auto"/>
+      </w:pPr>
+      <w:bookmarkStart w:id="14" w:name="_Toc172717670"/>
       <w:r>
         <w:t>Driver and Constructor Coefficients</w:t>
       </w:r>
-      <w:bookmarkEnd w:id="12"/>
-    </w:p>
-    <w:p>
-      <w:pPr>
-        <w:spacing w:after="120" w:line="480" w:lineRule="auto"/>
+      <w:bookmarkEnd w:id="14"/>
+    </w:p>
+    <w:p>
+      <w:pPr>
+        <w:spacing w:after="0" w:line="480" w:lineRule="auto"/>
       </w:pPr>
       <w:r>
         <w:t>Analyzing driver and constructor coefficients provides additional context for intra-team driver performances and inter-team driver comparisons.</w:t>
@@ -6223,272 +9276,885 @@
     </w:p>
     <w:p>
       <w:pPr>
-        <w:spacing w:after="120" w:line="480" w:lineRule="auto"/>
-      </w:pPr>
-      <w:r>
-        <w:t xml:space="preserve">As shown </w:t>
-      </w:r>
-      <w:r>
-        <w:t>in Figure 7</w:t>
-      </w:r>
-      <w:r>
-        <w:t>, we can better track Max Verstappen’s model coefficient compared to his longtime teammate Daniel Ricciardo. Despite Ricciardo finishing with 92 points compared to Verstappen’s 49 points in the 2015 season, their model coefficients were similar. The model attributed the point difference to constructor quality rather than driver quality. This trend continued over the next three seasons when the pair shared a team at Red Bull</w:t>
-      </w:r>
-      <w:r>
+        <w:spacing w:after="0" w:line="480" w:lineRule="auto"/>
+      </w:pPr>
+      <w:r>
+        <w:t>As shown below, we can better track Max Verstappen’s model coefficient compared to his longtime teammate Daniel Ricciardo. Despite Ricciardo finishing with 92 points compared to Verstappen’s 49 points in the 2015 season, their model coefficients were similar. The model attributed the point difference to constructor quality rather than driver quality. This trend continued over the next three seasons when the pair shared a team at Red Bull.</w:t>
+      </w:r>
+    </w:p>
+    <w:p>
+      <w:pPr>
+        <w:spacing w:after="0" w:line="480" w:lineRule="auto"/>
+      </w:pPr>
+    </w:p>
+    <w:p>
+      <w:pPr>
+        <w:keepNext/>
+        <w:spacing w:after="0" w:line="480" w:lineRule="auto"/>
+        <w:jc w:val="center"/>
+      </w:pPr>
+      <w:r>
+        <w:rPr>
+          <w:noProof/>
+        </w:rPr>
+        <w:drawing>
+          <wp:inline distT="0" distB="0" distL="0" distR="0" wp14:anchorId="73F8C0CA" wp14:editId="5C583B9B">
+            <wp:extent cx="5912413" cy="1504315"/>
+            <wp:effectExtent l="0" t="0" r="0" b="635"/>
+            <wp:docPr id="12" name="Picture 11">
+              <a:extLst xmlns:a="http://schemas.openxmlformats.org/drawingml/2006/main">
+                <a:ext uri="{FF2B5EF4-FFF2-40B4-BE49-F238E27FC236}">
+                  <a16:creationId xmlns:a16="http://schemas.microsoft.com/office/drawing/2014/main" id="{DE982B60-6ED3-95C9-2C34-5493D455EFB1}"/>
+                </a:ext>
+              </a:extLst>
+            </wp:docPr>
+            <wp:cNvGraphicFramePr>
+              <a:graphicFrameLocks xmlns:a="http://schemas.openxmlformats.org/drawingml/2006/main" noChangeAspect="1"/>
+            </wp:cNvGraphicFramePr>
+            <a:graphic xmlns:a="http://schemas.openxmlformats.org/drawingml/2006/main">
+              <a:graphicData uri="http://schemas.openxmlformats.org/drawingml/2006/picture">
+                <pic:pic xmlns:pic="http://schemas.openxmlformats.org/drawingml/2006/picture">
+                  <pic:nvPicPr>
+                    <pic:cNvPr id="12" name="Picture 11">
+                      <a:extLst>
+                        <a:ext uri="{FF2B5EF4-FFF2-40B4-BE49-F238E27FC236}">
+                          <a16:creationId xmlns:a16="http://schemas.microsoft.com/office/drawing/2014/main" id="{DE982B60-6ED3-95C9-2C34-5493D455EFB1}"/>
+                        </a:ext>
+                      </a:extLst>
+                    </pic:cNvPr>
+                    <pic:cNvPicPr>
+                      <a:picLocks noChangeAspect="1"/>
+                    </pic:cNvPicPr>
+                  </pic:nvPicPr>
+                  <pic:blipFill>
+                    <a:blip r:embed="rId17" cstate="print">
+                      <a:extLst>
+                        <a:ext uri="{28A0092B-C50C-407E-A947-70E740481C1C}">
+                          <a14:useLocalDpi xmlns:a14="http://schemas.microsoft.com/office/drawing/2010/main" val="0"/>
+                        </a:ext>
+                      </a:extLst>
+                    </a:blip>
+                    <a:stretch>
+                      <a:fillRect/>
+                    </a:stretch>
+                  </pic:blipFill>
+                  <pic:spPr>
+                    <a:xfrm>
+                      <a:off x="0" y="0"/>
+                      <a:ext cx="5912413" cy="1504315"/>
+                    </a:xfrm>
+                    <a:prstGeom prst="rect">
+                      <a:avLst/>
+                    </a:prstGeom>
+                    <a:solidFill>
+                      <a:schemeClr val="bg1"/>
+                    </a:solidFill>
+                  </pic:spPr>
+                </pic:pic>
+              </a:graphicData>
+            </a:graphic>
+          </wp:inline>
+        </w:drawing>
+      </w:r>
+    </w:p>
+    <w:p>
+      <w:pPr>
+        <w:pStyle w:val="Caption"/>
+        <w:spacing w:after="0" w:line="480" w:lineRule="auto"/>
+        <w:jc w:val="center"/>
+        <w:rPr>
+          <w:rFonts w:ascii="Arial" w:hAnsi="Arial" w:cs="Arial"/>
+          <w:color w:val="auto"/>
+        </w:rPr>
+      </w:pPr>
+      <w:r>
+        <w:rPr>
+          <w:rFonts w:ascii="Arial" w:hAnsi="Arial" w:cs="Arial"/>
+          <w:color w:val="auto"/>
+        </w:rPr>
+        <w:t xml:space="preserve">Figure </w:t>
+      </w:r>
+      <w:r>
+        <w:rPr>
+          <w:rFonts w:ascii="Arial" w:hAnsi="Arial" w:cs="Arial"/>
+          <w:color w:val="auto"/>
+        </w:rPr>
+        <w:fldChar w:fldCharType="begin"/>
+      </w:r>
+      <w:r>
+        <w:rPr>
+          <w:rFonts w:ascii="Arial" w:hAnsi="Arial" w:cs="Arial"/>
+          <w:color w:val="auto"/>
+        </w:rPr>
+        <w:instrText xml:space="preserve"> SEQ Figure \* ARABIC </w:instrText>
+      </w:r>
+      <w:r>
+        <w:rPr>
+          <w:rFonts w:ascii="Arial" w:hAnsi="Arial" w:cs="Arial"/>
+          <w:color w:val="auto"/>
+        </w:rPr>
+        <w:fldChar w:fldCharType="separate"/>
+      </w:r>
+      <w:r>
+        <w:rPr>
+          <w:rFonts w:ascii="Arial" w:hAnsi="Arial" w:cs="Arial"/>
+          <w:noProof/>
+          <w:color w:val="auto"/>
+        </w:rPr>
+        <w:t>5</w:t>
+      </w:r>
+      <w:r>
+        <w:rPr>
+          <w:rFonts w:ascii="Arial" w:hAnsi="Arial" w:cs="Arial"/>
+          <w:color w:val="auto"/>
+        </w:rPr>
+        <w:fldChar w:fldCharType="end"/>
+      </w:r>
+      <w:r>
+        <w:rPr>
+          <w:rFonts w:ascii="Arial" w:hAnsi="Arial" w:cs="Arial"/>
+          <w:color w:val="auto"/>
+        </w:rPr>
+        <w:t>:</w:t>
+      </w:r>
+      <w:r>
+        <w:rPr>
+          <w:rFonts w:ascii="Arial" w:hAnsi="Arial" w:cs="Arial"/>
+          <w:color w:val="auto"/>
+        </w:rPr>
+        <w:t xml:space="preserve"> Max Verstappen vs Daniel Ricciardo LOESS-Blended Coefficients/Ratings</w:t>
+      </w:r>
+      <w:r>
+        <w:rPr>
+          <w:rFonts w:ascii="Arial" w:hAnsi="Arial" w:cs="Arial"/>
+          <w:color w:val="auto"/>
+        </w:rPr>
+        <w:t xml:space="preserve">. Verstappen has a similar coefficient at the end of his 2015 Toro Rosso as Ricciardo’s 2015 Red Bull Stint despite nearly doubling Verstappen’s WDC total. The two drivers performed similarly in the 2016 season under the same constructor. </w:t>
+      </w:r>
+    </w:p>
+    <w:p>
+      <w:pPr>
+        <w:spacing w:after="0" w:line="480" w:lineRule="auto"/>
+      </w:pPr>
+      <w:r>
+        <w:t>A similar phenomenon is observed in comparing constructor coefficients. Mercedes is consistently seen as the dominant constructor throughout the 2014-2021 period, coinciding with their eight consecutive World Constructors' Championships.</w:t>
+      </w:r>
+    </w:p>
+    <w:p>
+      <w:pPr>
+        <w:keepNext/>
+        <w:spacing w:after="0" w:line="480" w:lineRule="auto"/>
+        <w:jc w:val="center"/>
+      </w:pPr>
+      <w:r>
+        <w:rPr>
+          <w:noProof/>
+        </w:rPr>
+        <w:lastRenderedPageBreak/>
+        <w:drawing>
+          <wp:inline distT="0" distB="0" distL="0" distR="0" wp14:anchorId="694B6CDD" wp14:editId="41000046">
+            <wp:extent cx="5797698" cy="1483995"/>
+            <wp:effectExtent l="0" t="0" r="0" b="1905"/>
+            <wp:docPr id="384768874" name="Picture 10">
+              <a:extLst xmlns:a="http://schemas.openxmlformats.org/drawingml/2006/main">
+                <a:ext uri="{FF2B5EF4-FFF2-40B4-BE49-F238E27FC236}">
+                  <a16:creationId xmlns:a16="http://schemas.microsoft.com/office/drawing/2014/main" id="{09F7C33E-F248-B55F-02E0-33A1494015D2}"/>
+                </a:ext>
+              </a:extLst>
+            </wp:docPr>
+            <wp:cNvGraphicFramePr>
+              <a:graphicFrameLocks xmlns:a="http://schemas.openxmlformats.org/drawingml/2006/main" noChangeAspect="1"/>
+            </wp:cNvGraphicFramePr>
+            <a:graphic xmlns:a="http://schemas.openxmlformats.org/drawingml/2006/main">
+              <a:graphicData uri="http://schemas.openxmlformats.org/drawingml/2006/picture">
+                <pic:pic xmlns:pic="http://schemas.openxmlformats.org/drawingml/2006/picture">
+                  <pic:nvPicPr>
+                    <pic:cNvPr id="384768874" name="Picture 10">
+                      <a:extLst>
+                        <a:ext uri="{FF2B5EF4-FFF2-40B4-BE49-F238E27FC236}">
+                          <a16:creationId xmlns:a16="http://schemas.microsoft.com/office/drawing/2014/main" id="{09F7C33E-F248-B55F-02E0-33A1494015D2}"/>
+                        </a:ext>
+                      </a:extLst>
+                    </pic:cNvPr>
+                    <pic:cNvPicPr>
+                      <a:picLocks noChangeAspect="1"/>
+                    </pic:cNvPicPr>
+                  </pic:nvPicPr>
+                  <pic:blipFill>
+                    <a:blip r:embed="rId18" cstate="print">
+                      <a:extLst>
+                        <a:ext uri="{28A0092B-C50C-407E-A947-70E740481C1C}">
+                          <a14:useLocalDpi xmlns:a14="http://schemas.microsoft.com/office/drawing/2010/main" val="0"/>
+                        </a:ext>
+                      </a:extLst>
+                    </a:blip>
+                    <a:stretch>
+                      <a:fillRect/>
+                    </a:stretch>
+                  </pic:blipFill>
+                  <pic:spPr>
+                    <a:xfrm>
+                      <a:off x="0" y="0"/>
+                      <a:ext cx="5797698" cy="1483995"/>
+                    </a:xfrm>
+                    <a:prstGeom prst="rect">
+                      <a:avLst/>
+                    </a:prstGeom>
+                  </pic:spPr>
+                </pic:pic>
+              </a:graphicData>
+            </a:graphic>
+          </wp:inline>
+        </w:drawing>
+      </w:r>
+    </w:p>
+    <w:p>
+      <w:pPr>
+        <w:pStyle w:val="Caption"/>
+        <w:spacing w:after="0" w:line="480" w:lineRule="auto"/>
+        <w:jc w:val="center"/>
+        <w:rPr>
+          <w:rFonts w:ascii="Arial" w:hAnsi="Arial" w:cs="Arial"/>
+          <w:color w:val="auto"/>
+        </w:rPr>
+      </w:pPr>
+      <w:r>
+        <w:rPr>
+          <w:rFonts w:ascii="Arial" w:hAnsi="Arial" w:cs="Arial"/>
+          <w:color w:val="auto"/>
+        </w:rPr>
+        <w:t xml:space="preserve">Figure </w:t>
+      </w:r>
+      <w:r>
+        <w:rPr>
+          <w:rFonts w:ascii="Arial" w:hAnsi="Arial" w:cs="Arial"/>
+          <w:color w:val="auto"/>
+        </w:rPr>
+        <w:fldChar w:fldCharType="begin"/>
+      </w:r>
+      <w:r>
+        <w:rPr>
+          <w:rFonts w:ascii="Arial" w:hAnsi="Arial" w:cs="Arial"/>
+          <w:color w:val="auto"/>
+        </w:rPr>
+        <w:instrText xml:space="preserve"> SEQ Figure \* ARABIC </w:instrText>
+      </w:r>
+      <w:r>
+        <w:rPr>
+          <w:rFonts w:ascii="Arial" w:hAnsi="Arial" w:cs="Arial"/>
+          <w:color w:val="auto"/>
+        </w:rPr>
+        <w:fldChar w:fldCharType="separate"/>
+      </w:r>
+      <w:r>
+        <w:rPr>
+          <w:rFonts w:ascii="Arial" w:hAnsi="Arial" w:cs="Arial"/>
+          <w:noProof/>
+          <w:color w:val="auto"/>
+        </w:rPr>
+        <w:t>6</w:t>
+      </w:r>
+      <w:r>
+        <w:rPr>
+          <w:rFonts w:ascii="Arial" w:hAnsi="Arial" w:cs="Arial"/>
+          <w:color w:val="auto"/>
+        </w:rPr>
+        <w:fldChar w:fldCharType="end"/>
+      </w:r>
+      <w:r>
+        <w:rPr>
+          <w:rFonts w:ascii="Arial" w:hAnsi="Arial" w:cs="Arial"/>
+          <w:color w:val="auto"/>
+        </w:rPr>
+        <w:t>: Mercedes vs Red Bull LOESS-Blended Coefficients/Ratings</w:t>
+      </w:r>
+      <w:r>
+        <w:rPr>
+          <w:rFonts w:ascii="Arial" w:hAnsi="Arial" w:cs="Arial"/>
+          <w:color w:val="auto"/>
+        </w:rPr>
+        <w:t>. Mercedes has a higher coefficient until the 2022 season which is consistent with both teams’ performances in the World Constructor Championships. Mercedes won the WCC from 2014 – 2021 while Red Bull won in 2022 and 2023.</w:t>
+      </w:r>
+      <w:r>
+        <w:rPr>
+          <w:rFonts w:ascii="Arial" w:hAnsi="Arial" w:cs="Arial"/>
+          <w:color w:val="auto"/>
+        </w:rPr>
+        <w:t xml:space="preserve"> Shaded area represents a 95% confidence interval.</w:t>
+      </w:r>
+    </w:p>
+    <w:p>
+      <w:pPr>
+        <w:spacing w:after="0" w:line="480" w:lineRule="auto"/>
+      </w:pPr>
+      <w:r>
+        <w:t>While coefficients are useful for intra-team driver and constructor comparisons, similar conclusions can often be drawn from Formula 1 point totals. The back-and-forth between Verstappen and Ricciardo is evident in their point totals for the 2016-2018 seasons. Mercedes' dominance over Red Bull is also clear from their point totals relative to other constructors.</w:t>
+      </w:r>
+    </w:p>
+    <w:p>
+      <w:pPr>
+        <w:spacing w:after="0" w:line="480" w:lineRule="auto"/>
+      </w:pPr>
+      <w:r>
+        <w:t>The unique insight provided by the ridge regression model lies in inter-team driver comparisons. This is illustrated with Max Verstappen, Lewis Hamilton, and Valtteri Bottas. Hamilton and Bottas finished 1st and 2nd</w:t>
+      </w:r>
+      <w:r>
+        <w:t>,</w:t>
+      </w:r>
+      <w:r>
+        <w:t>respectively</w:t>
+      </w:r>
+      <w:r>
+        <w:t>,</w:t>
+      </w:r>
+      <w:r>
+        <w:t xml:space="preserve"> in both the 2019 and 2020 seasons, with Verstappen finishing 3rd in both seasons. Despite these results, Verstappen’s driver coefficient for both seasons is higher than Bottas’s and in line with Hamilton's.</w:t>
+      </w:r>
+    </w:p>
+    <w:p>
+      <w:pPr>
+        <w:keepNext/>
+        <w:spacing w:after="0" w:line="480" w:lineRule="auto"/>
+        <w:jc w:val="center"/>
+      </w:pPr>
+      <w:r>
+        <w:rPr>
+          <w:noProof/>
+        </w:rPr>
+        <w:drawing>
+          <wp:inline distT="0" distB="0" distL="0" distR="0" wp14:anchorId="5C3E70FC" wp14:editId="2CDA6724">
+            <wp:extent cx="5846447" cy="1007745"/>
+            <wp:effectExtent l="0" t="0" r="1905" b="1905"/>
+            <wp:docPr id="1670723810" name="Picture 15">
+              <a:extLst xmlns:a="http://schemas.openxmlformats.org/drawingml/2006/main">
+                <a:ext uri="{FF2B5EF4-FFF2-40B4-BE49-F238E27FC236}">
+                  <a16:creationId xmlns:a16="http://schemas.microsoft.com/office/drawing/2014/main" id="{17B536EC-1AFC-CB02-511A-EF149C3A2F4E}"/>
+                </a:ext>
+              </a:extLst>
+            </wp:docPr>
+            <wp:cNvGraphicFramePr>
+              <a:graphicFrameLocks xmlns:a="http://schemas.openxmlformats.org/drawingml/2006/main" noChangeAspect="1"/>
+            </wp:cNvGraphicFramePr>
+            <a:graphic xmlns:a="http://schemas.openxmlformats.org/drawingml/2006/main">
+              <a:graphicData uri="http://schemas.openxmlformats.org/drawingml/2006/picture">
+                <pic:pic xmlns:pic="http://schemas.openxmlformats.org/drawingml/2006/picture">
+                  <pic:nvPicPr>
+                    <pic:cNvPr id="1670723810" name="Picture 15">
+                      <a:extLst>
+                        <a:ext uri="{FF2B5EF4-FFF2-40B4-BE49-F238E27FC236}">
+                          <a16:creationId xmlns:a16="http://schemas.microsoft.com/office/drawing/2014/main" id="{17B536EC-1AFC-CB02-511A-EF149C3A2F4E}"/>
+                        </a:ext>
+                      </a:extLst>
+                    </pic:cNvPr>
+                    <pic:cNvPicPr>
+                      <a:picLocks noChangeAspect="1"/>
+                    </pic:cNvPicPr>
+                  </pic:nvPicPr>
+                  <pic:blipFill>
+                    <a:blip r:embed="rId19" cstate="print">
+                      <a:extLst>
+                        <a:ext uri="{28A0092B-C50C-407E-A947-70E740481C1C}">
+                          <a14:useLocalDpi xmlns:a14="http://schemas.microsoft.com/office/drawing/2010/main" val="0"/>
+                        </a:ext>
+                      </a:extLst>
+                    </a:blip>
+                    <a:stretch>
+                      <a:fillRect/>
+                    </a:stretch>
+                  </pic:blipFill>
+                  <pic:spPr>
+                    <a:xfrm>
+                      <a:off x="0" y="0"/>
+                      <a:ext cx="5846447" cy="1007745"/>
+                    </a:xfrm>
+                    <a:prstGeom prst="rect">
+                      <a:avLst/>
+                    </a:prstGeom>
+                  </pic:spPr>
+                </pic:pic>
+              </a:graphicData>
+            </a:graphic>
+          </wp:inline>
+        </w:drawing>
+      </w:r>
+    </w:p>
+    <w:p>
+      <w:pPr>
+        <w:pStyle w:val="Caption"/>
+        <w:spacing w:after="0" w:line="480" w:lineRule="auto"/>
+        <w:jc w:val="center"/>
+        <w:rPr>
+          <w:rFonts w:ascii="Arial" w:hAnsi="Arial" w:cs="Arial"/>
+          <w:color w:val="auto"/>
+        </w:rPr>
+      </w:pPr>
+      <w:r>
+        <w:rPr>
+          <w:rFonts w:ascii="Arial" w:hAnsi="Arial" w:cs="Arial"/>
+          <w:color w:val="auto"/>
+        </w:rPr>
+        <w:t xml:space="preserve">Figure </w:t>
+      </w:r>
+      <w:r>
+        <w:rPr>
+          <w:rFonts w:ascii="Arial" w:hAnsi="Arial" w:cs="Arial"/>
+          <w:color w:val="auto"/>
+        </w:rPr>
+        <w:fldChar w:fldCharType="begin"/>
+      </w:r>
+      <w:r>
+        <w:rPr>
+          <w:rFonts w:ascii="Arial" w:hAnsi="Arial" w:cs="Arial"/>
+          <w:color w:val="auto"/>
+        </w:rPr>
+        <w:instrText xml:space="preserve"> SEQ Figure \* ARABIC </w:instrText>
+      </w:r>
+      <w:r>
+        <w:rPr>
+          <w:rFonts w:ascii="Arial" w:hAnsi="Arial" w:cs="Arial"/>
+          <w:color w:val="auto"/>
+        </w:rPr>
+        <w:fldChar w:fldCharType="separate"/>
+      </w:r>
+      <w:r>
+        <w:rPr>
+          <w:rFonts w:ascii="Arial" w:hAnsi="Arial" w:cs="Arial"/>
+          <w:noProof/>
+          <w:color w:val="auto"/>
+        </w:rPr>
+        <w:t>7</w:t>
+      </w:r>
+      <w:r>
+        <w:rPr>
+          <w:rFonts w:ascii="Arial" w:hAnsi="Arial" w:cs="Arial"/>
+          <w:color w:val="auto"/>
+        </w:rPr>
+        <w:fldChar w:fldCharType="end"/>
+      </w:r>
+      <w:r>
+        <w:rPr>
+          <w:rFonts w:ascii="Arial" w:hAnsi="Arial" w:cs="Arial"/>
+          <w:color w:val="auto"/>
+        </w:rPr>
+        <w:t>:</w:t>
+      </w:r>
+      <w:r>
+        <w:rPr>
+          <w:rFonts w:ascii="Arial" w:hAnsi="Arial" w:cs="Arial"/>
+          <w:color w:val="auto"/>
+        </w:rPr>
+        <w:t xml:space="preserve"> Max Verstappen, Valtreri Bottas, Lewis Hamilton LOESS-Blended Coefficients/Rating</w:t>
+      </w:r>
+      <w:r>
+        <w:rPr>
+          <w:rFonts w:ascii="Arial" w:hAnsi="Arial" w:cs="Arial"/>
+          <w:color w:val="auto"/>
+        </w:rPr>
+        <w:t>. Verstappen has a higher coefficient than Bottas in the 2017 to 2020 seasons despite Bottas scoring more Formula 1 points in that time frame, suggesting that the Bottas’ performance was booster by the strength of the Mercedes</w:t>
+      </w:r>
+      <w:r>
+        <w:rPr>
+          <w:rFonts w:ascii="Arial" w:hAnsi="Arial" w:cs="Arial"/>
+          <w:color w:val="auto"/>
+        </w:rPr>
         <w:t>.</w:t>
       </w:r>
-    </w:p>
-    <w:p>
-      <w:pPr>
-        <w:spacing w:after="120" w:line="480" w:lineRule="auto"/>
-      </w:pPr>
-      <w:r>
-        <w:t>A similar phenomenon is observed in comparing constructor coefficients</w:t>
-      </w:r>
-      <w:r>
-        <w:t xml:space="preserve"> in Figure 8</w:t>
-      </w:r>
-      <w:r>
-        <w:t>. Mercedes is consistently seen as the dominant constructor throughout the 2014-2021 period, coinciding with their eight consecutive World Constructors' Championships.</w:t>
-      </w:r>
-    </w:p>
-    <w:p>
-      <w:pPr>
-        <w:spacing w:after="120" w:line="480" w:lineRule="auto"/>
-      </w:pPr>
-      <w:r>
-        <w:t xml:space="preserve">While coefficients are useful for intra-team driver and constructor comparisons, similar conclusions can often be drawn from Formula </w:t>
-      </w:r>
-      <w:proofErr w:type="gramStart"/>
-      <w:r>
-        <w:t>1 point</w:t>
-      </w:r>
-      <w:proofErr w:type="gramEnd"/>
-      <w:r>
-        <w:t xml:space="preserve"> totals. The back-and-forth between Verstappen and Ricciardo is evident in their point totals for the 2016-2018 seasons. Mercedes' dominance over Red Bull is also clear from their point totals relative to other constructors.</w:t>
-      </w:r>
-    </w:p>
-    <w:p>
-      <w:pPr>
-        <w:spacing w:after="120" w:line="480" w:lineRule="auto"/>
-      </w:pPr>
-      <w:r>
-        <w:t>The unique insight provided by the ridge regression model lies in inter-team driver comparisons. This is illustrated with Max Verstappen, Lewis Hamilton, and Valtteri Bottas. Hamilton and Bottas finished 1st and 2</w:t>
-      </w:r>
-      <w:proofErr w:type="gramStart"/>
-      <w:r>
-        <w:t>nd</w:t>
+      <w:r>
+        <w:rPr>
+          <w:rFonts w:ascii="Arial" w:hAnsi="Arial" w:cs="Arial"/>
+          <w:color w:val="auto"/>
+        </w:rPr>
+        <w:t xml:space="preserve"> </w:t>
+      </w:r>
+      <w:r>
+        <w:rPr>
+          <w:rFonts w:ascii="Arial" w:hAnsi="Arial" w:cs="Arial"/>
+          <w:color w:val="auto"/>
+        </w:rPr>
+        <w:t>Shaded area represents a 95% confidence interval.</w:t>
+      </w:r>
+    </w:p>
+    <w:p>
+      <w:pPr>
+        <w:spacing w:after="0" w:line="480" w:lineRule="auto"/>
+      </w:pPr>
+      <w:r>
+        <w:lastRenderedPageBreak/>
+        <w:t>Bottas outperforming Verstappen in the World Driver’s Championship is largely attributed to the quality of the Mercedes in the 2019 and 2020 seasons. Verstappen’s talent was fully displayed in the 2021 season when he won the World Drivers' Championship as the gap between Mercedes and Red Bull closed. Hamilton and Bottas finished 2nd and 3rd respectively</w:t>
+      </w:r>
+      <w:r>
+        <w:t>.</w:t>
+      </w:r>
+    </w:p>
+    <w:p>
+      <w:pPr>
+        <w:spacing w:after="0" w:line="480" w:lineRule="auto"/>
+      </w:pPr>
+    </w:p>
+    <w:p>
+      <w:pPr>
+        <w:pStyle w:val="Heading2"/>
+        <w:spacing w:before="0" w:after="0" w:line="480" w:lineRule="auto"/>
+      </w:pPr>
+      <w:bookmarkStart w:id="15" w:name="_Toc172717671"/>
+      <w:r>
+        <w:t>Discussion</w:t>
+      </w:r>
+      <w:bookmarkEnd w:id="15"/>
+    </w:p>
+    <w:p>
+      <w:pPr>
+        <w:pStyle w:val="Heading3"/>
+        <w:spacing w:before="0" w:after="0" w:line="480" w:lineRule="auto"/>
+      </w:pPr>
+      <w:bookmarkStart w:id="16" w:name="_Toc172717672"/>
+      <w:r>
+        <w:t>Model Discussion</w:t>
+      </w:r>
+      <w:bookmarkEnd w:id="16"/>
+    </w:p>
+    <w:p>
+      <w:pPr>
+        <w:spacing w:after="0" w:line="480" w:lineRule="auto"/>
+      </w:pPr>
+      <w:r>
+        <w:t>The overall DNF-Excluded model has a strong predictive power with a Kendall’s coefficient of 0.62</w:t>
+      </w:r>
+      <w:r>
+        <w:t>4</w:t>
+      </w:r>
+      <w:r>
+        <w:t>.  This robustness instills confidence in the other derived conclusions. Measuring the coefficients of both drivers and constructors over time enables more informative inter-constructor driver comparisons</w:t>
+      </w:r>
+      <w:r>
+        <w:t>.</w:t>
+      </w:r>
+    </w:p>
+    <w:p>
+      <w:pPr>
+        <w:spacing w:after="0" w:line="480" w:lineRule="auto"/>
+      </w:pPr>
+      <w:r>
+        <w:t xml:space="preserve">The 67.1% variance explained by constructors, </w:t>
+      </w:r>
+      <w:r>
+        <w:t xml:space="preserve">along with </w:t>
+      </w:r>
+      <w:r>
+        <w:t xml:space="preserve">model metrics for qualification and logistic regression models, highlights the significant impact of constructors on driver finishing positions. The logistic model, in particular, </w:t>
+      </w:r>
+      <w:r>
+        <w:t>highlights</w:t>
+      </w:r>
+      <w:r>
+        <w:t xml:space="preserve"> the crucial role of constructors in determining cohort placements. Conversely, the qualification models emphasize the relative importance of drivers, suggesting potential value in incorporating qualification-informed models.</w:t>
+      </w:r>
+    </w:p>
+    <w:p>
+      <w:pPr>
+        <w:pStyle w:val="Heading3"/>
+        <w:spacing w:before="0" w:after="0" w:line="480" w:lineRule="auto"/>
+      </w:pPr>
+      <w:bookmarkStart w:id="17" w:name="_Toc172717673"/>
+      <w:r>
+        <w:t>Model Extensibility</w:t>
+      </w:r>
+      <w:bookmarkEnd w:id="17"/>
+    </w:p>
+    <w:p>
+      <w:pPr>
+        <w:spacing w:after="0" w:line="480" w:lineRule="auto"/>
+      </w:pPr>
+      <w:r>
+        <w:t>There are many opportunities to expand the modeling process outlined throughout this paper.  For the sake of interpretability, the current model only includes drivers and (parent) constructors as features. Incorporating additional features</w:t>
+      </w:r>
+      <w:r>
+        <w:t xml:space="preserve">, </w:t>
+      </w:r>
+      <w:r>
+        <w:t>such as circuit type and separating the engine and constructor components</w:t>
       </w:r>
       <w:r>
         <w:t>,</w:t>
       </w:r>
       <w:r>
-        <w:t>respectively</w:t>
-      </w:r>
-      <w:proofErr w:type="gramEnd"/>
-      <w:r>
-        <w:t>,</w:t>
-      </w:r>
-      <w:r>
-        <w:t xml:space="preserve"> in both the 2019 and 2020 seasons, with Verstappen finishing 3rd in both seasons. </w:t>
+        <w:t xml:space="preserve"> could enhance predictive accuracy. Moreover, the existing prediction process yields singular predictions. Implementing a bootstrapped model could provide probabilistic outcomes, thereby increasing the model's applicability to sports betting.</w:t>
+      </w:r>
+    </w:p>
+    <w:p>
+      <w:pPr>
+        <w:spacing w:after="0" w:line="480" w:lineRule="auto"/>
+      </w:pPr>
+      <w:r>
+        <w:t xml:space="preserve">The presented methodology can also be extended to previous eras of Formula 1, allowing for cross-era comparisons. Expanding the model to cover earlier periods would likely necessitate recalibrating the time-decay factor to account for significant changes when engine regulations are altered. Given the </w:t>
       </w:r>
       <w:r>
         <w:lastRenderedPageBreak/>
-        <w:t>Despite these results, Verstappen’s driver coefficient for both seasons is higher than Bottas’s and in line with Hamilton's</w:t>
-      </w:r>
-      <w:r>
-        <w:t xml:space="preserve"> as shown in Figure 9.</w:t>
-      </w:r>
-    </w:p>
-    <w:p>
-      <w:pPr>
-        <w:spacing w:after="120" w:line="480" w:lineRule="auto"/>
-      </w:pPr>
-      <w:r>
-        <w:t>Bottas outperforming Verstappen in the World Driver’s Championship is largely attributed to the quality of the Mercedes in the 2019 and 2020 seasons. Verstappen’s talent was fully displayed in the 2021 season when he won the World Drivers' Championship as the gap between Mercedes and Red Bull closed. Hamilton and Bottas finished 2nd and 3rd respectively</w:t>
-      </w:r>
-      <w:r>
-        <w:t>.</w:t>
-      </w:r>
-    </w:p>
-    <w:p>
-      <w:pPr>
-        <w:spacing w:after="120" w:line="480" w:lineRule="auto"/>
-      </w:pPr>
-    </w:p>
-    <w:p>
-      <w:pPr>
-        <w:pStyle w:val="Heading2"/>
-        <w:spacing w:after="120" w:line="480" w:lineRule="auto"/>
-      </w:pPr>
-      <w:bookmarkStart w:id="13" w:name="_Toc172557737"/>
-      <w:r>
-        <w:t>Discussion</w:t>
-      </w:r>
-      <w:bookmarkEnd w:id="13"/>
+        <w:t>impending new engine regulations in the 2026 Formula 1 season, it will be essential to recalibrate the model to maintain its relevance and accuracy.</w:t>
+      </w:r>
+    </w:p>
+    <w:p>
+      <w:pPr>
+        <w:spacing w:after="0" w:line="480" w:lineRule="auto"/>
+      </w:pPr>
+      <w:r>
+        <w:t xml:space="preserve">The methodology can be extended </w:t>
+      </w:r>
+      <w:r>
+        <w:t>to other sports</w:t>
+      </w:r>
+      <w:r>
+        <w:t xml:space="preserve">, particularly </w:t>
+      </w:r>
+      <w:r>
+        <w:t>those related to racing</w:t>
+      </w:r>
+      <w:r>
+        <w:t xml:space="preserve">. </w:t>
+      </w:r>
+      <w:r>
+        <w:t>The methodology can largely be shifted over to horse racing, sailboat racing, and other motorsports. Extending the methodology to one-</w:t>
+      </w:r>
+      <w:r>
+        <w:t xml:space="preserve">make (spec) racing where </w:t>
+      </w:r>
+      <w:r>
+        <w:t xml:space="preserve">cars usually have the same chassis, powertrain, tires, brakes, and fuel would be an interesting contrast to </w:t>
+      </w:r>
+      <w:r>
+        <w:t xml:space="preserve">the analysis presented in this paper. For example, we would expect almost all the variance to be explained by drivers in Formula 2 </w:t>
+      </w:r>
+      <w:r>
+        <w:t xml:space="preserve">where all the chassis and </w:t>
+      </w:r>
+      <w:r>
+        <w:t xml:space="preserve">engines are the same. </w:t>
+      </w:r>
+      <w:r>
+        <w:t>Contrasting</w:t>
+      </w:r>
+      <w:r>
+        <w:t xml:space="preserve"> to semi-spec series such as IndyCar and Formula-E where chassis are the same, but power units can vary could provide </w:t>
+      </w:r>
+      <w:r>
+        <w:t xml:space="preserve">a unique perspective on the impact of the driver. </w:t>
+      </w:r>
+    </w:p>
+    <w:p>
+      <w:pPr>
+        <w:spacing w:after="0" w:line="480" w:lineRule="auto"/>
+      </w:pPr>
+    </w:p>
+    <w:p>
+      <w:pPr>
+        <w:spacing w:after="0" w:line="480" w:lineRule="auto"/>
+      </w:pPr>
+    </w:p>
+    <w:p>
+      <w:pPr>
+        <w:spacing w:after="0" w:line="480" w:lineRule="auto"/>
+      </w:pPr>
+    </w:p>
+    <w:p>
+      <w:pPr>
+        <w:spacing w:after="0" w:line="480" w:lineRule="auto"/>
+      </w:pPr>
+    </w:p>
+    <w:p>
+      <w:pPr>
+        <w:spacing w:after="0" w:line="480" w:lineRule="auto"/>
+      </w:pPr>
+    </w:p>
+    <w:p>
+      <w:pPr>
+        <w:spacing w:after="0" w:line="480" w:lineRule="auto"/>
+      </w:pPr>
+    </w:p>
+    <w:p>
+      <w:pPr>
+        <w:spacing w:after="0" w:line="480" w:lineRule="auto"/>
+      </w:pPr>
+    </w:p>
+    <w:p>
+      <w:pPr>
+        <w:spacing w:after="0" w:line="480" w:lineRule="auto"/>
+      </w:pPr>
+    </w:p>
+    <w:p>
+      <w:pPr>
+        <w:spacing w:after="0" w:line="480" w:lineRule="auto"/>
+      </w:pPr>
+    </w:p>
+    <w:p>
+      <w:pPr>
+        <w:spacing w:after="0" w:line="480" w:lineRule="auto"/>
+      </w:pPr>
+    </w:p>
+    <w:p>
+      <w:pPr>
+        <w:spacing w:after="0" w:line="480" w:lineRule="auto"/>
+      </w:pPr>
+    </w:p>
+    <w:p>
+      <w:pPr>
+        <w:spacing w:after="0" w:line="480" w:lineRule="auto"/>
+      </w:pPr>
+    </w:p>
+    <w:p>
+      <w:pPr>
+        <w:spacing w:after="0" w:line="480" w:lineRule="auto"/>
+      </w:pPr>
+    </w:p>
+    <w:p>
+      <w:pPr>
+        <w:spacing w:after="0" w:line="480" w:lineRule="auto"/>
+      </w:pPr>
+    </w:p>
+    <w:p>
+      <w:pPr>
+        <w:spacing w:after="0" w:line="480" w:lineRule="auto"/>
+      </w:pPr>
     </w:p>
     <w:p>
       <w:pPr>
         <w:pStyle w:val="Heading3"/>
-        <w:spacing w:after="120" w:line="480" w:lineRule="auto"/>
-      </w:pPr>
-      <w:bookmarkStart w:id="14" w:name="_Toc172557738"/>
-      <w:r>
-        <w:t>Model Discussion</w:t>
-      </w:r>
-      <w:bookmarkEnd w:id="14"/>
-    </w:p>
-    <w:p>
-      <w:pPr>
-        <w:spacing w:after="120" w:line="480" w:lineRule="auto"/>
-      </w:pPr>
-      <w:r>
-        <w:t>The overall DNF-Excluded model has a strong predictive power with a Kendall’s coefficient of 0.62</w:t>
-      </w:r>
-      <w:r>
-        <w:t>4</w:t>
-      </w:r>
-      <w:r>
-        <w:t>.  This robustness instills confidence in the other derived conclusions. Measuring the coefficients of both drivers and constructors over time enables more informative inter-constructor driver comparisons</w:t>
-      </w:r>
-      <w:r>
-        <w:t>.</w:t>
-      </w:r>
-    </w:p>
-    <w:p>
-      <w:pPr>
-        <w:spacing w:after="120" w:line="480" w:lineRule="auto"/>
-      </w:pPr>
-      <w:r>
-        <w:t xml:space="preserve">The 67.1% variance explained by constructors, </w:t>
-      </w:r>
-      <w:r>
-        <w:t xml:space="preserve">along with </w:t>
-      </w:r>
-      <w:r>
-        <w:t>model metrics for qualification and logistic regression models, highlights the significant impact of constructors on driver finishing positions. The logistic model</w:t>
-      </w:r>
-      <w:proofErr w:type="gramStart"/>
-      <w:r>
-        <w:t xml:space="preserve">, in particular, </w:t>
-      </w:r>
-      <w:r>
-        <w:t>highlights</w:t>
-      </w:r>
-      <w:proofErr w:type="gramEnd"/>
-      <w:r>
-        <w:t xml:space="preserve"> the crucial role of constructors in determining cohort placements. Conversely, the qualification models emphasize the relative importance of drivers, suggesting potential value in incorporating qualification-informed models.</w:t>
-      </w:r>
-    </w:p>
-    <w:p>
-      <w:pPr>
-        <w:pStyle w:val="Heading3"/>
-        <w:spacing w:after="120" w:line="480" w:lineRule="auto"/>
-      </w:pPr>
-      <w:bookmarkStart w:id="15" w:name="_Toc172557739"/>
-      <w:r>
-        <w:t>Model Extensibility</w:t>
-      </w:r>
-      <w:bookmarkEnd w:id="15"/>
-    </w:p>
-    <w:p>
-      <w:pPr>
-        <w:spacing w:after="120" w:line="480" w:lineRule="auto"/>
-      </w:pPr>
-      <w:r>
-        <w:t>There are many opportunities to expand the modeling process outlined throughout this paper.  For the sake of interpretability, the current model only includes drivers and (parent) constructors as features. Incorporating additional features</w:t>
-      </w:r>
-      <w:r>
-        <w:t xml:space="preserve">, </w:t>
-      </w:r>
-      <w:r>
-        <w:t>such as circuit type and separating the engine and constructor components</w:t>
-      </w:r>
-      <w:r>
-        <w:t>,</w:t>
-      </w:r>
-      <w:r>
-        <w:t xml:space="preserve"> could enhance predictive accuracy. Moreover, the existing prediction process yields singular </w:t>
-      </w:r>
+        <w:spacing w:before="0" w:after="0" w:line="480" w:lineRule="auto"/>
+      </w:pPr>
+      <w:bookmarkStart w:id="18" w:name="_Toc172717674"/>
       <w:r>
         <w:lastRenderedPageBreak/>
-        <w:t>predictions. Implementing a bootstrapped model could provide probabilistic outcomes, thereby increasing the model's applicability to sports betting.</w:t>
-      </w:r>
-    </w:p>
-    <w:p>
-      <w:pPr>
-        <w:spacing w:after="120" w:line="480" w:lineRule="auto"/>
-      </w:pPr>
-      <w:r>
-        <w:t>The presented methodology can also be extended to previous eras of Formula 1, allowing for cross-era comparisons. Expanding the model to cover earlier periods would likely necessitate recalibrating the time-decay factor to account for significant changes when engine regulations are altered. Given the impending new engine regulations in the 2026 Formula 1 season, it will be essential to recalibrate the model to maintain its relevance and accuracy.</w:t>
-      </w:r>
-    </w:p>
-    <w:p>
-      <w:pPr>
-        <w:spacing w:after="120" w:line="480" w:lineRule="auto"/>
-      </w:pPr>
-      <w:r>
-        <w:t xml:space="preserve">The methodology can be extended </w:t>
-      </w:r>
-      <w:r>
-        <w:t>to other sports</w:t>
-      </w:r>
-      <w:r>
-        <w:t xml:space="preserve">, particularly </w:t>
-      </w:r>
-      <w:r>
-        <w:t>those related to racing</w:t>
-      </w:r>
-      <w:r>
-        <w:t xml:space="preserve">. </w:t>
-      </w:r>
-      <w:r>
-        <w:t>The methodology can largely be shifted over to horse racing, sailboat racing, and other motorsports. Extending the methodology to one-</w:t>
-      </w:r>
-      <w:r>
-        <w:t xml:space="preserve">make (spec) racing where </w:t>
-      </w:r>
-      <w:r>
-        <w:t xml:space="preserve">cars usually have the same chassis, powertrain, tires, brakes, and fuel would be an interesting contrast to </w:t>
-      </w:r>
-      <w:r>
-        <w:t xml:space="preserve">the analysis presented in this paper. For example, we would expect almost all the variance to be explained by drivers in Formula 2 </w:t>
-      </w:r>
-      <w:r>
-        <w:t xml:space="preserve">where all the chassis and </w:t>
-      </w:r>
-      <w:r>
-        <w:t xml:space="preserve">engines are the same. </w:t>
-      </w:r>
-      <w:r>
-        <w:t>Contrasting</w:t>
-      </w:r>
-      <w:r>
-        <w:t xml:space="preserve"> to semi-spec series such as IndyCar and Formula-E where chassis are the same, but power units can vary could provide </w:t>
-      </w:r>
-      <w:r>
-        <w:t xml:space="preserve">a unique perspective on the impact of the driver. </w:t>
-      </w:r>
-    </w:p>
-    <w:p>
-      <w:pPr>
-        <w:pStyle w:val="Heading3"/>
-        <w:spacing w:after="120" w:line="480" w:lineRule="auto"/>
-      </w:pPr>
-      <w:bookmarkStart w:id="16" w:name="_Toc172557740"/>
-      <w:r>
         <w:t>Applications &amp; Conclusions</w:t>
       </w:r>
-      <w:bookmarkEnd w:id="16"/>
-    </w:p>
-    <w:p>
-      <w:pPr>
-        <w:spacing w:after="120" w:line="480" w:lineRule="auto"/>
-      </w:pPr>
-    </w:p>
-    <w:p>
-      <w:pPr>
-        <w:spacing w:after="120" w:line="480" w:lineRule="auto"/>
+      <w:bookmarkEnd w:id="18"/>
+    </w:p>
+    <w:p>
+      <w:pPr>
+        <w:spacing w:after="0" w:line="480" w:lineRule="auto"/>
+      </w:pPr>
+    </w:p>
+    <w:p>
+      <w:pPr>
+        <w:pStyle w:val="Caption"/>
+        <w:spacing w:after="0" w:line="480" w:lineRule="auto"/>
+        <w:jc w:val="center"/>
+      </w:pPr>
+      <w:r>
+        <w:rPr>
+          <w:rFonts w:ascii="Arial" w:hAnsi="Arial" w:cs="Arial"/>
+          <w:color w:val="auto"/>
+        </w:rPr>
+        <w:t xml:space="preserve">Table </w:t>
+      </w:r>
+      <w:r>
+        <w:rPr>
+          <w:rFonts w:ascii="Arial" w:hAnsi="Arial" w:cs="Arial"/>
+          <w:color w:val="auto"/>
+        </w:rPr>
+        <w:fldChar w:fldCharType="begin"/>
+      </w:r>
+      <w:r>
+        <w:rPr>
+          <w:rFonts w:ascii="Arial" w:hAnsi="Arial" w:cs="Arial"/>
+          <w:color w:val="auto"/>
+        </w:rPr>
+        <w:instrText xml:space="preserve"> SEQ Table \* ARABIC </w:instrText>
+      </w:r>
+      <w:r>
+        <w:rPr>
+          <w:rFonts w:ascii="Arial" w:hAnsi="Arial" w:cs="Arial"/>
+          <w:color w:val="auto"/>
+        </w:rPr>
+        <w:fldChar w:fldCharType="separate"/>
+      </w:r>
+      <w:r>
+        <w:rPr>
+          <w:rFonts w:ascii="Arial" w:hAnsi="Arial" w:cs="Arial"/>
+          <w:noProof/>
+          <w:color w:val="auto"/>
+        </w:rPr>
+        <w:t>3</w:t>
+      </w:r>
+      <w:r>
+        <w:rPr>
+          <w:rFonts w:ascii="Arial" w:hAnsi="Arial" w:cs="Arial"/>
+          <w:color w:val="auto"/>
+        </w:rPr>
+        <w:fldChar w:fldCharType="end"/>
+      </w:r>
+      <w:r>
+        <w:rPr>
+          <w:rFonts w:ascii="Arial" w:hAnsi="Arial" w:cs="Arial"/>
+          <w:color w:val="auto"/>
+        </w:rPr>
+        <w:t xml:space="preserve">: </w:t>
+      </w:r>
+      <w:r>
+        <w:rPr>
+          <w:rFonts w:ascii="Arial" w:hAnsi="Arial" w:cs="Arial"/>
+          <w:color w:val="auto"/>
+        </w:rPr>
+        <w:t>Top 10 Constructor/Driver composite rankings as of the end of the 2023 F1 Season. Composite ranking is defined as driver rating plus constructor rating. ± values represent a 95% confidence interval. Driver and constructor independence is assumed for the overall confidence interval</w:t>
+      </w:r>
+      <w:r>
+        <w:rPr>
+          <w:noProof/>
+        </w:rPr>
+        <w:drawing>
+          <wp:inline distT="0" distB="0" distL="0" distR="0" wp14:anchorId="2E41A168" wp14:editId="467478AE">
+            <wp:extent cx="5943600" cy="5754931"/>
+            <wp:effectExtent l="0" t="0" r="0" b="0"/>
+            <wp:docPr id="1506329886" name="Picture 3"/>
+            <wp:cNvGraphicFramePr>
+              <a:graphicFrameLocks xmlns:a="http://schemas.openxmlformats.org/drawingml/2006/main" noChangeAspect="1"/>
+            </wp:cNvGraphicFramePr>
+            <a:graphic xmlns:a="http://schemas.openxmlformats.org/drawingml/2006/main">
+              <a:graphicData uri="http://schemas.openxmlformats.org/drawingml/2006/picture">
+                <pic:pic xmlns:pic="http://schemas.openxmlformats.org/drawingml/2006/picture">
+                  <pic:nvPicPr>
+                    <pic:cNvPr id="1506329886" name="Picture 3"/>
+                    <pic:cNvPicPr>
+                      <a:picLocks noChangeAspect="1" noChangeArrowheads="1"/>
+                    </pic:cNvPicPr>
+                  </pic:nvPicPr>
+                  <pic:blipFill rotWithShape="1">
+                    <a:blip r:embed="rId20" cstate="print">
+                      <a:extLst>
+                        <a:ext uri="{28A0092B-C50C-407E-A947-70E740481C1C}">
+                          <a14:useLocalDpi xmlns:a14="http://schemas.microsoft.com/office/drawing/2010/main" val="0"/>
+                        </a:ext>
+                      </a:extLst>
+                    </a:blip>
+                    <a:srcRect l="17524" r="17511"/>
+                    <a:stretch/>
+                  </pic:blipFill>
+                  <pic:spPr bwMode="auto">
+                    <a:xfrm>
+                      <a:off x="0" y="0"/>
+                      <a:ext cx="5943600" cy="5754931"/>
+                    </a:xfrm>
+                    <a:prstGeom prst="rect">
+                      <a:avLst/>
+                    </a:prstGeom>
+                    <a:noFill/>
+                    <a:ln>
+                      <a:noFill/>
+                    </a:ln>
+                    <a:extLst>
+                      <a:ext uri="{53640926-AAD7-44D8-BBD7-CCE9431645EC}">
+                        <a14:shadowObscured xmlns:a14="http://schemas.microsoft.com/office/drawing/2010/main"/>
+                      </a:ext>
+                    </a:extLst>
+                  </pic:spPr>
+                </pic:pic>
+              </a:graphicData>
+            </a:graphic>
+          </wp:inline>
+        </w:drawing>
+      </w:r>
+    </w:p>
+    <w:p>
+      <w:pPr>
+        <w:spacing w:after="0" w:line="480" w:lineRule="auto"/>
       </w:pPr>
       <w:r>
         <w:t xml:space="preserve">As mentioned in the </w:t>
@@ -6503,41 +10169,24 @@
         <w:t xml:space="preserve"> </w:t>
       </w:r>
       <w:r>
-        <w:t xml:space="preserve">we </w:t>
-      </w:r>
-      <w:proofErr w:type="gramStart"/>
-      <w:r>
-        <w:t>are able to</w:t>
-      </w:r>
-      <w:proofErr w:type="gramEnd"/>
-      <w:r>
-        <w:t xml:space="preserve"> capture point-time ratings for constructor/driver combinations </w:t>
-      </w:r>
-      <w:r>
-        <w:t xml:space="preserve">to predict race outcomes as </w:t>
-      </w:r>
-      <w:r>
-        <w:t>highlighted in Figure 10.</w:t>
-      </w:r>
-      <w:r>
-        <w:t xml:space="preserve"> </w:t>
-      </w:r>
-    </w:p>
-    <w:p>
-      <w:pPr>
-        <w:spacing w:after="120" w:line="480" w:lineRule="auto"/>
-      </w:pPr>
-      <w:r>
-        <w:t xml:space="preserve">In conclusion, this study provides a nuanced understanding of the respective impacts of drivers and constructors on Formula 1 race outcomes. By leveraging a robust ridge regression model with LOESS smoothing and assessing predictive performance through Kendall’s coefficient, we offer valuable insights into inter-constructor driver comparisons and the overall influence of constructors. The findings underscore the substantial role of constructors in determining race results, particularly in the context of </w:t>
-      </w:r>
+        <w:t xml:space="preserve">we are able to capture point-time ratings for constructor/driver combinations </w:t>
+      </w:r>
+      <w:r>
+        <w:t xml:space="preserve">to predict race outcomes as highlighted in the table above. </w:t>
+      </w:r>
+    </w:p>
+    <w:p>
+      <w:pPr>
+        <w:spacing w:after="0" w:line="480" w:lineRule="auto"/>
+      </w:pPr>
       <w:r>
         <w:lastRenderedPageBreak/>
-        <w:t>modern Formula 1. The proposed methodology and findings pave the way for future research that can refine and extend these models, incorporating additional features and expanding to different eras in the sport. Such advancements hold promise for enhancing both predictive accuracy and practical applications, such as sports betting and strategic decision-making within Formula 1 teams.</w:t>
-      </w:r>
-    </w:p>
-    <w:p>
-      <w:pPr>
-        <w:spacing w:after="120" w:line="480" w:lineRule="auto"/>
+        <w:t>In conclusion, this study provides a nuanced understanding of the respective impacts of drivers and constructors on Formula 1 race outcomes. By leveraging a robust ridge regression model with LOESS smoothing and assessing predictive performance through Kendall’s coefficient, we offer valuable insights into inter-constructor driver comparisons and the overall influence of constructors. The findings underscore the substantial role of constructors in determining race results, particularly in the context of modern Formula 1. The proposed methodology and findings pave the way for future research that can refine and extend these models, incorporating additional features and expanding to different eras in the sport. Such advancements hold promise for enhancing both predictive accuracy and practical applications, such as sports betting and strategic decision-making within Formula 1 teams.</w:t>
+      </w:r>
+    </w:p>
+    <w:p>
+      <w:pPr>
+        <w:spacing w:after="0" w:line="480" w:lineRule="auto"/>
       </w:pPr>
     </w:p>
     <w:p>
@@ -6547,26 +10196,29 @@
           <w:ilvl w:val="0"/>
           <w:numId w:val="0"/>
         </w:numPr>
-        <w:spacing w:after="120" w:line="480" w:lineRule="auto"/>
+        <w:spacing w:before="0" w:after="0" w:line="480" w:lineRule="auto"/>
         <w:ind w:left="720"/>
       </w:pPr>
-      <w:bookmarkStart w:id="17" w:name="_Toc172557741"/>
+      <w:bookmarkStart w:id="19" w:name="_Toc172717675"/>
       <w:r>
         <w:t>Acknowledgements</w:t>
       </w:r>
-      <w:bookmarkEnd w:id="17"/>
-    </w:p>
-    <w:p>
-      <w:pPr>
-        <w:spacing w:after="120" w:line="480" w:lineRule="auto"/>
-      </w:pPr>
-      <w:r>
-        <w:t xml:space="preserve">Anonymized </w:t>
-      </w:r>
-    </w:p>
-    <w:p>
-      <w:pPr>
-        <w:spacing w:after="120" w:line="480" w:lineRule="auto"/>
+      <w:bookmarkEnd w:id="19"/>
+    </w:p>
+    <w:p>
+      <w:pPr>
+        <w:spacing w:after="0" w:line="480" w:lineRule="auto"/>
+      </w:pPr>
+      <w:r>
+        <w:t>De-</w:t>
+      </w:r>
+      <w:r>
+        <w:t xml:space="preserve">Identified </w:t>
+      </w:r>
+    </w:p>
+    <w:p>
+      <w:pPr>
+        <w:spacing w:after="0" w:line="480" w:lineRule="auto"/>
       </w:pPr>
     </w:p>
     <w:p>
@@ -6576,18 +10228,18 @@
           <w:ilvl w:val="0"/>
           <w:numId w:val="0"/>
         </w:numPr>
-        <w:spacing w:after="120" w:line="480" w:lineRule="auto"/>
+        <w:spacing w:before="0" w:after="0" w:line="480" w:lineRule="auto"/>
         <w:ind w:left="720"/>
       </w:pPr>
-      <w:bookmarkStart w:id="18" w:name="_Toc172557742"/>
+      <w:bookmarkStart w:id="20" w:name="_Toc172717676"/>
       <w:r>
         <w:t>References</w:t>
       </w:r>
-      <w:bookmarkEnd w:id="18"/>
-    </w:p>
-    <w:p>
-      <w:pPr>
-        <w:spacing w:after="120" w:line="480" w:lineRule="auto"/>
+      <w:bookmarkEnd w:id="20"/>
+    </w:p>
+    <w:p>
+      <w:pPr>
+        <w:spacing w:after="0" w:line="480" w:lineRule="auto"/>
       </w:pPr>
       <w:r>
         <w:t>Bell, A., Smith, J., Sabel, C. and Jones, K. (2016) Formula for success: Multilevel modelling of Formula One Driver and Constructor performance, 1950–2014. Journal of Quantitative Analysis in Sports, Vol. 12 (Issue 2), pp. 99-112. https://doi.org/10.1515/jqas-2015-0050</w:t>
@@ -6595,7 +10247,7 @@
     </w:p>
     <w:p>
       <w:pPr>
-        <w:spacing w:after="120" w:line="480" w:lineRule="auto"/>
+        <w:spacing w:after="0" w:line="480" w:lineRule="auto"/>
       </w:pPr>
       <w:r>
         <w:t>Budzinski, O. and Feddersen, A. (2020) Measuring competitive balance in Formula One racing. In Outcome uncertainty in sporting events (pp. 5-26). Edward Elgar Publishing.</w:t>
@@ -6603,7 +10255,15 @@
     </w:p>
     <w:p>
       <w:pPr>
-        <w:spacing w:after="120" w:line="480" w:lineRule="auto"/>
+        <w:spacing w:after="0" w:line="480" w:lineRule="auto"/>
+      </w:pPr>
+      <w:r>
+        <w:t>Croiseau, P. and Cordell, H.J., 2009, December. Analysis of North American Rheumatoid Arthritis Consortium data using a penalized logistic regression approach. In BMC proceedings (Vol. 3, pp. 1-5). BioMed Central.</w:t>
+      </w:r>
+    </w:p>
+    <w:p>
+      <w:pPr>
+        <w:spacing w:after="0" w:line="480" w:lineRule="auto"/>
       </w:pPr>
       <w:r>
         <w:t>Eichenberger, R. and Stadelmann, D. (2009) Who is the best Formula 1 driver? An economic approach to evaluating talent. Economic Analysis and Policy, 39(3), p.389.</w:t>
@@ -6611,28 +10271,16 @@
     </w:p>
     <w:p>
       <w:pPr>
-        <w:spacing w:after="120" w:line="480" w:lineRule="auto"/>
-      </w:pPr>
-      <w:proofErr w:type="spellStart"/>
-      <w:r>
-        <w:t>Ergast</w:t>
-      </w:r>
-      <w:proofErr w:type="spellEnd"/>
-      <w:r>
-        <w:t xml:space="preserve">. (n.d.). </w:t>
-      </w:r>
-      <w:proofErr w:type="spellStart"/>
-      <w:r>
-        <w:t>Ergast</w:t>
-      </w:r>
-      <w:proofErr w:type="spellEnd"/>
-      <w:r>
-        <w:t xml:space="preserve"> Developer API. Available at: https://ergast.com/mrd/methods/sprint/ (Accessed: 17 July 2024).</w:t>
-      </w:r>
-    </w:p>
-    <w:p>
-      <w:pPr>
-        <w:spacing w:after="120" w:line="480" w:lineRule="auto"/>
+        <w:spacing w:after="0" w:line="480" w:lineRule="auto"/>
+      </w:pPr>
+      <w:r>
+        <w:lastRenderedPageBreak/>
+        <w:t>Ergast. (n.d.). Ergast Developer API. Available at: https://ergast.com/mrd/methods/sprint/ (Accessed: 17 July 2024).</w:t>
+      </w:r>
+    </w:p>
+    <w:p>
+      <w:pPr>
+        <w:spacing w:after="0" w:line="480" w:lineRule="auto"/>
       </w:pPr>
       <w:r>
         <w:t>f1dataR. (n.d.). The f1dataR package. Available at: https://cran.r-project.org/web/packages/f1dataR/index.html (Accessed: 17 July 2024).</w:t>
@@ -6640,7 +10288,7 @@
     </w:p>
     <w:p>
       <w:pPr>
-        <w:spacing w:after="120" w:line="480" w:lineRule="auto"/>
+        <w:spacing w:after="0" w:line="480" w:lineRule="auto"/>
       </w:pPr>
       <w:r>
         <w:t>Formula 1. (n.d.). Formula 1. Available at: https://www.formula1.com/en.html (Accessed: 17 July 2024).</w:t>
@@ -6648,24 +10296,15 @@
     </w:p>
     <w:p>
       <w:pPr>
-        <w:spacing w:after="120" w:line="480" w:lineRule="auto"/>
-      </w:pPr>
-      <w:r>
-        <w:lastRenderedPageBreak/>
-        <w:t xml:space="preserve">Fry, J., Brighton, T. and </w:t>
-      </w:r>
-      <w:proofErr w:type="spellStart"/>
-      <w:r>
-        <w:t>Fanzon</w:t>
-      </w:r>
-      <w:proofErr w:type="spellEnd"/>
-      <w:r>
-        <w:t>, S. (2024) Faster identification of faster Formula 1 drivers via time-rank duality. Economics Letters, 237, p.111671.</w:t>
-      </w:r>
-    </w:p>
-    <w:p>
-      <w:pPr>
-        <w:spacing w:after="120" w:line="480" w:lineRule="auto"/>
+        <w:spacing w:after="0" w:line="480" w:lineRule="auto"/>
+      </w:pPr>
+      <w:r>
+        <w:t>Fry, J., Brighton, T. and Fanzon, S. (2024) Faster identification of faster Formula 1 drivers via time-rank duality. Economics Letters, 237, p.111671.</w:t>
+      </w:r>
+    </w:p>
+    <w:p>
+      <w:pPr>
+        <w:spacing w:after="0" w:line="480" w:lineRule="auto"/>
       </w:pPr>
       <w:r>
         <w:t>Hennion, N. and Maher, T. (2023). How to Bet on Formula 1. Forbes. Available at: https://www.forbes.com/betting/formula-1/how-to-bet-on-formula-1/ (Accessed: 17 July 2024).</w:t>
@@ -6673,7 +10312,7 @@
     </w:p>
     <w:p>
       <w:pPr>
-        <w:spacing w:after="120" w:line="480" w:lineRule="auto"/>
+        <w:spacing w:after="0" w:line="480" w:lineRule="auto"/>
       </w:pPr>
       <w:r>
         <w:t>Jacobs, J. (2017). Deep Dive on Regularized Adjusted Plus-Minus I: Introductory Example. Squared2020. Available at: https://squared2020.com/2017/09/18/deep-dive-on-regularized-adjusted-plus-minus-i-introductory-example/ (Accessed: 17 July 2024).</w:t>
@@ -6681,36 +10320,23 @@
     </w:p>
     <w:p>
       <w:pPr>
-        <w:spacing w:after="120" w:line="480" w:lineRule="auto"/>
-      </w:pPr>
-      <w:r>
-        <w:t xml:space="preserve">Jacoby, W.G., 2000. </w:t>
-      </w:r>
-      <w:proofErr w:type="gramStart"/>
-      <w:r>
-        <w:t>Loess::</w:t>
-      </w:r>
-      <w:proofErr w:type="gramEnd"/>
-      <w:r>
-        <w:t xml:space="preserve"> a nonparametric, graphical tool for depicting relationships between variables. Electoral studies, 19(4), pp.577-613.</w:t>
-      </w:r>
-    </w:p>
-    <w:p>
-      <w:pPr>
-        <w:spacing w:after="120" w:line="480" w:lineRule="auto"/>
-      </w:pPr>
-      <w:proofErr w:type="spellStart"/>
-      <w:r>
-        <w:t>Medvedovsky</w:t>
-      </w:r>
-      <w:proofErr w:type="spellEnd"/>
-      <w:r>
-        <w:t>, K. and Patton, A. (2022) Daily adjusted and regressed Kalman optimized projections| DARKO. Accessed on, 17.</w:t>
-      </w:r>
-    </w:p>
-    <w:p>
-      <w:pPr>
-        <w:spacing w:after="120" w:line="480" w:lineRule="auto"/>
+        <w:spacing w:after="0" w:line="480" w:lineRule="auto"/>
+      </w:pPr>
+      <w:r>
+        <w:t>Jacoby, W.G., 2000. Loess:: a nonparametric, graphical tool for depicting relationships between variables. Electoral studies, 19(4), pp.577-613.</w:t>
+      </w:r>
+    </w:p>
+    <w:p>
+      <w:pPr>
+        <w:spacing w:after="0" w:line="480" w:lineRule="auto"/>
+      </w:pPr>
+      <w:r>
+        <w:t>Medvedovsky, K. and Patton, A. (2022) Daily adjusted and regressed Kalman optimized projections| DARKO. Accessed on, 17.</w:t>
+      </w:r>
+    </w:p>
+    <w:p>
+      <w:pPr>
+        <w:spacing w:after="0" w:line="480" w:lineRule="auto"/>
       </w:pPr>
       <w:r>
         <w:t>Moore, J., Dottle, R. and Paine, N. (2018). Formula One Racing. FiveThirtyEight. Available at: https://fivethirtyeight.com/features/formula-one-racing/ (Accessed: 17 July 2024).</w:t>
@@ -6718,7 +10344,7 @@
     </w:p>
     <w:p>
       <w:pPr>
-        <w:spacing w:after="120" w:line="480" w:lineRule="auto"/>
+        <w:spacing w:after="0" w:line="480" w:lineRule="auto"/>
       </w:pPr>
       <w:r>
         <w:t>Phillips, A. (2014) Uncovering Formula One driver performances from 1950 to 2013 by adjusting for team and competition effects. Journal of Quantitative Analysis in Sports, Vol. 10 (Issue 2), pp. 261-278. https://doi.org/10.1515/jqas-2013-0031</w:t>
@@ -6726,28 +10352,15 @@
     </w:p>
     <w:p>
       <w:pPr>
-        <w:spacing w:after="120" w:line="480" w:lineRule="auto"/>
-      </w:pPr>
-      <w:proofErr w:type="spellStart"/>
-      <w:r>
-        <w:t>Rockerbie</w:t>
-      </w:r>
-      <w:proofErr w:type="spellEnd"/>
-      <w:r>
-        <w:t xml:space="preserve">, D. W. and Easton, S. T. (2022) ‘Race to the podium: separating and conjoining the car and driver in F1 racing’, Applied Economics, 54(54), pp. 6272–6285. </w:t>
-      </w:r>
-      <w:proofErr w:type="spellStart"/>
-      <w:r>
-        <w:t>doi</w:t>
-      </w:r>
-      <w:proofErr w:type="spellEnd"/>
-      <w:r>
-        <w:t>: 10.1080/00036846.2022.2083068.</w:t>
-      </w:r>
-    </w:p>
-    <w:p>
-      <w:pPr>
-        <w:spacing w:after="120" w:line="480" w:lineRule="auto"/>
+        <w:spacing w:after="0" w:line="480" w:lineRule="auto"/>
+      </w:pPr>
+      <w:r>
+        <w:t>Rockerbie, D. W. and Easton, S. T. (2022) ‘Race to the podium: separating and conjoining the car and driver in F1 racing’, Applied Economics, 54(54), pp. 6272–6285. doi: 10.1080/00036846.2022.2083068.</w:t>
+      </w:r>
+    </w:p>
+    <w:p>
+      <w:pPr>
+        <w:spacing w:after="0" w:line="480" w:lineRule="auto"/>
       </w:pPr>
       <w:r>
         <w:t>Sill, J., 2010, March. Improved NBA adjusted+/-using regularization and out-of-sample testing. In Proceedings of the 2010 MIT Sloan sports analytics conference.</w:t>
@@ -6755,7 +10368,7 @@
     </w:p>
     <w:p>
       <w:pPr>
-        <w:spacing w:after="120" w:line="480" w:lineRule="auto"/>
+        <w:spacing w:after="0" w:line="480" w:lineRule="auto"/>
       </w:pPr>
       <w:r>
         <w:t>Spurgeon, B. (2009) Age Old Question of Whether it is the Car or the Driver that Counts. Formula 1, 101.</w:t>
@@ -6763,7 +10376,7 @@
     </w:p>
     <w:p>
       <w:pPr>
-        <w:spacing w:after="120" w:line="480" w:lineRule="auto"/>
+        <w:spacing w:after="0" w:line="480" w:lineRule="auto"/>
         <w:rPr>
           <w:b/>
           <w:bCs/>
@@ -6771,17 +10384,9 @@
       </w:pPr>
       <w:r>
         <w:lastRenderedPageBreak/>
-        <w:t xml:space="preserve">van </w:t>
-      </w:r>
-      <w:proofErr w:type="spellStart"/>
-      <w:r>
-        <w:t>Kesteren</w:t>
-      </w:r>
-      <w:proofErr w:type="spellEnd"/>
-      <w:r>
-        <w:t xml:space="preserve">, E. and Bergkamp, T. (2023) Bayesian analysis of Formula One race results: disentangling driver skill and constructor advantage. Journal of Quantitative Analysis in Sports, Vol. 19 (Issue 4), pp. 273-293. </w:t>
-      </w:r>
-      <w:hyperlink r:id="rId11" w:history="1">
+        <w:t xml:space="preserve">van Kesteren, E. and Bergkamp, T. (2023) Bayesian analysis of Formula One race results: disentangling driver skill and constructor advantage. Journal of Quantitative Analysis in Sports, Vol. 19 (Issue 4), pp. 273-293. </w:t>
+      </w:r>
+      <w:hyperlink r:id="rId21" w:history="1">
         <w:r>
           <w:rPr>
             <w:rStyle w:val="Hyperlink"/>
@@ -6797,18 +10402,18 @@
           <w:ilvl w:val="0"/>
           <w:numId w:val="0"/>
         </w:numPr>
-        <w:spacing w:after="120" w:line="480" w:lineRule="auto"/>
+        <w:spacing w:before="0" w:after="0" w:line="480" w:lineRule="auto"/>
         <w:ind w:left="720"/>
       </w:pPr>
-      <w:bookmarkStart w:id="19" w:name="_Toc172557743"/>
+      <w:bookmarkStart w:id="21" w:name="_Toc172717677"/>
       <w:r>
         <w:t>Appendix</w:t>
       </w:r>
-      <w:bookmarkEnd w:id="19"/>
-    </w:p>
-    <w:p>
-      <w:pPr>
-        <w:spacing w:after="120" w:line="480" w:lineRule="auto"/>
+      <w:bookmarkEnd w:id="21"/>
+    </w:p>
+    <w:p>
+      <w:pPr>
+        <w:spacing w:after="0" w:line="480" w:lineRule="auto"/>
       </w:pPr>
     </w:p>
     <w:p>
@@ -6818,21 +10423,146 @@
           <w:ilvl w:val="0"/>
           <w:numId w:val="0"/>
         </w:numPr>
-        <w:spacing w:after="120" w:line="480" w:lineRule="auto"/>
+        <w:spacing w:before="0" w:after="0" w:line="480" w:lineRule="auto"/>
         <w:ind w:left="720"/>
       </w:pPr>
-      <w:bookmarkStart w:id="20" w:name="_Toc172557744"/>
+      <w:bookmarkStart w:id="22" w:name="_Toc172717678"/>
       <w:r>
         <w:t xml:space="preserve">A1. Metrics by </w:t>
       </w:r>
       <w:r>
         <w:t>Driver-Season Type</w:t>
       </w:r>
-      <w:bookmarkEnd w:id="20"/>
-    </w:p>
-    <w:p>
-      <w:pPr>
-        <w:spacing w:after="120" w:line="480" w:lineRule="auto"/>
+      <w:bookmarkEnd w:id="22"/>
+    </w:p>
+    <w:p>
+      <w:pPr>
+        <w:pStyle w:val="Caption"/>
+        <w:keepNext/>
+        <w:spacing w:after="0" w:line="480" w:lineRule="auto"/>
+        <w:jc w:val="center"/>
+        <w:rPr>
+          <w:rFonts w:ascii="Arial" w:hAnsi="Arial" w:cs="Arial"/>
+          <w:color w:val="auto"/>
+        </w:rPr>
+      </w:pPr>
+      <w:r>
+        <w:rPr>
+          <w:rFonts w:ascii="Arial" w:hAnsi="Arial" w:cs="Arial"/>
+          <w:color w:val="auto"/>
+        </w:rPr>
+        <w:t xml:space="preserve">Table </w:t>
+      </w:r>
+      <w:r>
+        <w:rPr>
+          <w:rFonts w:ascii="Arial" w:hAnsi="Arial" w:cs="Arial"/>
+          <w:color w:val="auto"/>
+        </w:rPr>
+        <w:fldChar w:fldCharType="begin"/>
+      </w:r>
+      <w:r>
+        <w:rPr>
+          <w:rFonts w:ascii="Arial" w:hAnsi="Arial" w:cs="Arial"/>
+          <w:color w:val="auto"/>
+        </w:rPr>
+        <w:instrText xml:space="preserve"> SEQ Table \* ARABIC </w:instrText>
+      </w:r>
+      <w:r>
+        <w:rPr>
+          <w:rFonts w:ascii="Arial" w:hAnsi="Arial" w:cs="Arial"/>
+          <w:color w:val="auto"/>
+        </w:rPr>
+        <w:fldChar w:fldCharType="separate"/>
+      </w:r>
+      <w:r>
+        <w:rPr>
+          <w:rFonts w:ascii="Arial" w:hAnsi="Arial" w:cs="Arial"/>
+          <w:noProof/>
+          <w:color w:val="auto"/>
+        </w:rPr>
+        <w:t>4</w:t>
+      </w:r>
+      <w:r>
+        <w:rPr>
+          <w:rFonts w:ascii="Arial" w:hAnsi="Arial" w:cs="Arial"/>
+          <w:color w:val="auto"/>
+        </w:rPr>
+        <w:fldChar w:fldCharType="end"/>
+      </w:r>
+      <w:r>
+        <w:rPr>
+          <w:rFonts w:ascii="Arial" w:hAnsi="Arial" w:cs="Arial"/>
+          <w:color w:val="auto"/>
+        </w:rPr>
+        <w:t>: Mean Absolute Error (MAE) by Driver Type. Driver predictions in seasons after they have switched teams are less robust than predictions when the team has stayed the same.</w:t>
+      </w:r>
+    </w:p>
+    <w:p>
+      <w:pPr>
+        <w:keepNext/>
+        <w:spacing w:after="0" w:line="480" w:lineRule="auto"/>
+        <w:jc w:val="center"/>
+      </w:pPr>
+      <w:r>
+        <w:rPr>
+          <w:noProof/>
+        </w:rPr>
+        <w:drawing>
+          <wp:inline distT="0" distB="0" distL="0" distR="0" wp14:anchorId="4DBD23A4" wp14:editId="660CFFEC">
+            <wp:extent cx="2971800" cy="1626250"/>
+            <wp:effectExtent l="0" t="0" r="0" b="0"/>
+            <wp:docPr id="111138984" name="Picture 22"/>
+            <wp:cNvGraphicFramePr>
+              <a:graphicFrameLocks xmlns:a="http://schemas.openxmlformats.org/drawingml/2006/main" noChangeAspect="1"/>
+            </wp:cNvGraphicFramePr>
+            <a:graphic xmlns:a="http://schemas.openxmlformats.org/drawingml/2006/main">
+              <a:graphicData uri="http://schemas.openxmlformats.org/drawingml/2006/picture">
+                <pic:pic xmlns:pic="http://schemas.openxmlformats.org/drawingml/2006/picture">
+                  <pic:nvPicPr>
+                    <pic:cNvPr id="111138984" name="Picture 22"/>
+                    <pic:cNvPicPr>
+                      <a:picLocks noChangeAspect="1" noChangeArrowheads="1"/>
+                    </pic:cNvPicPr>
+                  </pic:nvPicPr>
+                  <pic:blipFill rotWithShape="1">
+                    <a:blip r:embed="rId22" cstate="print">
+                      <a:extLst>
+                        <a:ext uri="{28A0092B-C50C-407E-A947-70E740481C1C}">
+                          <a14:useLocalDpi xmlns:a14="http://schemas.microsoft.com/office/drawing/2010/main" val="0"/>
+                        </a:ext>
+                      </a:extLst>
+                    </a:blip>
+                    <a:srcRect l="30172" r="30407"/>
+                    <a:stretch/>
+                  </pic:blipFill>
+                  <pic:spPr bwMode="auto">
+                    <a:xfrm>
+                      <a:off x="0" y="0"/>
+                      <a:ext cx="2971800" cy="1626250"/>
+                    </a:xfrm>
+                    <a:prstGeom prst="rect">
+                      <a:avLst/>
+                    </a:prstGeom>
+                    <a:noFill/>
+                    <a:ln>
+                      <a:noFill/>
+                    </a:ln>
+                    <a:extLst>
+                      <a:ext uri="{53640926-AAD7-44D8-BBD7-CCE9431645EC}">
+                        <a14:shadowObscured xmlns:a14="http://schemas.microsoft.com/office/drawing/2010/main"/>
+                      </a:ext>
+                    </a:extLst>
+                  </pic:spPr>
+                </pic:pic>
+              </a:graphicData>
+            </a:graphic>
+          </wp:inline>
+        </w:drawing>
+      </w:r>
+    </w:p>
+    <w:p>
+      <w:pPr>
+        <w:spacing w:after="0" w:line="480" w:lineRule="auto"/>
       </w:pPr>
       <w:r>
         <w:t xml:space="preserve">When stratifying </w:t>
@@ -6850,13 +10580,7 @@
         <w:t xml:space="preserve">, joining a new team, or staying with the same team. </w:t>
       </w:r>
       <w:r>
-        <w:t xml:space="preserve">As </w:t>
-      </w:r>
-      <w:r>
-        <w:t>seen in Figure 11</w:t>
-      </w:r>
-      <w:r>
-        <w:t xml:space="preserve">, the model is stronger at predicting the performance of teams staying with the same constructor than those </w:t>
+        <w:t xml:space="preserve">As expected, the model is stronger at predicting the performance of teams staying with the same constructor than those </w:t>
       </w:r>
       <w:r>
         <w:t xml:space="preserve">that have switched teams. </w:t>
@@ -6868,15 +10592,7 @@
         <w:t>better than the other categories.</w:t>
       </w:r>
       <w:r>
-        <w:t xml:space="preserve"> The lower error amongst that cohort can potentially by explained by the nature of the </w:t>
-      </w:r>
-      <w:proofErr w:type="gramStart"/>
-      <w:r>
-        <w:t>constructors</w:t>
-      </w:r>
-      <w:proofErr w:type="gramEnd"/>
-      <w:r>
-        <w:t xml:space="preserve"> new drivers go to. New drivers are </w:t>
+        <w:t xml:space="preserve"> The lower error amongst that cohort can potentially by explained by the nature of the constructors new drivers go to. New drivers are </w:t>
       </w:r>
       <w:r>
         <w:t xml:space="preserve">often going to </w:t>
@@ -6913,11 +10629,12 @@
           <w:ilvl w:val="0"/>
           <w:numId w:val="0"/>
         </w:numPr>
-        <w:spacing w:after="120" w:line="480" w:lineRule="auto"/>
+        <w:spacing w:before="0" w:after="0" w:line="480" w:lineRule="auto"/>
         <w:ind w:left="720"/>
       </w:pPr>
-      <w:bookmarkStart w:id="21" w:name="_Toc172557745"/>
-      <w:r>
+      <w:bookmarkStart w:id="23" w:name="_Toc172717679"/>
+      <w:r>
+        <w:lastRenderedPageBreak/>
         <w:t>A</w:t>
       </w:r>
       <w:r>
@@ -6935,61 +10652,152 @@
       <w:r>
         <w:t xml:space="preserve"> Mapping</w:t>
       </w:r>
-      <w:bookmarkEnd w:id="21"/>
+      <w:bookmarkEnd w:id="23"/>
+    </w:p>
+    <w:p>
+      <w:pPr>
+        <w:pStyle w:val="NormalWeb"/>
+        <w:keepNext/>
+        <w:spacing w:before="0" w:beforeAutospacing="0" w:after="0" w:afterAutospacing="0" w:line="480" w:lineRule="auto"/>
+        <w:jc w:val="center"/>
+      </w:pPr>
+      <w:r>
+        <w:rPr>
+          <w:noProof/>
+        </w:rPr>
+        <w:drawing>
+          <wp:inline distT="0" distB="0" distL="0" distR="0" wp14:anchorId="636BB93A" wp14:editId="23294AFE">
+            <wp:extent cx="3391367" cy="2484902"/>
+            <wp:effectExtent l="0" t="0" r="0" b="0"/>
+            <wp:docPr id="16" name="Picture 15">
+              <a:extLst xmlns:a="http://schemas.openxmlformats.org/drawingml/2006/main">
+                <a:ext uri="{FF2B5EF4-FFF2-40B4-BE49-F238E27FC236}">
+                  <a16:creationId xmlns:a16="http://schemas.microsoft.com/office/drawing/2014/main" id="{0D685101-227C-A728-3DD6-A9C867D3761C}"/>
+                </a:ext>
+              </a:extLst>
+            </wp:docPr>
+            <wp:cNvGraphicFramePr>
+              <a:graphicFrameLocks xmlns:a="http://schemas.openxmlformats.org/drawingml/2006/main" noChangeAspect="1"/>
+            </wp:cNvGraphicFramePr>
+            <a:graphic xmlns:a="http://schemas.openxmlformats.org/drawingml/2006/main">
+              <a:graphicData uri="http://schemas.openxmlformats.org/drawingml/2006/picture">
+                <pic:pic xmlns:pic="http://schemas.openxmlformats.org/drawingml/2006/picture">
+                  <pic:nvPicPr>
+                    <pic:cNvPr id="16" name="Picture 15">
+                      <a:extLst>
+                        <a:ext uri="{FF2B5EF4-FFF2-40B4-BE49-F238E27FC236}">
+                          <a16:creationId xmlns:a16="http://schemas.microsoft.com/office/drawing/2014/main" id="{0D685101-227C-A728-3DD6-A9C867D3761C}"/>
+                        </a:ext>
+                      </a:extLst>
+                    </pic:cNvPr>
+                    <pic:cNvPicPr>
+                      <a:picLocks noChangeAspect="1"/>
+                    </pic:cNvPicPr>
+                  </pic:nvPicPr>
+                  <pic:blipFill>
+                    <a:blip r:embed="rId23" cstate="print">
+                      <a:extLst>
+                        <a:ext uri="{28A0092B-C50C-407E-A947-70E740481C1C}">
+                          <a14:useLocalDpi xmlns:a14="http://schemas.microsoft.com/office/drawing/2010/main" val="0"/>
+                        </a:ext>
+                      </a:extLst>
+                    </a:blip>
+                    <a:stretch>
+                      <a:fillRect/>
+                    </a:stretch>
+                  </pic:blipFill>
+                  <pic:spPr>
+                    <a:xfrm>
+                      <a:off x="0" y="0"/>
+                      <a:ext cx="3391367" cy="2484902"/>
+                    </a:xfrm>
+                    <a:prstGeom prst="rect">
+                      <a:avLst/>
+                    </a:prstGeom>
+                  </pic:spPr>
+                </pic:pic>
+              </a:graphicData>
+            </a:graphic>
+          </wp:inline>
+        </w:drawing>
+      </w:r>
     </w:p>
     <w:p>
       <w:pPr>
         <w:pStyle w:val="Caption"/>
-        <w:spacing w:after="120" w:line="480" w:lineRule="auto"/>
+        <w:spacing w:after="0" w:line="480" w:lineRule="auto"/>
         <w:jc w:val="center"/>
         <w:rPr>
-          <w:color w:val="auto"/>
-        </w:rPr>
-      </w:pPr>
-      <w:r>
-        <w:rPr>
+          <w:rFonts w:ascii="Arial" w:hAnsi="Arial" w:cs="Arial"/>
+          <w:color w:val="auto"/>
+        </w:rPr>
+      </w:pPr>
+      <w:r>
+        <w:rPr>
+          <w:rFonts w:ascii="Arial" w:hAnsi="Arial" w:cs="Arial"/>
           <w:color w:val="auto"/>
         </w:rPr>
         <w:t xml:space="preserve">Figure </w:t>
       </w:r>
       <w:r>
         <w:rPr>
+          <w:rFonts w:ascii="Arial" w:hAnsi="Arial" w:cs="Arial"/>
           <w:color w:val="auto"/>
         </w:rPr>
         <w:fldChar w:fldCharType="begin"/>
       </w:r>
       <w:r>
         <w:rPr>
+          <w:rFonts w:ascii="Arial" w:hAnsi="Arial" w:cs="Arial"/>
           <w:color w:val="auto"/>
         </w:rPr>
         <w:instrText xml:space="preserve"> SEQ Figure \* ARABIC </w:instrText>
       </w:r>
       <w:r>
         <w:rPr>
+          <w:rFonts w:ascii="Arial" w:hAnsi="Arial" w:cs="Arial"/>
           <w:color w:val="auto"/>
         </w:rPr>
         <w:fldChar w:fldCharType="separate"/>
       </w:r>
       <w:r>
         <w:rPr>
+          <w:rFonts w:ascii="Arial" w:hAnsi="Arial" w:cs="Arial"/>
           <w:noProof/>
           <w:color w:val="auto"/>
         </w:rPr>
-        <w:t>1</w:t>
-      </w:r>
-      <w:r>
-        <w:rPr>
+        <w:t>8</w:t>
+      </w:r>
+      <w:r>
+        <w:rPr>
+          <w:rFonts w:ascii="Arial" w:hAnsi="Arial" w:cs="Arial"/>
           <w:color w:val="auto"/>
         </w:rPr>
         <w:fldChar w:fldCharType="end"/>
       </w:r>
       <w:r>
         <w:rPr>
+          <w:rFonts w:ascii="Arial" w:hAnsi="Arial" w:cs="Arial"/>
           <w:color w:val="auto"/>
         </w:rPr>
         <w:t>: Mapping between parent constructors and constructors. Mapping allows coefficient consistency when team names change</w:t>
       </w:r>
     </w:p>
+    <w:p/>
+    <w:p/>
+    <w:p/>
+    <w:p/>
+    <w:p/>
+    <w:p/>
+    <w:p/>
+    <w:p/>
+    <w:p/>
+    <w:p/>
+    <w:p/>
+    <w:p/>
+    <w:p/>
+    <w:p/>
+    <w:p/>
     <w:p>
       <w:pPr>
         <w:pStyle w:val="Heading3"/>
@@ -6997,11 +10805,12 @@
           <w:ilvl w:val="0"/>
           <w:numId w:val="0"/>
         </w:numPr>
-        <w:spacing w:after="120" w:line="480" w:lineRule="auto"/>
+        <w:spacing w:before="0" w:after="0" w:line="480" w:lineRule="auto"/>
         <w:ind w:left="720"/>
       </w:pPr>
-      <w:bookmarkStart w:id="22" w:name="_Toc172557746"/>
-      <w:r>
+      <w:bookmarkStart w:id="24" w:name="_Toc172717680"/>
+      <w:r>
+        <w:lastRenderedPageBreak/>
         <w:t>A</w:t>
       </w:r>
       <w:r>
@@ -7019,166 +10828,462 @@
       <w:r>
         <w:t xml:space="preserve"> Ratings as of 2024 British GP</w:t>
       </w:r>
-      <w:bookmarkEnd w:id="22"/>
+      <w:bookmarkEnd w:id="24"/>
     </w:p>
     <w:p>
       <w:pPr>
         <w:pStyle w:val="Caption"/>
-        <w:spacing w:after="120" w:line="480" w:lineRule="auto"/>
+        <w:keepNext/>
+        <w:spacing w:after="0" w:line="480" w:lineRule="auto"/>
         <w:jc w:val="center"/>
         <w:rPr>
-          <w:color w:val="auto"/>
-        </w:rPr>
-      </w:pPr>
-      <w:r>
-        <w:rPr>
-          <w:color w:val="auto"/>
-        </w:rPr>
-        <w:t xml:space="preserve">Figure </w:t>
-      </w:r>
-      <w:r>
-        <w:rPr>
+          <w:rFonts w:ascii="Arial" w:hAnsi="Arial" w:cs="Arial"/>
+          <w:color w:val="auto"/>
+        </w:rPr>
+      </w:pPr>
+      <w:r>
+        <w:rPr>
+          <w:rFonts w:ascii="Arial" w:hAnsi="Arial" w:cs="Arial"/>
+          <w:color w:val="auto"/>
+        </w:rPr>
+        <w:t xml:space="preserve">Table </w:t>
+      </w:r>
+      <w:r>
+        <w:rPr>
+          <w:rFonts w:ascii="Arial" w:hAnsi="Arial" w:cs="Arial"/>
           <w:color w:val="auto"/>
         </w:rPr>
         <w:fldChar w:fldCharType="begin"/>
       </w:r>
       <w:r>
         <w:rPr>
-          <w:color w:val="auto"/>
-        </w:rPr>
-        <w:instrText xml:space="preserve"> SEQ Figure \* ARABIC </w:instrText>
-      </w:r>
-      <w:r>
-        <w:rPr>
+          <w:rFonts w:ascii="Arial" w:hAnsi="Arial" w:cs="Arial"/>
+          <w:color w:val="auto"/>
+        </w:rPr>
+        <w:instrText xml:space="preserve"> SEQ Table \* ARABIC </w:instrText>
+      </w:r>
+      <w:r>
+        <w:rPr>
+          <w:rFonts w:ascii="Arial" w:hAnsi="Arial" w:cs="Arial"/>
           <w:color w:val="auto"/>
         </w:rPr>
         <w:fldChar w:fldCharType="separate"/>
       </w:r>
       <w:r>
         <w:rPr>
+          <w:rFonts w:ascii="Arial" w:hAnsi="Arial" w:cs="Arial"/>
           <w:noProof/>
           <w:color w:val="auto"/>
         </w:rPr>
-        <w:t>2</w:t>
-      </w:r>
-      <w:r>
-        <w:rPr>
+        <w:t>5</w:t>
+      </w:r>
+      <w:r>
+        <w:rPr>
+          <w:rFonts w:ascii="Arial" w:hAnsi="Arial" w:cs="Arial"/>
           <w:color w:val="auto"/>
         </w:rPr>
         <w:fldChar w:fldCharType="end"/>
       </w:r>
       <w:r>
         <w:rPr>
-          <w:color w:val="auto"/>
-        </w:rPr>
-        <w:t>: Driver/Constructor Composite Rankings as of the 2024 British GP</w:t>
-      </w:r>
+          <w:rFonts w:ascii="Arial" w:hAnsi="Arial" w:cs="Arial"/>
+          <w:color w:val="auto"/>
+        </w:rPr>
+        <w:t>: Driver/Constructor Composite Rankings as of the 2024 British GP. ± values represent a 95% confidence interval. Driver and constructor independence is assumed for the overall confidence interval</w:t>
+      </w:r>
+    </w:p>
+    <w:p>
+      <w:pPr>
+        <w:keepNext/>
+        <w:spacing w:after="0" w:line="480" w:lineRule="auto"/>
+        <w:jc w:val="center"/>
+      </w:pPr>
+      <w:r>
+        <w:rPr>
+          <w:noProof/>
+        </w:rPr>
+        <w:drawing>
+          <wp:inline distT="0" distB="0" distL="0" distR="0" wp14:anchorId="460D610C" wp14:editId="5A94DA00">
+            <wp:extent cx="4148919" cy="7196208"/>
+            <wp:effectExtent l="0" t="0" r="4445" b="5080"/>
+            <wp:docPr id="1892439426" name="Picture 1"/>
+            <wp:cNvGraphicFramePr>
+              <a:graphicFrameLocks xmlns:a="http://schemas.openxmlformats.org/drawingml/2006/main" noChangeAspect="1"/>
+            </wp:cNvGraphicFramePr>
+            <a:graphic xmlns:a="http://schemas.openxmlformats.org/drawingml/2006/main">
+              <a:graphicData uri="http://schemas.openxmlformats.org/drawingml/2006/picture">
+                <pic:pic xmlns:pic="http://schemas.openxmlformats.org/drawingml/2006/picture">
+                  <pic:nvPicPr>
+                    <pic:cNvPr id="0" name="Picture 1"/>
+                    <pic:cNvPicPr>
+                      <a:picLocks noChangeAspect="1" noChangeArrowheads="1"/>
+                    </pic:cNvPicPr>
+                  </pic:nvPicPr>
+                  <pic:blipFill>
+                    <a:blip r:embed="rId24" cstate="print">
+                      <a:extLst>
+                        <a:ext uri="{28A0092B-C50C-407E-A947-70E740481C1C}">
+                          <a14:useLocalDpi xmlns:a14="http://schemas.microsoft.com/office/drawing/2010/main" val="0"/>
+                        </a:ext>
+                      </a:extLst>
+                    </a:blip>
+                    <a:srcRect/>
+                    <a:stretch>
+                      <a:fillRect/>
+                    </a:stretch>
+                  </pic:blipFill>
+                  <pic:spPr bwMode="auto">
+                    <a:xfrm>
+                      <a:off x="0" y="0"/>
+                      <a:ext cx="4155039" cy="7206822"/>
+                    </a:xfrm>
+                    <a:prstGeom prst="rect">
+                      <a:avLst/>
+                    </a:prstGeom>
+                    <a:noFill/>
+                    <a:ln>
+                      <a:noFill/>
+                    </a:ln>
+                  </pic:spPr>
+                </pic:pic>
+              </a:graphicData>
+            </a:graphic>
+          </wp:inline>
+        </w:drawing>
+      </w:r>
+    </w:p>
+    <w:p>
+      <w:pPr>
+        <w:spacing w:after="0" w:line="480" w:lineRule="auto"/>
+      </w:pPr>
     </w:p>
     <w:p>
       <w:pPr>
         <w:pStyle w:val="Caption"/>
-        <w:spacing w:after="120" w:line="480" w:lineRule="auto"/>
+        <w:keepNext/>
+        <w:spacing w:after="0" w:line="480" w:lineRule="auto"/>
         <w:jc w:val="center"/>
         <w:rPr>
-          <w:color w:val="auto"/>
-        </w:rPr>
-      </w:pPr>
-      <w:r>
-        <w:rPr>
-          <w:color w:val="auto"/>
-        </w:rPr>
-        <w:t xml:space="preserve">Figure </w:t>
-      </w:r>
-      <w:r>
-        <w:rPr>
+          <w:rFonts w:ascii="Arial" w:hAnsi="Arial" w:cs="Arial"/>
+          <w:color w:val="auto"/>
+        </w:rPr>
+      </w:pPr>
+      <w:r>
+        <w:rPr>
+          <w:rFonts w:ascii="Arial" w:hAnsi="Arial" w:cs="Arial"/>
+          <w:color w:val="auto"/>
+        </w:rPr>
+        <w:t xml:space="preserve">Table </w:t>
+      </w:r>
+      <w:r>
+        <w:rPr>
+          <w:rFonts w:ascii="Arial" w:hAnsi="Arial" w:cs="Arial"/>
           <w:color w:val="auto"/>
         </w:rPr>
         <w:fldChar w:fldCharType="begin"/>
       </w:r>
       <w:r>
         <w:rPr>
-          <w:color w:val="auto"/>
-        </w:rPr>
-        <w:instrText xml:space="preserve"> SEQ Figure \* ARABIC </w:instrText>
-      </w:r>
-      <w:r>
-        <w:rPr>
+          <w:rFonts w:ascii="Arial" w:hAnsi="Arial" w:cs="Arial"/>
+          <w:color w:val="auto"/>
+        </w:rPr>
+        <w:instrText xml:space="preserve"> SEQ Table \* ARABIC </w:instrText>
+      </w:r>
+      <w:r>
+        <w:rPr>
+          <w:rFonts w:ascii="Arial" w:hAnsi="Arial" w:cs="Arial"/>
           <w:color w:val="auto"/>
         </w:rPr>
         <w:fldChar w:fldCharType="separate"/>
       </w:r>
       <w:r>
         <w:rPr>
+          <w:rFonts w:ascii="Arial" w:hAnsi="Arial" w:cs="Arial"/>
           <w:noProof/>
           <w:color w:val="auto"/>
         </w:rPr>
-        <w:t>3</w:t>
-      </w:r>
-      <w:r>
-        <w:rPr>
+        <w:t>6</w:t>
+      </w:r>
+      <w:r>
+        <w:rPr>
+          <w:rFonts w:ascii="Arial" w:hAnsi="Arial" w:cs="Arial"/>
           <w:color w:val="auto"/>
         </w:rPr>
         <w:fldChar w:fldCharType="end"/>
       </w:r>
       <w:r>
         <w:rPr>
-          <w:color w:val="auto"/>
-        </w:rPr>
-        <w:t>: Driver Rankings as of the 2024 British GP</w:t>
-      </w:r>
+          <w:rFonts w:ascii="Arial" w:hAnsi="Arial" w:cs="Arial"/>
+          <w:color w:val="auto"/>
+        </w:rPr>
+        <w:t>: Driver Rankings as of the 2024 British GP. ± values represent a 95% confidence interval</w:t>
+      </w:r>
+    </w:p>
+    <w:p>
+      <w:pPr>
+        <w:keepNext/>
+        <w:spacing w:after="0" w:line="480" w:lineRule="auto"/>
+        <w:jc w:val="center"/>
+      </w:pPr>
+      <w:r>
+        <w:rPr>
+          <w:noProof/>
+        </w:rPr>
+        <w:drawing>
+          <wp:inline distT="0" distB="0" distL="0" distR="0" wp14:anchorId="2837F3D7" wp14:editId="38FAD6EF">
+            <wp:extent cx="5943600" cy="4921250"/>
+            <wp:effectExtent l="0" t="0" r="0" b="0"/>
+            <wp:docPr id="10" name="Picture 9">
+              <a:extLst xmlns:a="http://schemas.openxmlformats.org/drawingml/2006/main">
+                <a:ext uri="{FF2B5EF4-FFF2-40B4-BE49-F238E27FC236}">
+                  <a16:creationId xmlns:a16="http://schemas.microsoft.com/office/drawing/2014/main" id="{7440D112-B4D8-214B-359D-001079311C85}"/>
+                </a:ext>
+              </a:extLst>
+            </wp:docPr>
+            <wp:cNvGraphicFramePr>
+              <a:graphicFrameLocks xmlns:a="http://schemas.openxmlformats.org/drawingml/2006/main" noChangeAspect="1"/>
+            </wp:cNvGraphicFramePr>
+            <a:graphic xmlns:a="http://schemas.openxmlformats.org/drawingml/2006/main">
+              <a:graphicData uri="http://schemas.openxmlformats.org/drawingml/2006/picture">
+                <pic:pic xmlns:pic="http://schemas.openxmlformats.org/drawingml/2006/picture">
+                  <pic:nvPicPr>
+                    <pic:cNvPr id="10" name="Picture 9">
+                      <a:extLst>
+                        <a:ext uri="{FF2B5EF4-FFF2-40B4-BE49-F238E27FC236}">
+                          <a16:creationId xmlns:a16="http://schemas.microsoft.com/office/drawing/2014/main" id="{7440D112-B4D8-214B-359D-001079311C85}"/>
+                        </a:ext>
+                      </a:extLst>
+                    </pic:cNvPr>
+                    <pic:cNvPicPr>
+                      <a:picLocks noChangeAspect="1"/>
+                    </pic:cNvPicPr>
+                  </pic:nvPicPr>
+                  <pic:blipFill>
+                    <a:blip r:embed="rId25" cstate="print">
+                      <a:extLst>
+                        <a:ext uri="{28A0092B-C50C-407E-A947-70E740481C1C}">
+                          <a14:useLocalDpi xmlns:a14="http://schemas.microsoft.com/office/drawing/2010/main" val="0"/>
+                        </a:ext>
+                      </a:extLst>
+                    </a:blip>
+                    <a:srcRect l="12011" r="12011"/>
+                    <a:stretch>
+                      <a:fillRect/>
+                    </a:stretch>
+                  </pic:blipFill>
+                  <pic:spPr>
+                    <a:xfrm>
+                      <a:off x="0" y="0"/>
+                      <a:ext cx="5943600" cy="4921250"/>
+                    </a:xfrm>
+                    <a:prstGeom prst="rect">
+                      <a:avLst/>
+                    </a:prstGeom>
+                  </pic:spPr>
+                </pic:pic>
+              </a:graphicData>
+            </a:graphic>
+          </wp:inline>
+        </w:drawing>
+      </w:r>
+    </w:p>
+    <w:p>
+      <w:pPr>
+        <w:spacing w:after="0" w:line="480" w:lineRule="auto"/>
+      </w:pPr>
+    </w:p>
+    <w:p>
+      <w:pPr>
+        <w:spacing w:after="0" w:line="480" w:lineRule="auto"/>
+      </w:pPr>
     </w:p>
     <w:p>
       <w:pPr>
         <w:pStyle w:val="Caption"/>
-        <w:spacing w:after="120" w:line="480" w:lineRule="auto"/>
+        <w:keepNext/>
+        <w:spacing w:after="0" w:line="480" w:lineRule="auto"/>
         <w:jc w:val="center"/>
         <w:rPr>
-          <w:color w:val="auto"/>
-        </w:rPr>
-      </w:pPr>
-      <w:r>
-        <w:rPr>
-          <w:color w:val="auto"/>
-        </w:rPr>
-        <w:t xml:space="preserve">Figure </w:t>
-      </w:r>
-      <w:r>
-        <w:rPr>
+          <w:rFonts w:ascii="Arial" w:hAnsi="Arial" w:cs="Arial"/>
+          <w:color w:val="auto"/>
+        </w:rPr>
+      </w:pPr>
+      <w:r>
+        <w:rPr>
+          <w:rFonts w:ascii="Arial" w:hAnsi="Arial" w:cs="Arial"/>
+          <w:color w:val="auto"/>
+        </w:rPr>
+        <w:lastRenderedPageBreak/>
+        <w:t xml:space="preserve">Table </w:t>
+      </w:r>
+      <w:r>
+        <w:rPr>
+          <w:rFonts w:ascii="Arial" w:hAnsi="Arial" w:cs="Arial"/>
           <w:color w:val="auto"/>
         </w:rPr>
         <w:fldChar w:fldCharType="begin"/>
       </w:r>
       <w:r>
         <w:rPr>
-          <w:color w:val="auto"/>
-        </w:rPr>
-        <w:instrText xml:space="preserve"> SEQ Figure \* ARABIC </w:instrText>
-      </w:r>
-      <w:r>
-        <w:rPr>
+          <w:rFonts w:ascii="Arial" w:hAnsi="Arial" w:cs="Arial"/>
+          <w:color w:val="auto"/>
+        </w:rPr>
+        <w:instrText xml:space="preserve"> SEQ Table \* ARABIC </w:instrText>
+      </w:r>
+      <w:r>
+        <w:rPr>
+          <w:rFonts w:ascii="Arial" w:hAnsi="Arial" w:cs="Arial"/>
           <w:color w:val="auto"/>
         </w:rPr>
         <w:fldChar w:fldCharType="separate"/>
       </w:r>
       <w:r>
         <w:rPr>
+          <w:rFonts w:ascii="Arial" w:hAnsi="Arial" w:cs="Arial"/>
           <w:noProof/>
           <w:color w:val="auto"/>
         </w:rPr>
-        <w:t>4</w:t>
-      </w:r>
-      <w:r>
-        <w:rPr>
+        <w:t>7</w:t>
+      </w:r>
+      <w:r>
+        <w:rPr>
+          <w:rFonts w:ascii="Arial" w:hAnsi="Arial" w:cs="Arial"/>
           <w:color w:val="auto"/>
         </w:rPr>
         <w:fldChar w:fldCharType="end"/>
       </w:r>
       <w:r>
         <w:rPr>
-          <w:color w:val="auto"/>
-        </w:rPr>
-        <w:t>: Constructor Rankings as of the 2024 British GP</w:t>
-      </w:r>
+          <w:rFonts w:ascii="Arial" w:hAnsi="Arial" w:cs="Arial"/>
+          <w:color w:val="auto"/>
+        </w:rPr>
+        <w:t>: Constructor Rankings as of the 2024 British GP. ± values represent a 95% confidence interval.</w:t>
+      </w:r>
+    </w:p>
+    <w:p>
+      <w:pPr>
+        <w:keepNext/>
+        <w:spacing w:after="0" w:line="480" w:lineRule="auto"/>
+        <w:jc w:val="center"/>
+      </w:pPr>
+      <w:r>
+        <w:rPr>
+          <w:noProof/>
+        </w:rPr>
+        <w:drawing>
+          <wp:inline distT="0" distB="0" distL="0" distR="0" wp14:anchorId="463C4C90" wp14:editId="15ED966A">
+            <wp:extent cx="5783738" cy="4469130"/>
+            <wp:effectExtent l="0" t="0" r="7620" b="7620"/>
+            <wp:docPr id="7" name="Picture 6">
+              <a:extLst xmlns:a="http://schemas.openxmlformats.org/drawingml/2006/main">
+                <a:ext uri="{FF2B5EF4-FFF2-40B4-BE49-F238E27FC236}">
+                  <a16:creationId xmlns:a16="http://schemas.microsoft.com/office/drawing/2014/main" id="{530FD26D-DD47-7468-AB01-64E27F12B251}"/>
+                </a:ext>
+              </a:extLst>
+            </wp:docPr>
+            <wp:cNvGraphicFramePr>
+              <a:graphicFrameLocks xmlns:a="http://schemas.openxmlformats.org/drawingml/2006/main" noChangeAspect="1"/>
+            </wp:cNvGraphicFramePr>
+            <a:graphic xmlns:a="http://schemas.openxmlformats.org/drawingml/2006/main">
+              <a:graphicData uri="http://schemas.openxmlformats.org/drawingml/2006/picture">
+                <pic:pic xmlns:pic="http://schemas.openxmlformats.org/drawingml/2006/picture">
+                  <pic:nvPicPr>
+                    <pic:cNvPr id="7" name="Picture 6">
+                      <a:extLst>
+                        <a:ext uri="{FF2B5EF4-FFF2-40B4-BE49-F238E27FC236}">
+                          <a16:creationId xmlns:a16="http://schemas.microsoft.com/office/drawing/2014/main" id="{530FD26D-DD47-7468-AB01-64E27F12B251}"/>
+                        </a:ext>
+                      </a:extLst>
+                    </pic:cNvPr>
+                    <pic:cNvPicPr>
+                      <a:picLocks noChangeAspect="1"/>
+                    </pic:cNvPicPr>
+                  </pic:nvPicPr>
+                  <pic:blipFill>
+                    <a:blip r:embed="rId26" cstate="print">
+                      <a:extLst>
+                        <a:ext uri="{28A0092B-C50C-407E-A947-70E740481C1C}">
+                          <a14:useLocalDpi xmlns:a14="http://schemas.microsoft.com/office/drawing/2010/main" val="0"/>
+                        </a:ext>
+                      </a:extLst>
+                    </a:blip>
+                    <a:stretch>
+                      <a:fillRect/>
+                    </a:stretch>
+                  </pic:blipFill>
+                  <pic:spPr>
+                    <a:xfrm>
+                      <a:off x="0" y="0"/>
+                      <a:ext cx="5783738" cy="4469130"/>
+                    </a:xfrm>
+                    <a:prstGeom prst="rect">
+                      <a:avLst/>
+                    </a:prstGeom>
+                  </pic:spPr>
+                </pic:pic>
+              </a:graphicData>
+            </a:graphic>
+          </wp:inline>
+        </w:drawing>
+      </w:r>
+    </w:p>
+    <w:p>
+      <w:pPr>
+        <w:spacing w:after="0" w:line="480" w:lineRule="auto"/>
+      </w:pPr>
+    </w:p>
+    <w:p>
+      <w:pPr>
+        <w:spacing w:after="0" w:line="480" w:lineRule="auto"/>
+        <w:jc w:val="center"/>
+      </w:pPr>
+    </w:p>
+    <w:p>
+      <w:pPr>
+        <w:spacing w:after="0" w:line="480" w:lineRule="auto"/>
+        <w:jc w:val="center"/>
+      </w:pPr>
+    </w:p>
+    <w:p>
+      <w:pPr>
+        <w:spacing w:after="0" w:line="480" w:lineRule="auto"/>
+        <w:jc w:val="center"/>
+      </w:pPr>
+    </w:p>
+    <w:p>
+      <w:pPr>
+        <w:spacing w:after="0" w:line="480" w:lineRule="auto"/>
+        <w:jc w:val="center"/>
+      </w:pPr>
+    </w:p>
+    <w:p>
+      <w:pPr>
+        <w:spacing w:after="0" w:line="480" w:lineRule="auto"/>
+        <w:jc w:val="center"/>
+      </w:pPr>
+    </w:p>
+    <w:p>
+      <w:pPr>
+        <w:spacing w:after="0" w:line="480" w:lineRule="auto"/>
+        <w:jc w:val="center"/>
+      </w:pPr>
+    </w:p>
+    <w:p>
+      <w:pPr>
+        <w:spacing w:after="0" w:line="480" w:lineRule="auto"/>
+        <w:jc w:val="center"/>
+      </w:pPr>
+    </w:p>
+    <w:p>
+      <w:pPr>
+        <w:spacing w:after="0" w:line="480" w:lineRule="auto"/>
+        <w:jc w:val="center"/>
+      </w:pPr>
+    </w:p>
+    <w:p>
+      <w:pPr>
+        <w:spacing w:after="0" w:line="480" w:lineRule="auto"/>
+      </w:pPr>
     </w:p>
     <w:p>
       <w:pPr>
@@ -7187,10 +11292,10 @@
           <w:ilvl w:val="0"/>
           <w:numId w:val="0"/>
         </w:numPr>
-        <w:spacing w:after="120" w:line="480" w:lineRule="auto"/>
-        <w:ind w:left="720"/>
-      </w:pPr>
-      <w:bookmarkStart w:id="23" w:name="_Toc172557747"/>
+        <w:spacing w:before="0" w:after="0" w:line="480" w:lineRule="auto"/>
+        <w:ind w:left="720" w:hanging="360"/>
+      </w:pPr>
+      <w:bookmarkStart w:id="25" w:name="_Toc172717681"/>
       <w:r>
         <w:lastRenderedPageBreak/>
         <w:t>A</w:t>
@@ -7201,133 +11306,275 @@
       <w:r>
         <w:t>. Driver/Constructor Coefficient/Ratings Trends 2014 - 2024 British GP</w:t>
       </w:r>
-      <w:bookmarkEnd w:id="23"/>
-    </w:p>
-    <w:p>
-      <w:pPr>
-        <w:spacing w:after="120" w:line="480" w:lineRule="auto"/>
+      <w:bookmarkEnd w:id="25"/>
+    </w:p>
+    <w:p>
+      <w:pPr>
+        <w:spacing w:after="0" w:line="480" w:lineRule="auto"/>
       </w:pPr>
     </w:p>
     <w:p>
       <w:pPr>
         <w:keepNext/>
-        <w:spacing w:after="120" w:line="480" w:lineRule="auto"/>
-      </w:pPr>
+        <w:spacing w:after="0" w:line="480" w:lineRule="auto"/>
+      </w:pPr>
+      <w:r>
+        <w:rPr>
+          <w:noProof/>
+        </w:rPr>
+        <w:drawing>
+          <wp:inline distT="0" distB="0" distL="0" distR="0" wp14:anchorId="55CB02C9" wp14:editId="0EF62909">
+            <wp:extent cx="5943600" cy="6884169"/>
+            <wp:effectExtent l="0" t="0" r="0" b="0"/>
+            <wp:docPr id="44" name="Picture 43">
+              <a:extLst xmlns:a="http://schemas.openxmlformats.org/drawingml/2006/main">
+                <a:ext uri="{FF2B5EF4-FFF2-40B4-BE49-F238E27FC236}">
+                  <a16:creationId xmlns:a16="http://schemas.microsoft.com/office/drawing/2014/main" id="{AF9A5643-9B3B-CF7D-4575-1F9987016E8F}"/>
+                </a:ext>
+              </a:extLst>
+            </wp:docPr>
+            <wp:cNvGraphicFramePr>
+              <a:graphicFrameLocks xmlns:a="http://schemas.openxmlformats.org/drawingml/2006/main" noChangeAspect="1"/>
+            </wp:cNvGraphicFramePr>
+            <a:graphic xmlns:a="http://schemas.openxmlformats.org/drawingml/2006/main">
+              <a:graphicData uri="http://schemas.openxmlformats.org/drawingml/2006/picture">
+                <pic:pic xmlns:pic="http://schemas.openxmlformats.org/drawingml/2006/picture">
+                  <pic:nvPicPr>
+                    <pic:cNvPr id="44" name="Picture 43">
+                      <a:extLst>
+                        <a:ext uri="{FF2B5EF4-FFF2-40B4-BE49-F238E27FC236}">
+                          <a16:creationId xmlns:a16="http://schemas.microsoft.com/office/drawing/2014/main" id="{AF9A5643-9B3B-CF7D-4575-1F9987016E8F}"/>
+                        </a:ext>
+                      </a:extLst>
+                    </pic:cNvPr>
+                    <pic:cNvPicPr>
+                      <a:picLocks noChangeAspect="1"/>
+                    </pic:cNvPicPr>
+                  </pic:nvPicPr>
+                  <pic:blipFill>
+                    <a:blip r:embed="rId27" cstate="print">
+                      <a:extLst>
+                        <a:ext uri="{28A0092B-C50C-407E-A947-70E740481C1C}">
+                          <a14:useLocalDpi xmlns:a14="http://schemas.microsoft.com/office/drawing/2010/main" val="0"/>
+                        </a:ext>
+                      </a:extLst>
+                    </a:blip>
+                    <a:stretch>
+                      <a:fillRect/>
+                    </a:stretch>
+                  </pic:blipFill>
+                  <pic:spPr>
+                    <a:xfrm>
+                      <a:off x="0" y="0"/>
+                      <a:ext cx="5943600" cy="6884169"/>
+                    </a:xfrm>
+                    <a:prstGeom prst="rect">
+                      <a:avLst/>
+                    </a:prstGeom>
+                    <a:solidFill>
+                      <a:schemeClr val="bg1"/>
+                    </a:solidFill>
+                  </pic:spPr>
+                </pic:pic>
+              </a:graphicData>
+            </a:graphic>
+          </wp:inline>
+        </w:drawing>
+      </w:r>
     </w:p>
     <w:p>
       <w:pPr>
         <w:pStyle w:val="Caption"/>
-        <w:spacing w:after="120" w:line="480" w:lineRule="auto"/>
+        <w:spacing w:after="0" w:line="480" w:lineRule="auto"/>
+        <w:rPr>
+          <w:rFonts w:ascii="Arial" w:hAnsi="Arial" w:cs="Arial"/>
+          <w:color w:val="auto"/>
+        </w:rPr>
+      </w:pPr>
+      <w:r>
+        <w:rPr>
+          <w:rFonts w:ascii="Arial" w:hAnsi="Arial" w:cs="Arial"/>
+          <w:color w:val="auto"/>
+        </w:rPr>
+        <w:t xml:space="preserve">Figure </w:t>
+      </w:r>
+      <w:r>
+        <w:rPr>
+          <w:rFonts w:ascii="Arial" w:hAnsi="Arial" w:cs="Arial"/>
+          <w:color w:val="auto"/>
+        </w:rPr>
+        <w:fldChar w:fldCharType="begin"/>
+      </w:r>
+      <w:r>
+        <w:rPr>
+          <w:rFonts w:ascii="Arial" w:hAnsi="Arial" w:cs="Arial"/>
+          <w:color w:val="auto"/>
+        </w:rPr>
+        <w:instrText xml:space="preserve"> SEQ Figure \* ARABIC </w:instrText>
+      </w:r>
+      <w:r>
+        <w:rPr>
+          <w:rFonts w:ascii="Arial" w:hAnsi="Arial" w:cs="Arial"/>
+          <w:color w:val="auto"/>
+        </w:rPr>
+        <w:fldChar w:fldCharType="separate"/>
+      </w:r>
+      <w:r>
+        <w:rPr>
+          <w:rFonts w:ascii="Arial" w:hAnsi="Arial" w:cs="Arial"/>
+          <w:noProof/>
+          <w:color w:val="auto"/>
+        </w:rPr>
+        <w:t>9</w:t>
+      </w:r>
+      <w:r>
+        <w:rPr>
+          <w:rFonts w:ascii="Arial" w:hAnsi="Arial" w:cs="Arial"/>
+          <w:color w:val="auto"/>
+        </w:rPr>
+        <w:fldChar w:fldCharType="end"/>
+      </w:r>
+      <w:r>
+        <w:rPr>
+          <w:rFonts w:ascii="Arial" w:hAnsi="Arial" w:cs="Arial"/>
+          <w:color w:val="auto"/>
+        </w:rPr>
+        <w:t>: Driver Ranking/Coefficient Trend 2014 - 2024 British GP. Shaded area represents a 95% confidence interval.</w:t>
+      </w:r>
+    </w:p>
+    <w:p>
+      <w:pPr>
+        <w:keepNext/>
+        <w:spacing w:after="0" w:line="480" w:lineRule="auto"/>
+      </w:pPr>
+      <w:r>
+        <w:rPr>
+          <w:noProof/>
+        </w:rPr>
+        <w:lastRenderedPageBreak/>
+        <w:drawing>
+          <wp:inline distT="0" distB="0" distL="0" distR="0" wp14:anchorId="0E5ABABC" wp14:editId="19C7218F">
+            <wp:extent cx="5943600" cy="7425899"/>
+            <wp:effectExtent l="0" t="0" r="0" b="3810"/>
+            <wp:docPr id="26" name="Picture 25">
+              <a:extLst xmlns:a="http://schemas.openxmlformats.org/drawingml/2006/main">
+                <a:ext uri="{FF2B5EF4-FFF2-40B4-BE49-F238E27FC236}">
+                  <a16:creationId xmlns:a16="http://schemas.microsoft.com/office/drawing/2014/main" id="{4F43E52B-7B1E-4E4F-C179-5AF1795BDA7A}"/>
+                </a:ext>
+              </a:extLst>
+            </wp:docPr>
+            <wp:cNvGraphicFramePr>
+              <a:graphicFrameLocks xmlns:a="http://schemas.openxmlformats.org/drawingml/2006/main" noChangeAspect="1"/>
+            </wp:cNvGraphicFramePr>
+            <a:graphic xmlns:a="http://schemas.openxmlformats.org/drawingml/2006/main">
+              <a:graphicData uri="http://schemas.openxmlformats.org/drawingml/2006/picture">
+                <pic:pic xmlns:pic="http://schemas.openxmlformats.org/drawingml/2006/picture">
+                  <pic:nvPicPr>
+                    <pic:cNvPr id="26" name="Picture 25">
+                      <a:extLst>
+                        <a:ext uri="{FF2B5EF4-FFF2-40B4-BE49-F238E27FC236}">
+                          <a16:creationId xmlns:a16="http://schemas.microsoft.com/office/drawing/2014/main" id="{4F43E52B-7B1E-4E4F-C179-5AF1795BDA7A}"/>
+                        </a:ext>
+                      </a:extLst>
+                    </pic:cNvPr>
+                    <pic:cNvPicPr>
+                      <a:picLocks noChangeAspect="1"/>
+                    </pic:cNvPicPr>
+                  </pic:nvPicPr>
+                  <pic:blipFill>
+                    <a:blip r:embed="rId28" cstate="print">
+                      <a:extLst>
+                        <a:ext uri="{28A0092B-C50C-407E-A947-70E740481C1C}">
+                          <a14:useLocalDpi xmlns:a14="http://schemas.microsoft.com/office/drawing/2010/main" val="0"/>
+                        </a:ext>
+                      </a:extLst>
+                    </a:blip>
+                    <a:stretch>
+                      <a:fillRect/>
+                    </a:stretch>
+                  </pic:blipFill>
+                  <pic:spPr>
+                    <a:xfrm>
+                      <a:off x="0" y="0"/>
+                      <a:ext cx="5943600" cy="7425899"/>
+                    </a:xfrm>
+                    <a:prstGeom prst="rect">
+                      <a:avLst/>
+                    </a:prstGeom>
+                    <a:solidFill>
+                      <a:schemeClr val="bg1"/>
+                    </a:solidFill>
+                  </pic:spPr>
+                </pic:pic>
+              </a:graphicData>
+            </a:graphic>
+          </wp:inline>
+        </w:drawing>
+      </w:r>
+    </w:p>
+    <w:p>
+      <w:pPr>
+        <w:pStyle w:val="Caption"/>
+        <w:spacing w:after="0" w:line="480" w:lineRule="auto"/>
         <w:jc w:val="center"/>
         <w:rPr>
-          <w:color w:val="auto"/>
-        </w:rPr>
-      </w:pPr>
-      <w:r>
-        <w:rPr>
+          <w:rFonts w:ascii="Arial" w:hAnsi="Arial" w:cs="Arial"/>
+          <w:color w:val="auto"/>
+        </w:rPr>
+      </w:pPr>
+      <w:r>
+        <w:rPr>
+          <w:rFonts w:ascii="Arial" w:hAnsi="Arial" w:cs="Arial"/>
           <w:color w:val="auto"/>
         </w:rPr>
         <w:t xml:space="preserve">Figure </w:t>
       </w:r>
       <w:r>
         <w:rPr>
+          <w:rFonts w:ascii="Arial" w:hAnsi="Arial" w:cs="Arial"/>
           <w:color w:val="auto"/>
         </w:rPr>
         <w:fldChar w:fldCharType="begin"/>
       </w:r>
       <w:r>
         <w:rPr>
+          <w:rFonts w:ascii="Arial" w:hAnsi="Arial" w:cs="Arial"/>
           <w:color w:val="auto"/>
         </w:rPr>
         <w:instrText xml:space="preserve"> SEQ Figure \* ARABIC </w:instrText>
       </w:r>
       <w:r>
         <w:rPr>
+          <w:rFonts w:ascii="Arial" w:hAnsi="Arial" w:cs="Arial"/>
           <w:color w:val="auto"/>
         </w:rPr>
         <w:fldChar w:fldCharType="separate"/>
       </w:r>
       <w:r>
         <w:rPr>
+          <w:rFonts w:ascii="Arial" w:hAnsi="Arial" w:cs="Arial"/>
           <w:noProof/>
           <w:color w:val="auto"/>
         </w:rPr>
-        <w:t>5</w:t>
-      </w:r>
-      <w:r>
-        <w:rPr>
+        <w:t>10</w:t>
+      </w:r>
+      <w:r>
+        <w:rPr>
+          <w:rFonts w:ascii="Arial" w:hAnsi="Arial" w:cs="Arial"/>
           <w:color w:val="auto"/>
         </w:rPr>
         <w:fldChar w:fldCharType="end"/>
       </w:r>
       <w:r>
         <w:rPr>
-          <w:color w:val="auto"/>
-        </w:rPr>
-        <w:t>: Driver Ranking/Coefficient Trend 2014 - 2024 British GP</w:t>
-      </w:r>
-    </w:p>
-    <w:p>
-      <w:pPr>
-        <w:keepNext/>
-        <w:spacing w:after="120" w:line="480" w:lineRule="auto"/>
-      </w:pPr>
-    </w:p>
-    <w:p>
-      <w:pPr>
-        <w:pStyle w:val="Caption"/>
-        <w:spacing w:after="120" w:line="480" w:lineRule="auto"/>
-        <w:jc w:val="center"/>
-        <w:rPr>
-          <w:color w:val="auto"/>
-        </w:rPr>
-      </w:pPr>
-      <w:r>
-        <w:rPr>
-          <w:color w:val="auto"/>
-        </w:rPr>
-        <w:t xml:space="preserve">Figure </w:t>
-      </w:r>
-      <w:r>
-        <w:rPr>
-          <w:color w:val="auto"/>
-        </w:rPr>
-        <w:fldChar w:fldCharType="begin"/>
-      </w:r>
-      <w:r>
-        <w:rPr>
-          <w:color w:val="auto"/>
-        </w:rPr>
-        <w:instrText xml:space="preserve"> SEQ Figure \* ARABIC </w:instrText>
-      </w:r>
-      <w:r>
-        <w:rPr>
-          <w:color w:val="auto"/>
-        </w:rPr>
-        <w:fldChar w:fldCharType="separate"/>
-      </w:r>
-      <w:r>
-        <w:rPr>
-          <w:noProof/>
-          <w:color w:val="auto"/>
-        </w:rPr>
-        <w:t>6</w:t>
-      </w:r>
-      <w:r>
-        <w:rPr>
-          <w:color w:val="auto"/>
-        </w:rPr>
-        <w:fldChar w:fldCharType="end"/>
-      </w:r>
-      <w:r>
-        <w:rPr>
-          <w:color w:val="auto"/>
-        </w:rPr>
-        <w:t>: Constructor Ranking/Coefficient Trend 2014 - 2024 British GP</w:t>
+          <w:rFonts w:ascii="Arial" w:hAnsi="Arial" w:cs="Arial"/>
+          <w:color w:val="auto"/>
+        </w:rPr>
+        <w:t>: Constructor Ranking/Coefficient Trend 2014 - 2024 British GP. Shaded area represents a 95% confidence interval.</w:t>
       </w:r>
     </w:p>
     <w:sectPr>
-      <w:footerReference w:type="default" r:id="rId12"/>
+      <w:footerReference w:type="default" r:id="rId29"/>
       <w:pgSz w:w="12240" w:h="15840"/>
       <w:pgMar w:top="1440" w:right="1440" w:bottom="1440" w:left="1440" w:header="720" w:footer="720" w:gutter="0"/>
       <w:cols w:space="720"/>
